--- a/task/java/week12/java2_week12_기본API_과제.docx
+++ b/task/java/week12/java2_week12_기본API_과제.docx
@@ -21195,6 +21195,886 @@
           </w:p>
           <w:p>
             <w:pPr>
+              <w:pStyle w:val="HTML"/>
+              <w:shd w:val="clear" w:color="auto" w:fill="1E1F22"/>
+              <w:rPr>
+                <w:rFonts w:ascii="Courier New" w:hAnsi="Courier New" w:cs="Courier New"/>
+                <w:color w:val="BCBEC4"/>
+                <w:sz w:val="20"/>
+                <w:szCs w:val="20"/>
+              </w:rPr>
+            </w:pPr>
+            <w:r>
+              <w:rPr>
+                <w:rFonts w:asciiTheme="minorEastAsia" w:eastAsiaTheme="minorEastAsia" w:hAnsiTheme="minorEastAsia" w:hint="eastAsia"/>
+                <w:b w:val="0"/>
+                <w:color w:val="000000"/>
+                <w:sz w:val="20"/>
+                <w:szCs w:val="20"/>
+              </w:rPr>
+              <w:t xml:space="preserve"> </w:t>
+            </w:r>
+            <w:r>
+              <w:rPr>
+                <w:rFonts w:ascii="Courier New" w:hAnsi="Courier New" w:cs="Courier New"/>
+                <w:color w:val="CF8E6D"/>
+                <w:sz w:val="20"/>
+                <w:szCs w:val="20"/>
+              </w:rPr>
+              <w:t xml:space="preserve">package </w:t>
+            </w:r>
+            <w:r>
+              <w:rPr>
+                <w:rFonts w:ascii="Courier New" w:hAnsi="Courier New" w:cs="Courier New"/>
+                <w:color w:val="BCBEC4"/>
+                <w:sz w:val="20"/>
+                <w:szCs w:val="20"/>
+              </w:rPr>
+              <w:t>practice8;</w:t>
+            </w:r>
+            <w:r>
+              <w:rPr>
+                <w:rFonts w:ascii="Courier New" w:hAnsi="Courier New" w:cs="Courier New"/>
+                <w:color w:val="BCBEC4"/>
+                <w:sz w:val="20"/>
+                <w:szCs w:val="20"/>
+              </w:rPr>
+              <w:br/>
+            </w:r>
+            <w:r>
+              <w:rPr>
+                <w:rFonts w:ascii="Courier New" w:hAnsi="Courier New" w:cs="Courier New"/>
+                <w:color w:val="BCBEC4"/>
+                <w:sz w:val="20"/>
+                <w:szCs w:val="20"/>
+              </w:rPr>
+              <w:br/>
+            </w:r>
+            <w:r>
+              <w:rPr>
+                <w:rFonts w:ascii="Courier New" w:hAnsi="Courier New" w:cs="Courier New"/>
+                <w:color w:val="CF8E6D"/>
+                <w:sz w:val="20"/>
+                <w:szCs w:val="20"/>
+              </w:rPr>
+              <w:t xml:space="preserve">public class </w:t>
+            </w:r>
+            <w:r>
+              <w:rPr>
+                <w:rFonts w:ascii="Courier New" w:hAnsi="Courier New" w:cs="Courier New"/>
+                <w:color w:val="BCBEC4"/>
+                <w:sz w:val="20"/>
+                <w:szCs w:val="20"/>
+              </w:rPr>
+              <w:t>Main {</w:t>
+            </w:r>
+            <w:r>
+              <w:rPr>
+                <w:rFonts w:ascii="Courier New" w:hAnsi="Courier New" w:cs="Courier New"/>
+                <w:color w:val="BCBEC4"/>
+                <w:sz w:val="20"/>
+                <w:szCs w:val="20"/>
+              </w:rPr>
+              <w:br/>
+              <w:t xml:space="preserve">    </w:t>
+            </w:r>
+            <w:r>
+              <w:rPr>
+                <w:rFonts w:ascii="Courier New" w:hAnsi="Courier New" w:cs="Courier New"/>
+                <w:color w:val="CF8E6D"/>
+                <w:sz w:val="20"/>
+                <w:szCs w:val="20"/>
+              </w:rPr>
+              <w:t xml:space="preserve">public static void </w:t>
+            </w:r>
+            <w:r>
+              <w:rPr>
+                <w:rFonts w:ascii="Courier New" w:hAnsi="Courier New" w:cs="Courier New"/>
+                <w:color w:val="56A8F5"/>
+                <w:sz w:val="20"/>
+                <w:szCs w:val="20"/>
+              </w:rPr>
+              <w:t>main</w:t>
+            </w:r>
+            <w:r>
+              <w:rPr>
+                <w:rFonts w:ascii="Courier New" w:hAnsi="Courier New" w:cs="Courier New"/>
+                <w:color w:val="BCBEC4"/>
+                <w:sz w:val="20"/>
+                <w:szCs w:val="20"/>
+              </w:rPr>
+              <w:t xml:space="preserve">(String[] </w:t>
+            </w:r>
+            <w:proofErr w:type="spellStart"/>
+            <w:r>
+              <w:rPr>
+                <w:rFonts w:ascii="Courier New" w:hAnsi="Courier New" w:cs="Courier New"/>
+                <w:color w:val="BCBEC4"/>
+                <w:sz w:val="20"/>
+                <w:szCs w:val="20"/>
+              </w:rPr>
+              <w:t>args</w:t>
+            </w:r>
+            <w:proofErr w:type="spellEnd"/>
+            <w:r>
+              <w:rPr>
+                <w:rFonts w:ascii="Courier New" w:hAnsi="Courier New" w:cs="Courier New"/>
+                <w:color w:val="BCBEC4"/>
+                <w:sz w:val="20"/>
+                <w:szCs w:val="20"/>
+              </w:rPr>
+              <w:t>) {</w:t>
+            </w:r>
+            <w:r>
+              <w:rPr>
+                <w:rFonts w:ascii="Courier New" w:hAnsi="Courier New" w:cs="Courier New"/>
+                <w:color w:val="BCBEC4"/>
+                <w:sz w:val="20"/>
+                <w:szCs w:val="20"/>
+              </w:rPr>
+              <w:br/>
+              <w:t xml:space="preserve">        String str = </w:t>
+            </w:r>
+            <w:r>
+              <w:rPr>
+                <w:rFonts w:ascii="Courier New" w:hAnsi="Courier New" w:cs="Courier New"/>
+                <w:color w:val="6AAB73"/>
+                <w:sz w:val="20"/>
+                <w:szCs w:val="20"/>
+              </w:rPr>
+              <w:t>"</w:t>
+            </w:r>
+            <w:proofErr w:type="spellStart"/>
+            <w:r>
+              <w:rPr>
+                <w:rFonts w:ascii="Courier New" w:hAnsi="Courier New" w:cs="Courier New"/>
+                <w:color w:val="6AAB73"/>
+                <w:sz w:val="20"/>
+                <w:szCs w:val="20"/>
+              </w:rPr>
+              <w:t>hallymbigdata</w:t>
+            </w:r>
+            <w:proofErr w:type="spellEnd"/>
+            <w:r>
+              <w:rPr>
+                <w:rFonts w:ascii="Courier New" w:hAnsi="Courier New" w:cs="Courier New"/>
+                <w:color w:val="6AAB73"/>
+                <w:sz w:val="20"/>
+                <w:szCs w:val="20"/>
+              </w:rPr>
+              <w:t>"</w:t>
+            </w:r>
+            <w:r>
+              <w:rPr>
+                <w:rFonts w:ascii="Courier New" w:hAnsi="Courier New" w:cs="Courier New"/>
+                <w:color w:val="BCBEC4"/>
+                <w:sz w:val="20"/>
+                <w:szCs w:val="20"/>
+              </w:rPr>
+              <w:t>;</w:t>
+            </w:r>
+            <w:r>
+              <w:rPr>
+                <w:rFonts w:ascii="Courier New" w:hAnsi="Courier New" w:cs="Courier New"/>
+                <w:color w:val="BCBEC4"/>
+                <w:sz w:val="20"/>
+                <w:szCs w:val="20"/>
+              </w:rPr>
+              <w:br/>
+              <w:t xml:space="preserve">        </w:t>
+            </w:r>
+            <w:r>
+              <w:rPr>
+                <w:rFonts w:ascii="Courier New" w:hAnsi="Courier New" w:cs="Courier New"/>
+                <w:color w:val="CF8E6D"/>
+                <w:sz w:val="20"/>
+                <w:szCs w:val="20"/>
+              </w:rPr>
+              <w:t xml:space="preserve">int </w:t>
+            </w:r>
+            <w:proofErr w:type="spellStart"/>
+            <w:r>
+              <w:rPr>
+                <w:rFonts w:ascii="Courier New" w:hAnsi="Courier New" w:cs="Courier New"/>
+                <w:color w:val="BCBEC4"/>
+                <w:sz w:val="20"/>
+                <w:szCs w:val="20"/>
+              </w:rPr>
+              <w:t>firstIdx</w:t>
+            </w:r>
+            <w:proofErr w:type="spellEnd"/>
+            <w:r>
+              <w:rPr>
+                <w:rFonts w:ascii="Courier New" w:hAnsi="Courier New" w:cs="Courier New"/>
+                <w:color w:val="BCBEC4"/>
+                <w:sz w:val="20"/>
+                <w:szCs w:val="20"/>
+              </w:rPr>
+              <w:t xml:space="preserve"> = </w:t>
+            </w:r>
+            <w:proofErr w:type="spellStart"/>
+            <w:r>
+              <w:rPr>
+                <w:rFonts w:ascii="Courier New" w:hAnsi="Courier New" w:cs="Courier New"/>
+                <w:color w:val="BCBEC4"/>
+                <w:sz w:val="20"/>
+                <w:szCs w:val="20"/>
+              </w:rPr>
+              <w:t>str.indexOf</w:t>
+            </w:r>
+            <w:proofErr w:type="spellEnd"/>
+            <w:r>
+              <w:rPr>
+                <w:rFonts w:ascii="Courier New" w:hAnsi="Courier New" w:cs="Courier New"/>
+                <w:color w:val="BCBEC4"/>
+                <w:sz w:val="20"/>
+                <w:szCs w:val="20"/>
+              </w:rPr>
+              <w:t>(</w:t>
+            </w:r>
+            <w:r>
+              <w:rPr>
+                <w:rFonts w:ascii="Courier New" w:hAnsi="Courier New" w:cs="Courier New"/>
+                <w:color w:val="6AAB73"/>
+                <w:sz w:val="20"/>
+                <w:szCs w:val="20"/>
+              </w:rPr>
+              <w:t>"a"</w:t>
+            </w:r>
+            <w:r>
+              <w:rPr>
+                <w:rFonts w:ascii="Courier New" w:hAnsi="Courier New" w:cs="Courier New"/>
+                <w:color w:val="BCBEC4"/>
+                <w:sz w:val="20"/>
+                <w:szCs w:val="20"/>
+              </w:rPr>
+              <w:t>);</w:t>
+            </w:r>
+            <w:r>
+              <w:rPr>
+                <w:rFonts w:ascii="Courier New" w:hAnsi="Courier New" w:cs="Courier New"/>
+                <w:color w:val="BCBEC4"/>
+                <w:sz w:val="20"/>
+                <w:szCs w:val="20"/>
+              </w:rPr>
+              <w:br/>
+              <w:t xml:space="preserve">        </w:t>
+            </w:r>
+            <w:r>
+              <w:rPr>
+                <w:rFonts w:ascii="Courier New" w:hAnsi="Courier New" w:cs="Courier New"/>
+                <w:color w:val="CF8E6D"/>
+                <w:sz w:val="20"/>
+                <w:szCs w:val="20"/>
+              </w:rPr>
+              <w:t xml:space="preserve">int </w:t>
+            </w:r>
+            <w:proofErr w:type="spellStart"/>
+            <w:r>
+              <w:rPr>
+                <w:rFonts w:ascii="Courier New" w:hAnsi="Courier New" w:cs="Courier New"/>
+                <w:color w:val="BCBEC4"/>
+                <w:sz w:val="20"/>
+                <w:szCs w:val="20"/>
+              </w:rPr>
+              <w:t>secondIdx</w:t>
+            </w:r>
+            <w:proofErr w:type="spellEnd"/>
+            <w:r>
+              <w:rPr>
+                <w:rFonts w:ascii="Courier New" w:hAnsi="Courier New" w:cs="Courier New"/>
+                <w:color w:val="BCBEC4"/>
+                <w:sz w:val="20"/>
+                <w:szCs w:val="20"/>
+              </w:rPr>
+              <w:t xml:space="preserve"> = </w:t>
+            </w:r>
+            <w:proofErr w:type="spellStart"/>
+            <w:r>
+              <w:rPr>
+                <w:rFonts w:ascii="Courier New" w:hAnsi="Courier New" w:cs="Courier New"/>
+                <w:color w:val="BCBEC4"/>
+                <w:sz w:val="20"/>
+                <w:szCs w:val="20"/>
+              </w:rPr>
+              <w:t>str.indexOf</w:t>
+            </w:r>
+            <w:proofErr w:type="spellEnd"/>
+            <w:r>
+              <w:rPr>
+                <w:rFonts w:ascii="Courier New" w:hAnsi="Courier New" w:cs="Courier New"/>
+                <w:color w:val="BCBEC4"/>
+                <w:sz w:val="20"/>
+                <w:szCs w:val="20"/>
+              </w:rPr>
+              <w:t>(</w:t>
+            </w:r>
+            <w:r>
+              <w:rPr>
+                <w:rFonts w:ascii="Courier New" w:hAnsi="Courier New" w:cs="Courier New"/>
+                <w:color w:val="6AAB73"/>
+                <w:sz w:val="20"/>
+                <w:szCs w:val="20"/>
+              </w:rPr>
+              <w:t>"a"</w:t>
+            </w:r>
+            <w:r>
+              <w:rPr>
+                <w:rFonts w:ascii="Courier New" w:hAnsi="Courier New" w:cs="Courier New"/>
+                <w:color w:val="BCBEC4"/>
+                <w:sz w:val="20"/>
+                <w:szCs w:val="20"/>
+              </w:rPr>
+              <w:t>, firstIdx+</w:t>
+            </w:r>
+            <w:r>
+              <w:rPr>
+                <w:rFonts w:ascii="Courier New" w:hAnsi="Courier New" w:cs="Courier New"/>
+                <w:color w:val="2AACB8"/>
+                <w:sz w:val="20"/>
+                <w:szCs w:val="20"/>
+              </w:rPr>
+              <w:t>1</w:t>
+            </w:r>
+            <w:r>
+              <w:rPr>
+                <w:rFonts w:ascii="Courier New" w:hAnsi="Courier New" w:cs="Courier New"/>
+                <w:color w:val="BCBEC4"/>
+                <w:sz w:val="20"/>
+                <w:szCs w:val="20"/>
+              </w:rPr>
+              <w:t>);</w:t>
+            </w:r>
+            <w:r>
+              <w:rPr>
+                <w:rFonts w:ascii="Courier New" w:hAnsi="Courier New" w:cs="Courier New"/>
+                <w:color w:val="BCBEC4"/>
+                <w:sz w:val="20"/>
+                <w:szCs w:val="20"/>
+              </w:rPr>
+              <w:br/>
+              <w:t xml:space="preserve">        String </w:t>
+            </w:r>
+            <w:proofErr w:type="spellStart"/>
+            <w:r>
+              <w:rPr>
+                <w:rFonts w:ascii="Courier New" w:hAnsi="Courier New" w:cs="Courier New"/>
+                <w:color w:val="BCBEC4"/>
+                <w:sz w:val="20"/>
+                <w:szCs w:val="20"/>
+              </w:rPr>
+              <w:t>substr</w:t>
+            </w:r>
+            <w:proofErr w:type="spellEnd"/>
+            <w:r>
+              <w:rPr>
+                <w:rFonts w:ascii="Courier New" w:hAnsi="Courier New" w:cs="Courier New"/>
+                <w:color w:val="BCBEC4"/>
+                <w:sz w:val="20"/>
+                <w:szCs w:val="20"/>
+              </w:rPr>
+              <w:t xml:space="preserve"> = </w:t>
+            </w:r>
+            <w:proofErr w:type="spellStart"/>
+            <w:r>
+              <w:rPr>
+                <w:rFonts w:ascii="Courier New" w:hAnsi="Courier New" w:cs="Courier New"/>
+                <w:color w:val="BCBEC4"/>
+                <w:sz w:val="20"/>
+                <w:szCs w:val="20"/>
+              </w:rPr>
+              <w:t>str.substring</w:t>
+            </w:r>
+            <w:proofErr w:type="spellEnd"/>
+            <w:r>
+              <w:rPr>
+                <w:rFonts w:ascii="Courier New" w:hAnsi="Courier New" w:cs="Courier New"/>
+                <w:color w:val="BCBEC4"/>
+                <w:sz w:val="20"/>
+                <w:szCs w:val="20"/>
+              </w:rPr>
+              <w:t>(firstIdx+</w:t>
+            </w:r>
+            <w:r>
+              <w:rPr>
+                <w:rFonts w:ascii="Courier New" w:hAnsi="Courier New" w:cs="Courier New"/>
+                <w:color w:val="2AACB8"/>
+                <w:sz w:val="20"/>
+                <w:szCs w:val="20"/>
+              </w:rPr>
+              <w:t>1</w:t>
+            </w:r>
+            <w:r>
+              <w:rPr>
+                <w:rFonts w:ascii="Courier New" w:hAnsi="Courier New" w:cs="Courier New"/>
+                <w:color w:val="BCBEC4"/>
+                <w:sz w:val="20"/>
+                <w:szCs w:val="20"/>
+              </w:rPr>
+              <w:t xml:space="preserve">, </w:t>
+            </w:r>
+            <w:proofErr w:type="spellStart"/>
+            <w:r>
+              <w:rPr>
+                <w:rFonts w:ascii="Courier New" w:hAnsi="Courier New" w:cs="Courier New"/>
+                <w:color w:val="BCBEC4"/>
+                <w:sz w:val="20"/>
+                <w:szCs w:val="20"/>
+              </w:rPr>
+              <w:t>secondIdx</w:t>
+            </w:r>
+            <w:proofErr w:type="spellEnd"/>
+            <w:r>
+              <w:rPr>
+                <w:rFonts w:ascii="Courier New" w:hAnsi="Courier New" w:cs="Courier New"/>
+                <w:color w:val="BCBEC4"/>
+                <w:sz w:val="20"/>
+                <w:szCs w:val="20"/>
+              </w:rPr>
+              <w:t>);</w:t>
+            </w:r>
+            <w:r>
+              <w:rPr>
+                <w:rFonts w:ascii="Courier New" w:hAnsi="Courier New" w:cs="Courier New"/>
+                <w:color w:val="BCBEC4"/>
+                <w:sz w:val="20"/>
+                <w:szCs w:val="20"/>
+              </w:rPr>
+              <w:br/>
+              <w:t xml:space="preserve">        </w:t>
+            </w:r>
+            <w:proofErr w:type="spellStart"/>
+            <w:r>
+              <w:rPr>
+                <w:rFonts w:ascii="Courier New" w:hAnsi="Courier New" w:cs="Courier New"/>
+                <w:color w:val="BCBEC4"/>
+                <w:sz w:val="20"/>
+                <w:szCs w:val="20"/>
+              </w:rPr>
+              <w:t>System.</w:t>
+            </w:r>
+            <w:r>
+              <w:rPr>
+                <w:rFonts w:ascii="Courier New" w:hAnsi="Courier New" w:cs="Courier New"/>
+                <w:i/>
+                <w:iCs/>
+                <w:color w:val="C77DBB"/>
+                <w:sz w:val="20"/>
+                <w:szCs w:val="20"/>
+              </w:rPr>
+              <w:t>out</w:t>
+            </w:r>
+            <w:r>
+              <w:rPr>
+                <w:rFonts w:ascii="Courier New" w:hAnsi="Courier New" w:cs="Courier New"/>
+                <w:color w:val="BCBEC4"/>
+                <w:sz w:val="20"/>
+                <w:szCs w:val="20"/>
+              </w:rPr>
+              <w:t>.println</w:t>
+            </w:r>
+            <w:proofErr w:type="spellEnd"/>
+            <w:r>
+              <w:rPr>
+                <w:rFonts w:ascii="Courier New" w:hAnsi="Courier New" w:cs="Courier New"/>
+                <w:color w:val="BCBEC4"/>
+                <w:sz w:val="20"/>
+                <w:szCs w:val="20"/>
+              </w:rPr>
+              <w:t>(</w:t>
+            </w:r>
+            <w:r>
+              <w:rPr>
+                <w:rFonts w:ascii="Courier New" w:hAnsi="Courier New" w:cs="Courier New"/>
+                <w:color w:val="6AAB73"/>
+                <w:sz w:val="20"/>
+                <w:szCs w:val="20"/>
+              </w:rPr>
+              <w:t xml:space="preserve">"str = " </w:t>
+            </w:r>
+            <w:r>
+              <w:rPr>
+                <w:rFonts w:ascii="Courier New" w:hAnsi="Courier New" w:cs="Courier New"/>
+                <w:color w:val="BCBEC4"/>
+                <w:sz w:val="20"/>
+                <w:szCs w:val="20"/>
+              </w:rPr>
+              <w:t>+ str);</w:t>
+            </w:r>
+            <w:r>
+              <w:rPr>
+                <w:rFonts w:ascii="Courier New" w:hAnsi="Courier New" w:cs="Courier New"/>
+                <w:color w:val="BCBEC4"/>
+                <w:sz w:val="20"/>
+                <w:szCs w:val="20"/>
+              </w:rPr>
+              <w:br/>
+              <w:t xml:space="preserve">        </w:t>
+            </w:r>
+            <w:proofErr w:type="spellStart"/>
+            <w:r>
+              <w:rPr>
+                <w:rFonts w:ascii="Courier New" w:hAnsi="Courier New" w:cs="Courier New"/>
+                <w:color w:val="BCBEC4"/>
+                <w:sz w:val="20"/>
+                <w:szCs w:val="20"/>
+              </w:rPr>
+              <w:t>System.</w:t>
+            </w:r>
+            <w:r>
+              <w:rPr>
+                <w:rFonts w:ascii="Courier New" w:hAnsi="Courier New" w:cs="Courier New"/>
+                <w:i/>
+                <w:iCs/>
+                <w:color w:val="C77DBB"/>
+                <w:sz w:val="20"/>
+                <w:szCs w:val="20"/>
+              </w:rPr>
+              <w:t>out</w:t>
+            </w:r>
+            <w:r>
+              <w:rPr>
+                <w:rFonts w:ascii="Courier New" w:hAnsi="Courier New" w:cs="Courier New"/>
+                <w:color w:val="BCBEC4"/>
+                <w:sz w:val="20"/>
+                <w:szCs w:val="20"/>
+              </w:rPr>
+              <w:t>.println</w:t>
+            </w:r>
+            <w:proofErr w:type="spellEnd"/>
+            <w:r>
+              <w:rPr>
+                <w:rFonts w:ascii="Courier New" w:hAnsi="Courier New" w:cs="Courier New"/>
+                <w:color w:val="BCBEC4"/>
+                <w:sz w:val="20"/>
+                <w:szCs w:val="20"/>
+              </w:rPr>
+              <w:t>(</w:t>
+            </w:r>
+            <w:r>
+              <w:rPr>
+                <w:rFonts w:ascii="Courier New" w:hAnsi="Courier New" w:cs="Courier New"/>
+                <w:color w:val="6AAB73"/>
+                <w:sz w:val="20"/>
+                <w:szCs w:val="20"/>
+              </w:rPr>
+              <w:t>"</w:t>
+            </w:r>
+            <w:r>
+              <w:rPr>
+                <w:rFonts w:ascii="Courier New" w:hAnsi="Courier New" w:cs="Courier New"/>
+                <w:color w:val="6AAB73"/>
+                <w:sz w:val="20"/>
+                <w:szCs w:val="20"/>
+              </w:rPr>
+              <w:t>문자</w:t>
+            </w:r>
+            <w:r>
+              <w:rPr>
+                <w:rFonts w:ascii="Courier New" w:hAnsi="Courier New" w:cs="Courier New"/>
+                <w:color w:val="6AAB73"/>
+                <w:sz w:val="20"/>
+                <w:szCs w:val="20"/>
+              </w:rPr>
+              <w:t xml:space="preserve"> a</w:t>
+            </w:r>
+            <w:r>
+              <w:rPr>
+                <w:rFonts w:ascii="Courier New" w:hAnsi="Courier New" w:cs="Courier New"/>
+                <w:color w:val="6AAB73"/>
+                <w:sz w:val="20"/>
+                <w:szCs w:val="20"/>
+              </w:rPr>
+              <w:t>에서</w:t>
+            </w:r>
+            <w:r>
+              <w:rPr>
+                <w:rFonts w:ascii="Courier New" w:hAnsi="Courier New" w:cs="Courier New"/>
+                <w:color w:val="6AAB73"/>
+                <w:sz w:val="20"/>
+                <w:szCs w:val="20"/>
+              </w:rPr>
+              <w:t xml:space="preserve"> a</w:t>
+            </w:r>
+            <w:r>
+              <w:rPr>
+                <w:rFonts w:ascii="Courier New" w:hAnsi="Courier New" w:cs="Courier New"/>
+                <w:color w:val="6AAB73"/>
+                <w:sz w:val="20"/>
+                <w:szCs w:val="20"/>
+              </w:rPr>
+              <w:t>까지의</w:t>
+            </w:r>
+            <w:r>
+              <w:rPr>
+                <w:rFonts w:ascii="Courier New" w:hAnsi="Courier New" w:cs="Courier New"/>
+                <w:color w:val="6AAB73"/>
+                <w:sz w:val="20"/>
+                <w:szCs w:val="20"/>
+              </w:rPr>
+              <w:t xml:space="preserve"> </w:t>
+            </w:r>
+            <w:r>
+              <w:rPr>
+                <w:rFonts w:ascii="Courier New" w:hAnsi="Courier New" w:cs="Courier New"/>
+                <w:color w:val="6AAB73"/>
+                <w:sz w:val="20"/>
+                <w:szCs w:val="20"/>
+              </w:rPr>
+              <w:t>문자는</w:t>
+            </w:r>
+            <w:r>
+              <w:rPr>
+                <w:rFonts w:ascii="Courier New" w:hAnsi="Courier New" w:cs="Courier New"/>
+                <w:color w:val="6AAB73"/>
+                <w:sz w:val="20"/>
+                <w:szCs w:val="20"/>
+              </w:rPr>
+              <w:t xml:space="preserve"> </w:t>
+            </w:r>
+            <w:r>
+              <w:rPr>
+                <w:rFonts w:ascii="Courier New" w:hAnsi="Courier New" w:cs="Courier New"/>
+                <w:color w:val="6AAB73"/>
+                <w:sz w:val="20"/>
+                <w:szCs w:val="20"/>
+              </w:rPr>
+              <w:t>모두</w:t>
+            </w:r>
+            <w:r>
+              <w:rPr>
+                <w:rFonts w:ascii="Courier New" w:hAnsi="Courier New" w:cs="Courier New"/>
+                <w:color w:val="6AAB73"/>
+                <w:sz w:val="20"/>
+                <w:szCs w:val="20"/>
+              </w:rPr>
+              <w:t xml:space="preserve"> " </w:t>
+            </w:r>
+            <w:r>
+              <w:rPr>
+                <w:rFonts w:ascii="Courier New" w:hAnsi="Courier New" w:cs="Courier New"/>
+                <w:color w:val="BCBEC4"/>
+                <w:sz w:val="20"/>
+                <w:szCs w:val="20"/>
+              </w:rPr>
+              <w:t xml:space="preserve">+ </w:t>
+            </w:r>
+            <w:proofErr w:type="spellStart"/>
+            <w:r>
+              <w:rPr>
+                <w:rFonts w:ascii="Courier New" w:hAnsi="Courier New" w:cs="Courier New"/>
+                <w:color w:val="BCBEC4"/>
+                <w:sz w:val="20"/>
+                <w:szCs w:val="20"/>
+              </w:rPr>
+              <w:t>substr.length</w:t>
+            </w:r>
+            <w:proofErr w:type="spellEnd"/>
+            <w:r>
+              <w:rPr>
+                <w:rFonts w:ascii="Courier New" w:hAnsi="Courier New" w:cs="Courier New"/>
+                <w:color w:val="BCBEC4"/>
+                <w:sz w:val="20"/>
+                <w:szCs w:val="20"/>
+              </w:rPr>
+              <w:t xml:space="preserve">() + </w:t>
+            </w:r>
+            <w:r>
+              <w:rPr>
+                <w:rFonts w:ascii="Courier New" w:hAnsi="Courier New" w:cs="Courier New"/>
+                <w:color w:val="6AAB73"/>
+                <w:sz w:val="20"/>
+                <w:szCs w:val="20"/>
+              </w:rPr>
+              <w:t>"</w:t>
+            </w:r>
+            <w:r>
+              <w:rPr>
+                <w:rFonts w:ascii="Courier New" w:hAnsi="Courier New" w:cs="Courier New"/>
+                <w:color w:val="6AAB73"/>
+                <w:sz w:val="20"/>
+                <w:szCs w:val="20"/>
+              </w:rPr>
+              <w:t>개</w:t>
+            </w:r>
+            <w:r>
+              <w:rPr>
+                <w:rFonts w:ascii="Courier New" w:hAnsi="Courier New" w:cs="Courier New"/>
+                <w:color w:val="6AAB73"/>
+                <w:sz w:val="20"/>
+                <w:szCs w:val="20"/>
+              </w:rPr>
+              <w:t xml:space="preserve"> </w:t>
+            </w:r>
+            <w:r>
+              <w:rPr>
+                <w:rFonts w:ascii="Courier New" w:hAnsi="Courier New" w:cs="Courier New"/>
+                <w:color w:val="6AAB73"/>
+                <w:sz w:val="20"/>
+                <w:szCs w:val="20"/>
+              </w:rPr>
+              <w:t>입니다</w:t>
+            </w:r>
+            <w:r>
+              <w:rPr>
+                <w:rFonts w:ascii="Courier New" w:hAnsi="Courier New" w:cs="Courier New"/>
+                <w:color w:val="6AAB73"/>
+                <w:sz w:val="20"/>
+                <w:szCs w:val="20"/>
+              </w:rPr>
+              <w:t>."</w:t>
+            </w:r>
+            <w:r>
+              <w:rPr>
+                <w:rFonts w:ascii="Courier New" w:hAnsi="Courier New" w:cs="Courier New"/>
+                <w:color w:val="BCBEC4"/>
+                <w:sz w:val="20"/>
+                <w:szCs w:val="20"/>
+              </w:rPr>
+              <w:t>);</w:t>
+            </w:r>
+            <w:r>
+              <w:rPr>
+                <w:rFonts w:ascii="Courier New" w:hAnsi="Courier New" w:cs="Courier New"/>
+                <w:color w:val="BCBEC4"/>
+                <w:sz w:val="20"/>
+                <w:szCs w:val="20"/>
+              </w:rPr>
+              <w:br/>
+              <w:t xml:space="preserve">        </w:t>
+            </w:r>
+            <w:proofErr w:type="spellStart"/>
+            <w:r>
+              <w:rPr>
+                <w:rFonts w:ascii="Courier New" w:hAnsi="Courier New" w:cs="Courier New"/>
+                <w:color w:val="BCBEC4"/>
+                <w:sz w:val="20"/>
+                <w:szCs w:val="20"/>
+              </w:rPr>
+              <w:t>System.</w:t>
+            </w:r>
+            <w:r>
+              <w:rPr>
+                <w:rFonts w:ascii="Courier New" w:hAnsi="Courier New" w:cs="Courier New"/>
+                <w:i/>
+                <w:iCs/>
+                <w:color w:val="C77DBB"/>
+                <w:sz w:val="20"/>
+                <w:szCs w:val="20"/>
+              </w:rPr>
+              <w:t>out</w:t>
+            </w:r>
+            <w:r>
+              <w:rPr>
+                <w:rFonts w:ascii="Courier New" w:hAnsi="Courier New" w:cs="Courier New"/>
+                <w:color w:val="BCBEC4"/>
+                <w:sz w:val="20"/>
+                <w:szCs w:val="20"/>
+              </w:rPr>
+              <w:t>.println</w:t>
+            </w:r>
+            <w:proofErr w:type="spellEnd"/>
+            <w:r>
+              <w:rPr>
+                <w:rFonts w:ascii="Courier New" w:hAnsi="Courier New" w:cs="Courier New"/>
+                <w:color w:val="BCBEC4"/>
+                <w:sz w:val="20"/>
+                <w:szCs w:val="20"/>
+              </w:rPr>
+              <w:t>(</w:t>
+            </w:r>
+            <w:r>
+              <w:rPr>
+                <w:rFonts w:ascii="Courier New" w:hAnsi="Courier New" w:cs="Courier New"/>
+                <w:color w:val="6AAB73"/>
+                <w:sz w:val="20"/>
+                <w:szCs w:val="20"/>
+              </w:rPr>
+              <w:t>"</w:t>
+            </w:r>
+            <w:proofErr w:type="spellStart"/>
+            <w:r>
+              <w:rPr>
+                <w:rFonts w:ascii="Courier New" w:hAnsi="Courier New" w:cs="Courier New"/>
+                <w:color w:val="6AAB73"/>
+                <w:sz w:val="20"/>
+                <w:szCs w:val="20"/>
+              </w:rPr>
+              <w:t>substr</w:t>
+            </w:r>
+            <w:proofErr w:type="spellEnd"/>
+            <w:r>
+              <w:rPr>
+                <w:rFonts w:ascii="Courier New" w:hAnsi="Courier New" w:cs="Courier New"/>
+                <w:color w:val="6AAB73"/>
+                <w:sz w:val="20"/>
+                <w:szCs w:val="20"/>
+              </w:rPr>
+              <w:t xml:space="preserve"> = " </w:t>
+            </w:r>
+            <w:r>
+              <w:rPr>
+                <w:rFonts w:ascii="Courier New" w:hAnsi="Courier New" w:cs="Courier New"/>
+                <w:color w:val="BCBEC4"/>
+                <w:sz w:val="20"/>
+                <w:szCs w:val="20"/>
+              </w:rPr>
+              <w:t xml:space="preserve">+ </w:t>
+            </w:r>
+            <w:proofErr w:type="spellStart"/>
+            <w:r>
+              <w:rPr>
+                <w:rFonts w:ascii="Courier New" w:hAnsi="Courier New" w:cs="Courier New"/>
+                <w:color w:val="BCBEC4"/>
+                <w:sz w:val="20"/>
+                <w:szCs w:val="20"/>
+              </w:rPr>
+              <w:t>substr</w:t>
+            </w:r>
+            <w:proofErr w:type="spellEnd"/>
+            <w:r>
+              <w:rPr>
+                <w:rFonts w:ascii="Courier New" w:hAnsi="Courier New" w:cs="Courier New"/>
+                <w:color w:val="BCBEC4"/>
+                <w:sz w:val="20"/>
+                <w:szCs w:val="20"/>
+              </w:rPr>
+              <w:t>);</w:t>
+            </w:r>
+            <w:r>
+              <w:rPr>
+                <w:rFonts w:ascii="Courier New" w:hAnsi="Courier New" w:cs="Courier New"/>
+                <w:color w:val="BCBEC4"/>
+                <w:sz w:val="20"/>
+                <w:szCs w:val="20"/>
+              </w:rPr>
+              <w:br/>
+              <w:t xml:space="preserve">  </w:t>
+            </w:r>
+            <w:proofErr w:type="gramStart"/>
+            <w:r>
+              <w:rPr>
+                <w:rFonts w:ascii="Courier New" w:hAnsi="Courier New" w:cs="Courier New"/>
+                <w:color w:val="BCBEC4"/>
+                <w:sz w:val="20"/>
+                <w:szCs w:val="20"/>
+              </w:rPr>
+              <w:t xml:space="preserve">  }</w:t>
+            </w:r>
+            <w:proofErr w:type="gramEnd"/>
+            <w:r>
+              <w:rPr>
+                <w:rFonts w:ascii="Courier New" w:hAnsi="Courier New" w:cs="Courier New"/>
+                <w:color w:val="BCBEC4"/>
+                <w:sz w:val="20"/>
+                <w:szCs w:val="20"/>
+              </w:rPr>
+              <w:br/>
+              <w:t>}</w:t>
+            </w:r>
+          </w:p>
+          <w:p>
+            <w:pPr>
               <w:pStyle w:val="aa"/>
               <w:shd w:val="clear" w:color="auto" w:fill="FFFFFF"/>
               <w:spacing w:before="0" w:beforeAutospacing="0" w:after="0" w:afterAutospacing="0"/>
@@ -21205,16 +22085,6 @@
                 <w:szCs w:val="20"/>
               </w:rPr>
             </w:pPr>
-            <w:r>
-              <w:rPr>
-                <w:rFonts w:asciiTheme="minorEastAsia" w:eastAsiaTheme="minorEastAsia" w:hAnsiTheme="minorEastAsia" w:hint="eastAsia"/>
-                <w:b w:val="0"/>
-                <w:color w:val="000000"/>
-                <w:sz w:val="20"/>
-                <w:szCs w:val="20"/>
-              </w:rPr>
-              <w:t xml:space="preserve"> </w:t>
-            </w:r>
           </w:p>
         </w:tc>
       </w:tr>
@@ -21299,6 +22169,57 @@
                 <w:szCs w:val="20"/>
               </w:rPr>
             </w:pPr>
+            <w:r>
+              <w:rPr>
+                <w:rFonts w:asciiTheme="minorEastAsia" w:hAnsiTheme="minorEastAsia"/>
+                <w:b w:val="0"/>
+                <w:noProof/>
+                <w:color w:val="000000" w:themeColor="text1"/>
+                <w:szCs w:val="20"/>
+              </w:rPr>
+              <w:lastRenderedPageBreak/>
+              <w:drawing>
+                <wp:inline distT="0" distB="0" distL="0" distR="0" wp14:anchorId="66670706" wp14:editId="123757F0">
+                  <wp:extent cx="4013200" cy="2603500"/>
+                  <wp:effectExtent l="0" t="0" r="0" b="0"/>
+                  <wp:docPr id="1153930766" name="그림 1" descr="텍스트, 스크린샷, 폰트, 소프트웨어이(가) 표시된 사진&#10;&#10;AI가 생성한 콘텐츠는 부정확할 수 있습니다."/>
+                  <wp:cNvGraphicFramePr>
+                    <a:graphicFrameLocks xmlns:a="http://schemas.openxmlformats.org/drawingml/2006/main" noChangeAspect="1"/>
+                  </wp:cNvGraphicFramePr>
+                  <a:graphic xmlns:a="http://schemas.openxmlformats.org/drawingml/2006/main">
+                    <a:graphicData uri="http://schemas.openxmlformats.org/drawingml/2006/picture">
+                      <pic:pic xmlns:pic="http://schemas.openxmlformats.org/drawingml/2006/picture">
+                        <pic:nvPicPr>
+                          <pic:cNvPr id="1153930766" name="그림 1" descr="텍스트, 스크린샷, 폰트, 소프트웨어이(가) 표시된 사진&#10;&#10;AI가 생성한 콘텐츠는 부정확할 수 있습니다."/>
+                          <pic:cNvPicPr/>
+                        </pic:nvPicPr>
+                        <pic:blipFill>
+                          <a:blip r:embed="rId35">
+                            <a:extLst>
+                              <a:ext uri="{28A0092B-C50C-407E-A947-70E740481C1C}">
+                                <a14:useLocalDpi xmlns:a14="http://schemas.microsoft.com/office/drawing/2010/main" val="0"/>
+                              </a:ext>
+                            </a:extLst>
+                          </a:blip>
+                          <a:stretch>
+                            <a:fillRect/>
+                          </a:stretch>
+                        </pic:blipFill>
+                        <pic:spPr>
+                          <a:xfrm>
+                            <a:off x="0" y="0"/>
+                            <a:ext cx="4013200" cy="2603500"/>
+                          </a:xfrm>
+                          <a:prstGeom prst="rect">
+                            <a:avLst/>
+                          </a:prstGeom>
+                        </pic:spPr>
+                      </pic:pic>
+                    </a:graphicData>
+                  </a:graphic>
+                </wp:inline>
+              </w:drawing>
+            </w:r>
           </w:p>
         </w:tc>
       </w:tr>
@@ -21607,7 +22528,7 @@
                     <pic:cNvPicPr/>
                   </pic:nvPicPr>
                   <pic:blipFill rotWithShape="1">
-                    <a:blip r:embed="rId35"/>
+                    <a:blip r:embed="rId36"/>
                     <a:srcRect t="1157"/>
                     <a:stretch/>
                   </pic:blipFill>
@@ -21725,6 +22646,956 @@
           </w:p>
           <w:p>
             <w:pPr>
+              <w:pStyle w:val="HTML"/>
+              <w:shd w:val="clear" w:color="auto" w:fill="1E1F22"/>
+              <w:rPr>
+                <w:rFonts w:ascii="Courier New" w:hAnsi="Courier New" w:cs="Courier New"/>
+                <w:color w:val="BCBEC4"/>
+                <w:sz w:val="20"/>
+                <w:szCs w:val="20"/>
+              </w:rPr>
+            </w:pPr>
+            <w:r>
+              <w:rPr>
+                <w:rFonts w:asciiTheme="minorEastAsia" w:eastAsiaTheme="minorEastAsia" w:hAnsiTheme="minorEastAsia" w:hint="eastAsia"/>
+                <w:b w:val="0"/>
+                <w:color w:val="000000"/>
+                <w:sz w:val="20"/>
+                <w:szCs w:val="20"/>
+              </w:rPr>
+              <w:t xml:space="preserve"> </w:t>
+            </w:r>
+            <w:r>
+              <w:rPr>
+                <w:rFonts w:ascii="Courier New" w:hAnsi="Courier New" w:cs="Courier New"/>
+                <w:color w:val="CF8E6D"/>
+                <w:sz w:val="20"/>
+                <w:szCs w:val="20"/>
+              </w:rPr>
+              <w:t xml:space="preserve">package </w:t>
+            </w:r>
+            <w:r>
+              <w:rPr>
+                <w:rFonts w:ascii="Courier New" w:hAnsi="Courier New" w:cs="Courier New"/>
+                <w:color w:val="BCBEC4"/>
+                <w:sz w:val="20"/>
+                <w:szCs w:val="20"/>
+              </w:rPr>
+              <w:t>practice9;</w:t>
+            </w:r>
+            <w:r>
+              <w:rPr>
+                <w:rFonts w:ascii="Courier New" w:hAnsi="Courier New" w:cs="Courier New"/>
+                <w:color w:val="BCBEC4"/>
+                <w:sz w:val="20"/>
+                <w:szCs w:val="20"/>
+              </w:rPr>
+              <w:br/>
+            </w:r>
+            <w:r>
+              <w:rPr>
+                <w:rFonts w:ascii="Courier New" w:hAnsi="Courier New" w:cs="Courier New"/>
+                <w:color w:val="BCBEC4"/>
+                <w:sz w:val="20"/>
+                <w:szCs w:val="20"/>
+              </w:rPr>
+              <w:br/>
+            </w:r>
+            <w:r>
+              <w:rPr>
+                <w:rFonts w:ascii="Courier New" w:hAnsi="Courier New" w:cs="Courier New"/>
+                <w:color w:val="CF8E6D"/>
+                <w:sz w:val="20"/>
+                <w:szCs w:val="20"/>
+              </w:rPr>
+              <w:t xml:space="preserve">import </w:t>
+            </w:r>
+            <w:proofErr w:type="spellStart"/>
+            <w:r>
+              <w:rPr>
+                <w:rFonts w:ascii="Courier New" w:hAnsi="Courier New" w:cs="Courier New"/>
+                <w:color w:val="BCBEC4"/>
+                <w:sz w:val="20"/>
+                <w:szCs w:val="20"/>
+              </w:rPr>
+              <w:t>java.util.Scanner</w:t>
+            </w:r>
+            <w:proofErr w:type="spellEnd"/>
+            <w:r>
+              <w:rPr>
+                <w:rFonts w:ascii="Courier New" w:hAnsi="Courier New" w:cs="Courier New"/>
+                <w:color w:val="BCBEC4"/>
+                <w:sz w:val="20"/>
+                <w:szCs w:val="20"/>
+              </w:rPr>
+              <w:t>;</w:t>
+            </w:r>
+            <w:r>
+              <w:rPr>
+                <w:rFonts w:ascii="Courier New" w:hAnsi="Courier New" w:cs="Courier New"/>
+                <w:color w:val="BCBEC4"/>
+                <w:sz w:val="20"/>
+                <w:szCs w:val="20"/>
+              </w:rPr>
+              <w:br/>
+            </w:r>
+            <w:r>
+              <w:rPr>
+                <w:rFonts w:ascii="Courier New" w:hAnsi="Courier New" w:cs="Courier New"/>
+                <w:color w:val="BCBEC4"/>
+                <w:sz w:val="20"/>
+                <w:szCs w:val="20"/>
+              </w:rPr>
+              <w:br/>
+            </w:r>
+            <w:r>
+              <w:rPr>
+                <w:rFonts w:ascii="Courier New" w:hAnsi="Courier New" w:cs="Courier New"/>
+                <w:color w:val="CF8E6D"/>
+                <w:sz w:val="20"/>
+                <w:szCs w:val="20"/>
+              </w:rPr>
+              <w:t xml:space="preserve">public class </w:t>
+            </w:r>
+            <w:r>
+              <w:rPr>
+                <w:rFonts w:ascii="Courier New" w:hAnsi="Courier New" w:cs="Courier New"/>
+                <w:color w:val="BCBEC4"/>
+                <w:sz w:val="20"/>
+                <w:szCs w:val="20"/>
+              </w:rPr>
+              <w:t>Main {</w:t>
+            </w:r>
+            <w:r>
+              <w:rPr>
+                <w:rFonts w:ascii="Courier New" w:hAnsi="Courier New" w:cs="Courier New"/>
+                <w:color w:val="BCBEC4"/>
+                <w:sz w:val="20"/>
+                <w:szCs w:val="20"/>
+              </w:rPr>
+              <w:br/>
+              <w:t xml:space="preserve">    </w:t>
+            </w:r>
+            <w:r>
+              <w:rPr>
+                <w:rFonts w:ascii="Courier New" w:hAnsi="Courier New" w:cs="Courier New"/>
+                <w:color w:val="CF8E6D"/>
+                <w:sz w:val="20"/>
+                <w:szCs w:val="20"/>
+              </w:rPr>
+              <w:t xml:space="preserve">public static void </w:t>
+            </w:r>
+            <w:r>
+              <w:rPr>
+                <w:rFonts w:ascii="Courier New" w:hAnsi="Courier New" w:cs="Courier New"/>
+                <w:color w:val="56A8F5"/>
+                <w:sz w:val="20"/>
+                <w:szCs w:val="20"/>
+              </w:rPr>
+              <w:t>main</w:t>
+            </w:r>
+            <w:r>
+              <w:rPr>
+                <w:rFonts w:ascii="Courier New" w:hAnsi="Courier New" w:cs="Courier New"/>
+                <w:color w:val="BCBEC4"/>
+                <w:sz w:val="20"/>
+                <w:szCs w:val="20"/>
+              </w:rPr>
+              <w:t xml:space="preserve">(String[] </w:t>
+            </w:r>
+            <w:proofErr w:type="spellStart"/>
+            <w:r>
+              <w:rPr>
+                <w:rFonts w:ascii="Courier New" w:hAnsi="Courier New" w:cs="Courier New"/>
+                <w:color w:val="BCBEC4"/>
+                <w:sz w:val="20"/>
+                <w:szCs w:val="20"/>
+              </w:rPr>
+              <w:t>args</w:t>
+            </w:r>
+            <w:proofErr w:type="spellEnd"/>
+            <w:r>
+              <w:rPr>
+                <w:rFonts w:ascii="Courier New" w:hAnsi="Courier New" w:cs="Courier New"/>
+                <w:color w:val="BCBEC4"/>
+                <w:sz w:val="20"/>
+                <w:szCs w:val="20"/>
+              </w:rPr>
+              <w:t>) {</w:t>
+            </w:r>
+            <w:r>
+              <w:rPr>
+                <w:rFonts w:ascii="Courier New" w:hAnsi="Courier New" w:cs="Courier New"/>
+                <w:color w:val="BCBEC4"/>
+                <w:sz w:val="20"/>
+                <w:szCs w:val="20"/>
+              </w:rPr>
+              <w:br/>
+              <w:t xml:space="preserve">        Scanner </w:t>
+            </w:r>
+            <w:proofErr w:type="spellStart"/>
+            <w:r>
+              <w:rPr>
+                <w:rFonts w:ascii="Courier New" w:hAnsi="Courier New" w:cs="Courier New"/>
+                <w:color w:val="BCBEC4"/>
+                <w:sz w:val="20"/>
+                <w:szCs w:val="20"/>
+              </w:rPr>
+              <w:t>sc</w:t>
+            </w:r>
+            <w:proofErr w:type="spellEnd"/>
+            <w:r>
+              <w:rPr>
+                <w:rFonts w:ascii="Courier New" w:hAnsi="Courier New" w:cs="Courier New"/>
+                <w:color w:val="BCBEC4"/>
+                <w:sz w:val="20"/>
+                <w:szCs w:val="20"/>
+              </w:rPr>
+              <w:t xml:space="preserve"> = </w:t>
+            </w:r>
+            <w:r>
+              <w:rPr>
+                <w:rFonts w:ascii="Courier New" w:hAnsi="Courier New" w:cs="Courier New"/>
+                <w:color w:val="CF8E6D"/>
+                <w:sz w:val="20"/>
+                <w:szCs w:val="20"/>
+              </w:rPr>
+              <w:t xml:space="preserve">new </w:t>
+            </w:r>
+            <w:r>
+              <w:rPr>
+                <w:rFonts w:ascii="Courier New" w:hAnsi="Courier New" w:cs="Courier New"/>
+                <w:color w:val="BCBEC4"/>
+                <w:sz w:val="20"/>
+                <w:szCs w:val="20"/>
+              </w:rPr>
+              <w:t>Scanner(System.</w:t>
+            </w:r>
+            <w:r>
+              <w:rPr>
+                <w:rFonts w:ascii="Courier New" w:hAnsi="Courier New" w:cs="Courier New"/>
+                <w:i/>
+                <w:iCs/>
+                <w:color w:val="C77DBB"/>
+                <w:sz w:val="20"/>
+                <w:szCs w:val="20"/>
+              </w:rPr>
+              <w:t>in</w:t>
+            </w:r>
+            <w:r>
+              <w:rPr>
+                <w:rFonts w:ascii="Courier New" w:hAnsi="Courier New" w:cs="Courier New"/>
+                <w:color w:val="BCBEC4"/>
+                <w:sz w:val="20"/>
+                <w:szCs w:val="20"/>
+              </w:rPr>
+              <w:t>);</w:t>
+            </w:r>
+            <w:r>
+              <w:rPr>
+                <w:rFonts w:ascii="Courier New" w:hAnsi="Courier New" w:cs="Courier New"/>
+                <w:color w:val="BCBEC4"/>
+                <w:sz w:val="20"/>
+                <w:szCs w:val="20"/>
+              </w:rPr>
+              <w:br/>
+              <w:t xml:space="preserve">        </w:t>
+            </w:r>
+            <w:r>
+              <w:rPr>
+                <w:rFonts w:ascii="Courier New" w:hAnsi="Courier New" w:cs="Courier New"/>
+                <w:color w:val="CF8E6D"/>
+                <w:sz w:val="20"/>
+                <w:szCs w:val="20"/>
+              </w:rPr>
+              <w:t>while</w:t>
+            </w:r>
+            <w:r>
+              <w:rPr>
+                <w:rFonts w:ascii="Courier New" w:hAnsi="Courier New" w:cs="Courier New"/>
+                <w:color w:val="BCBEC4"/>
+                <w:sz w:val="20"/>
+                <w:szCs w:val="20"/>
+              </w:rPr>
+              <w:t>(</w:t>
+            </w:r>
+            <w:r>
+              <w:rPr>
+                <w:rFonts w:ascii="Courier New" w:hAnsi="Courier New" w:cs="Courier New"/>
+                <w:color w:val="CF8E6D"/>
+                <w:sz w:val="20"/>
+                <w:szCs w:val="20"/>
+              </w:rPr>
+              <w:t>true</w:t>
+            </w:r>
+            <w:r>
+              <w:rPr>
+                <w:rFonts w:ascii="Courier New" w:hAnsi="Courier New" w:cs="Courier New"/>
+                <w:color w:val="BCBEC4"/>
+                <w:sz w:val="20"/>
+                <w:szCs w:val="20"/>
+              </w:rPr>
+              <w:t>){</w:t>
+            </w:r>
+            <w:r>
+              <w:rPr>
+                <w:rFonts w:ascii="Courier New" w:hAnsi="Courier New" w:cs="Courier New"/>
+                <w:color w:val="BCBEC4"/>
+                <w:sz w:val="20"/>
+                <w:szCs w:val="20"/>
+              </w:rPr>
+              <w:br/>
+              <w:t xml:space="preserve">            </w:t>
+            </w:r>
+            <w:proofErr w:type="spellStart"/>
+            <w:r>
+              <w:rPr>
+                <w:rFonts w:ascii="Courier New" w:hAnsi="Courier New" w:cs="Courier New"/>
+                <w:color w:val="BCBEC4"/>
+                <w:sz w:val="20"/>
+                <w:szCs w:val="20"/>
+              </w:rPr>
+              <w:t>System.</w:t>
+            </w:r>
+            <w:r>
+              <w:rPr>
+                <w:rFonts w:ascii="Courier New" w:hAnsi="Courier New" w:cs="Courier New"/>
+                <w:i/>
+                <w:iCs/>
+                <w:color w:val="C77DBB"/>
+                <w:sz w:val="20"/>
+                <w:szCs w:val="20"/>
+              </w:rPr>
+              <w:t>out</w:t>
+            </w:r>
+            <w:r>
+              <w:rPr>
+                <w:rFonts w:ascii="Courier New" w:hAnsi="Courier New" w:cs="Courier New"/>
+                <w:color w:val="BCBEC4"/>
+                <w:sz w:val="20"/>
+                <w:szCs w:val="20"/>
+              </w:rPr>
+              <w:t>.print</w:t>
+            </w:r>
+            <w:proofErr w:type="spellEnd"/>
+            <w:r>
+              <w:rPr>
+                <w:rFonts w:ascii="Courier New" w:hAnsi="Courier New" w:cs="Courier New"/>
+                <w:color w:val="BCBEC4"/>
+                <w:sz w:val="20"/>
+                <w:szCs w:val="20"/>
+              </w:rPr>
+              <w:t>(</w:t>
+            </w:r>
+            <w:r>
+              <w:rPr>
+                <w:rFonts w:ascii="Courier New" w:hAnsi="Courier New" w:cs="Courier New"/>
+                <w:color w:val="6AAB73"/>
+                <w:sz w:val="20"/>
+                <w:szCs w:val="20"/>
+              </w:rPr>
+              <w:t>"</w:t>
+            </w:r>
+            <w:r>
+              <w:rPr>
+                <w:rFonts w:ascii="Courier New" w:hAnsi="Courier New" w:cs="Courier New"/>
+                <w:color w:val="6AAB73"/>
+                <w:sz w:val="20"/>
+                <w:szCs w:val="20"/>
+              </w:rPr>
+              <w:t>문자열</w:t>
+            </w:r>
+            <w:r>
+              <w:rPr>
+                <w:rFonts w:ascii="Courier New" w:hAnsi="Courier New" w:cs="Courier New"/>
+                <w:color w:val="6AAB73"/>
+                <w:sz w:val="20"/>
+                <w:szCs w:val="20"/>
+              </w:rPr>
+              <w:t xml:space="preserve"> </w:t>
+            </w:r>
+            <w:r>
+              <w:rPr>
+                <w:rFonts w:ascii="Courier New" w:hAnsi="Courier New" w:cs="Courier New"/>
+                <w:color w:val="6AAB73"/>
+                <w:sz w:val="20"/>
+                <w:szCs w:val="20"/>
+              </w:rPr>
+              <w:t>입력</w:t>
+            </w:r>
+            <w:r>
+              <w:rPr>
+                <w:rFonts w:ascii="Courier New" w:hAnsi="Courier New" w:cs="Courier New"/>
+                <w:color w:val="6AAB73"/>
+                <w:sz w:val="20"/>
+                <w:szCs w:val="20"/>
+              </w:rPr>
+              <w:t xml:space="preserve"> : "</w:t>
+            </w:r>
+            <w:r>
+              <w:rPr>
+                <w:rFonts w:ascii="Courier New" w:hAnsi="Courier New" w:cs="Courier New"/>
+                <w:color w:val="BCBEC4"/>
+                <w:sz w:val="20"/>
+                <w:szCs w:val="20"/>
+              </w:rPr>
+              <w:t>);</w:t>
+            </w:r>
+            <w:r>
+              <w:rPr>
+                <w:rFonts w:ascii="Courier New" w:hAnsi="Courier New" w:cs="Courier New"/>
+                <w:color w:val="BCBEC4"/>
+                <w:sz w:val="20"/>
+                <w:szCs w:val="20"/>
+              </w:rPr>
+              <w:br/>
+              <w:t xml:space="preserve">            String s = </w:t>
+            </w:r>
+            <w:proofErr w:type="spellStart"/>
+            <w:r>
+              <w:rPr>
+                <w:rFonts w:ascii="Courier New" w:hAnsi="Courier New" w:cs="Courier New"/>
+                <w:color w:val="BCBEC4"/>
+                <w:sz w:val="20"/>
+                <w:szCs w:val="20"/>
+              </w:rPr>
+              <w:t>sc.next</w:t>
+            </w:r>
+            <w:proofErr w:type="spellEnd"/>
+            <w:r>
+              <w:rPr>
+                <w:rFonts w:ascii="Courier New" w:hAnsi="Courier New" w:cs="Courier New"/>
+                <w:color w:val="BCBEC4"/>
+                <w:sz w:val="20"/>
+                <w:szCs w:val="20"/>
+              </w:rPr>
+              <w:t>();</w:t>
+            </w:r>
+            <w:r>
+              <w:rPr>
+                <w:rFonts w:ascii="Courier New" w:hAnsi="Courier New" w:cs="Courier New"/>
+                <w:color w:val="BCBEC4"/>
+                <w:sz w:val="20"/>
+                <w:szCs w:val="20"/>
+              </w:rPr>
+              <w:br/>
+            </w:r>
+            <w:r>
+              <w:rPr>
+                <w:rFonts w:ascii="Courier New" w:hAnsi="Courier New" w:cs="Courier New"/>
+                <w:color w:val="BCBEC4"/>
+                <w:sz w:val="20"/>
+                <w:szCs w:val="20"/>
+              </w:rPr>
+              <w:br/>
+              <w:t xml:space="preserve">            </w:t>
+            </w:r>
+            <w:r>
+              <w:rPr>
+                <w:rFonts w:ascii="Courier New" w:hAnsi="Courier New" w:cs="Courier New"/>
+                <w:color w:val="CF8E6D"/>
+                <w:sz w:val="20"/>
+                <w:szCs w:val="20"/>
+              </w:rPr>
+              <w:t>if</w:t>
+            </w:r>
+            <w:r>
+              <w:rPr>
+                <w:rFonts w:ascii="Courier New" w:hAnsi="Courier New" w:cs="Courier New"/>
+                <w:color w:val="BCBEC4"/>
+                <w:sz w:val="20"/>
+                <w:szCs w:val="20"/>
+              </w:rPr>
+              <w:t>(</w:t>
+            </w:r>
+            <w:proofErr w:type="spellStart"/>
+            <w:r>
+              <w:rPr>
+                <w:rFonts w:ascii="Courier New" w:hAnsi="Courier New" w:cs="Courier New"/>
+                <w:color w:val="BCBEC4"/>
+                <w:sz w:val="20"/>
+                <w:szCs w:val="20"/>
+              </w:rPr>
+              <w:t>s.equals</w:t>
+            </w:r>
+            <w:proofErr w:type="spellEnd"/>
+            <w:r>
+              <w:rPr>
+                <w:rFonts w:ascii="Courier New" w:hAnsi="Courier New" w:cs="Courier New"/>
+                <w:color w:val="BCBEC4"/>
+                <w:sz w:val="20"/>
+                <w:szCs w:val="20"/>
+              </w:rPr>
+              <w:t>(</w:t>
+            </w:r>
+            <w:r>
+              <w:rPr>
+                <w:rFonts w:ascii="Courier New" w:hAnsi="Courier New" w:cs="Courier New"/>
+                <w:color w:val="6AAB73"/>
+                <w:sz w:val="20"/>
+                <w:szCs w:val="20"/>
+              </w:rPr>
+              <w:t>"finish"</w:t>
+            </w:r>
+            <w:r>
+              <w:rPr>
+                <w:rFonts w:ascii="Courier New" w:hAnsi="Courier New" w:cs="Courier New"/>
+                <w:color w:val="BCBEC4"/>
+                <w:sz w:val="20"/>
+                <w:szCs w:val="20"/>
+              </w:rPr>
+              <w:t>)){</w:t>
+            </w:r>
+            <w:r>
+              <w:rPr>
+                <w:rFonts w:ascii="Courier New" w:hAnsi="Courier New" w:cs="Courier New"/>
+                <w:color w:val="BCBEC4"/>
+                <w:sz w:val="20"/>
+                <w:szCs w:val="20"/>
+              </w:rPr>
+              <w:br/>
+              <w:t xml:space="preserve">                </w:t>
+            </w:r>
+            <w:r>
+              <w:rPr>
+                <w:rFonts w:ascii="Courier New" w:hAnsi="Courier New" w:cs="Courier New"/>
+                <w:color w:val="CF8E6D"/>
+                <w:sz w:val="20"/>
+                <w:szCs w:val="20"/>
+              </w:rPr>
+              <w:t>break</w:t>
+            </w:r>
+            <w:r>
+              <w:rPr>
+                <w:rFonts w:ascii="Courier New" w:hAnsi="Courier New" w:cs="Courier New"/>
+                <w:color w:val="BCBEC4"/>
+                <w:sz w:val="20"/>
+                <w:szCs w:val="20"/>
+              </w:rPr>
+              <w:t>;</w:t>
+            </w:r>
+            <w:r>
+              <w:rPr>
+                <w:rFonts w:ascii="Courier New" w:hAnsi="Courier New" w:cs="Courier New"/>
+                <w:color w:val="BCBEC4"/>
+                <w:sz w:val="20"/>
+                <w:szCs w:val="20"/>
+              </w:rPr>
+              <w:br/>
+              <w:t xml:space="preserve">            }</w:t>
+            </w:r>
+            <w:r>
+              <w:rPr>
+                <w:rFonts w:ascii="Courier New" w:hAnsi="Courier New" w:cs="Courier New"/>
+                <w:color w:val="BCBEC4"/>
+                <w:sz w:val="20"/>
+                <w:szCs w:val="20"/>
+              </w:rPr>
+              <w:br/>
+            </w:r>
+            <w:r>
+              <w:rPr>
+                <w:rFonts w:ascii="Courier New" w:hAnsi="Courier New" w:cs="Courier New"/>
+                <w:color w:val="BCBEC4"/>
+                <w:sz w:val="20"/>
+                <w:szCs w:val="20"/>
+              </w:rPr>
+              <w:br/>
+              <w:t xml:space="preserve">            </w:t>
+            </w:r>
+            <w:r>
+              <w:rPr>
+                <w:rFonts w:ascii="Courier New" w:hAnsi="Courier New" w:cs="Courier New"/>
+                <w:color w:val="7A7E85"/>
+                <w:sz w:val="20"/>
+                <w:szCs w:val="20"/>
+              </w:rPr>
+              <w:t>// reverse</w:t>
+            </w:r>
+            <w:r>
+              <w:rPr>
+                <w:rFonts w:ascii="Courier New" w:hAnsi="Courier New" w:cs="Courier New"/>
+                <w:color w:val="7A7E85"/>
+                <w:sz w:val="20"/>
+                <w:szCs w:val="20"/>
+              </w:rPr>
+              <w:br/>
+              <w:t xml:space="preserve">            </w:t>
+            </w:r>
+            <w:proofErr w:type="spellStart"/>
+            <w:r>
+              <w:rPr>
+                <w:rFonts w:ascii="Courier New" w:hAnsi="Courier New" w:cs="Courier New"/>
+                <w:color w:val="BCBEC4"/>
+                <w:sz w:val="20"/>
+                <w:szCs w:val="20"/>
+              </w:rPr>
+              <w:t>StringBuffer</w:t>
+            </w:r>
+            <w:proofErr w:type="spellEnd"/>
+            <w:r>
+              <w:rPr>
+                <w:rFonts w:ascii="Courier New" w:hAnsi="Courier New" w:cs="Courier New"/>
+                <w:color w:val="BCBEC4"/>
+                <w:sz w:val="20"/>
+                <w:szCs w:val="20"/>
+              </w:rPr>
+              <w:t xml:space="preserve"> sb = </w:t>
+            </w:r>
+            <w:r>
+              <w:rPr>
+                <w:rFonts w:ascii="Courier New" w:hAnsi="Courier New" w:cs="Courier New"/>
+                <w:color w:val="CF8E6D"/>
+                <w:sz w:val="20"/>
+                <w:szCs w:val="20"/>
+              </w:rPr>
+              <w:t xml:space="preserve">new </w:t>
+            </w:r>
+            <w:proofErr w:type="spellStart"/>
+            <w:r>
+              <w:rPr>
+                <w:rFonts w:ascii="Courier New" w:hAnsi="Courier New" w:cs="Courier New"/>
+                <w:color w:val="BCBEC4"/>
+                <w:sz w:val="20"/>
+                <w:szCs w:val="20"/>
+              </w:rPr>
+              <w:t>StringBuffer</w:t>
+            </w:r>
+            <w:proofErr w:type="spellEnd"/>
+            <w:r>
+              <w:rPr>
+                <w:rFonts w:ascii="Courier New" w:hAnsi="Courier New" w:cs="Courier New"/>
+                <w:color w:val="BCBEC4"/>
+                <w:sz w:val="20"/>
+                <w:szCs w:val="20"/>
+              </w:rPr>
+              <w:t>(s);</w:t>
+            </w:r>
+            <w:r>
+              <w:rPr>
+                <w:rFonts w:ascii="Courier New" w:hAnsi="Courier New" w:cs="Courier New"/>
+                <w:color w:val="BCBEC4"/>
+                <w:sz w:val="20"/>
+                <w:szCs w:val="20"/>
+              </w:rPr>
+              <w:br/>
+              <w:t xml:space="preserve">            String </w:t>
+            </w:r>
+            <w:proofErr w:type="spellStart"/>
+            <w:r>
+              <w:rPr>
+                <w:rFonts w:ascii="Courier New" w:hAnsi="Courier New" w:cs="Courier New"/>
+                <w:color w:val="BCBEC4"/>
+                <w:sz w:val="20"/>
+                <w:szCs w:val="20"/>
+              </w:rPr>
+              <w:t>reversedStr</w:t>
+            </w:r>
+            <w:proofErr w:type="spellEnd"/>
+            <w:r>
+              <w:rPr>
+                <w:rFonts w:ascii="Courier New" w:hAnsi="Courier New" w:cs="Courier New"/>
+                <w:color w:val="BCBEC4"/>
+                <w:sz w:val="20"/>
+                <w:szCs w:val="20"/>
+              </w:rPr>
+              <w:t xml:space="preserve"> = </w:t>
+            </w:r>
+            <w:proofErr w:type="spellStart"/>
+            <w:r>
+              <w:rPr>
+                <w:rFonts w:ascii="Courier New" w:hAnsi="Courier New" w:cs="Courier New"/>
+                <w:color w:val="BCBEC4"/>
+                <w:sz w:val="20"/>
+                <w:szCs w:val="20"/>
+              </w:rPr>
+              <w:t>sb.reverse</w:t>
+            </w:r>
+            <w:proofErr w:type="spellEnd"/>
+            <w:r>
+              <w:rPr>
+                <w:rFonts w:ascii="Courier New" w:hAnsi="Courier New" w:cs="Courier New"/>
+                <w:color w:val="BCBEC4"/>
+                <w:sz w:val="20"/>
+                <w:szCs w:val="20"/>
+              </w:rPr>
+              <w:t>().</w:t>
+            </w:r>
+            <w:proofErr w:type="spellStart"/>
+            <w:r>
+              <w:rPr>
+                <w:rFonts w:ascii="Courier New" w:hAnsi="Courier New" w:cs="Courier New"/>
+                <w:color w:val="BCBEC4"/>
+                <w:sz w:val="20"/>
+                <w:szCs w:val="20"/>
+              </w:rPr>
+              <w:t>toString</w:t>
+            </w:r>
+            <w:proofErr w:type="spellEnd"/>
+            <w:r>
+              <w:rPr>
+                <w:rFonts w:ascii="Courier New" w:hAnsi="Courier New" w:cs="Courier New"/>
+                <w:color w:val="BCBEC4"/>
+                <w:sz w:val="20"/>
+                <w:szCs w:val="20"/>
+              </w:rPr>
+              <w:t>();</w:t>
+            </w:r>
+            <w:r>
+              <w:rPr>
+                <w:rFonts w:ascii="Courier New" w:hAnsi="Courier New" w:cs="Courier New"/>
+                <w:color w:val="BCBEC4"/>
+                <w:sz w:val="20"/>
+                <w:szCs w:val="20"/>
+              </w:rPr>
+              <w:br/>
+              <w:t xml:space="preserve">            </w:t>
+            </w:r>
+            <w:proofErr w:type="spellStart"/>
+            <w:r>
+              <w:rPr>
+                <w:rFonts w:ascii="Courier New" w:hAnsi="Courier New" w:cs="Courier New"/>
+                <w:color w:val="BCBEC4"/>
+                <w:sz w:val="20"/>
+                <w:szCs w:val="20"/>
+              </w:rPr>
+              <w:t>System.</w:t>
+            </w:r>
+            <w:r>
+              <w:rPr>
+                <w:rFonts w:ascii="Courier New" w:hAnsi="Courier New" w:cs="Courier New"/>
+                <w:i/>
+                <w:iCs/>
+                <w:color w:val="C77DBB"/>
+                <w:sz w:val="20"/>
+                <w:szCs w:val="20"/>
+              </w:rPr>
+              <w:t>out</w:t>
+            </w:r>
+            <w:r>
+              <w:rPr>
+                <w:rFonts w:ascii="Courier New" w:hAnsi="Courier New" w:cs="Courier New"/>
+                <w:color w:val="BCBEC4"/>
+                <w:sz w:val="20"/>
+                <w:szCs w:val="20"/>
+              </w:rPr>
+              <w:t>.println</w:t>
+            </w:r>
+            <w:proofErr w:type="spellEnd"/>
+            <w:r>
+              <w:rPr>
+                <w:rFonts w:ascii="Courier New" w:hAnsi="Courier New" w:cs="Courier New"/>
+                <w:color w:val="BCBEC4"/>
+                <w:sz w:val="20"/>
+                <w:szCs w:val="20"/>
+              </w:rPr>
+              <w:t xml:space="preserve">(s + </w:t>
+            </w:r>
+            <w:r>
+              <w:rPr>
+                <w:rFonts w:ascii="Courier New" w:hAnsi="Courier New" w:cs="Courier New"/>
+                <w:color w:val="6AAB73"/>
+                <w:sz w:val="20"/>
+                <w:szCs w:val="20"/>
+              </w:rPr>
+              <w:t xml:space="preserve">" =&gt; (reverse)" </w:t>
+            </w:r>
+            <w:r>
+              <w:rPr>
+                <w:rFonts w:ascii="Courier New" w:hAnsi="Courier New" w:cs="Courier New"/>
+                <w:color w:val="BCBEC4"/>
+                <w:sz w:val="20"/>
+                <w:szCs w:val="20"/>
+              </w:rPr>
+              <w:t xml:space="preserve">+ </w:t>
+            </w:r>
+            <w:proofErr w:type="spellStart"/>
+            <w:r>
+              <w:rPr>
+                <w:rFonts w:ascii="Courier New" w:hAnsi="Courier New" w:cs="Courier New"/>
+                <w:color w:val="BCBEC4"/>
+                <w:sz w:val="20"/>
+                <w:szCs w:val="20"/>
+              </w:rPr>
+              <w:t>reversedStr</w:t>
+            </w:r>
+            <w:proofErr w:type="spellEnd"/>
+            <w:r>
+              <w:rPr>
+                <w:rFonts w:ascii="Courier New" w:hAnsi="Courier New" w:cs="Courier New"/>
+                <w:color w:val="BCBEC4"/>
+                <w:sz w:val="20"/>
+                <w:szCs w:val="20"/>
+              </w:rPr>
+              <w:t>);</w:t>
+            </w:r>
+            <w:r>
+              <w:rPr>
+                <w:rFonts w:ascii="Courier New" w:hAnsi="Courier New" w:cs="Courier New"/>
+                <w:color w:val="BCBEC4"/>
+                <w:sz w:val="20"/>
+                <w:szCs w:val="20"/>
+              </w:rPr>
+              <w:br/>
+              <w:t xml:space="preserve">        }</w:t>
+            </w:r>
+            <w:r>
+              <w:rPr>
+                <w:rFonts w:ascii="Courier New" w:hAnsi="Courier New" w:cs="Courier New"/>
+                <w:color w:val="BCBEC4"/>
+                <w:sz w:val="20"/>
+                <w:szCs w:val="20"/>
+              </w:rPr>
+              <w:br/>
+              <w:t xml:space="preserve">        </w:t>
+            </w:r>
+            <w:proofErr w:type="spellStart"/>
+            <w:r>
+              <w:rPr>
+                <w:rFonts w:ascii="Courier New" w:hAnsi="Courier New" w:cs="Courier New"/>
+                <w:color w:val="BCBEC4"/>
+                <w:sz w:val="20"/>
+                <w:szCs w:val="20"/>
+              </w:rPr>
+              <w:t>sc.close</w:t>
+            </w:r>
+            <w:proofErr w:type="spellEnd"/>
+            <w:r>
+              <w:rPr>
+                <w:rFonts w:ascii="Courier New" w:hAnsi="Courier New" w:cs="Courier New"/>
+                <w:color w:val="BCBEC4"/>
+                <w:sz w:val="20"/>
+                <w:szCs w:val="20"/>
+              </w:rPr>
+              <w:t>();</w:t>
+            </w:r>
+            <w:r>
+              <w:rPr>
+                <w:rFonts w:ascii="Courier New" w:hAnsi="Courier New" w:cs="Courier New"/>
+                <w:color w:val="BCBEC4"/>
+                <w:sz w:val="20"/>
+                <w:szCs w:val="20"/>
+              </w:rPr>
+              <w:br/>
+              <w:t xml:space="preserve">        </w:t>
+            </w:r>
+            <w:proofErr w:type="spellStart"/>
+            <w:r>
+              <w:rPr>
+                <w:rFonts w:ascii="Courier New" w:hAnsi="Courier New" w:cs="Courier New"/>
+                <w:color w:val="BCBEC4"/>
+                <w:sz w:val="20"/>
+                <w:szCs w:val="20"/>
+              </w:rPr>
+              <w:t>System.</w:t>
+            </w:r>
+            <w:r>
+              <w:rPr>
+                <w:rFonts w:ascii="Courier New" w:hAnsi="Courier New" w:cs="Courier New"/>
+                <w:i/>
+                <w:iCs/>
+                <w:color w:val="C77DBB"/>
+                <w:sz w:val="20"/>
+                <w:szCs w:val="20"/>
+              </w:rPr>
+              <w:t>out</w:t>
+            </w:r>
+            <w:r>
+              <w:rPr>
+                <w:rFonts w:ascii="Courier New" w:hAnsi="Courier New" w:cs="Courier New"/>
+                <w:color w:val="BCBEC4"/>
+                <w:sz w:val="20"/>
+                <w:szCs w:val="20"/>
+              </w:rPr>
+              <w:t>.println</w:t>
+            </w:r>
+            <w:proofErr w:type="spellEnd"/>
+            <w:r>
+              <w:rPr>
+                <w:rFonts w:ascii="Courier New" w:hAnsi="Courier New" w:cs="Courier New"/>
+                <w:color w:val="BCBEC4"/>
+                <w:sz w:val="20"/>
+                <w:szCs w:val="20"/>
+              </w:rPr>
+              <w:t>(</w:t>
+            </w:r>
+            <w:r>
+              <w:rPr>
+                <w:rFonts w:ascii="Courier New" w:hAnsi="Courier New" w:cs="Courier New"/>
+                <w:color w:val="6AAB73"/>
+                <w:sz w:val="20"/>
+                <w:szCs w:val="20"/>
+              </w:rPr>
+              <w:t>"</w:t>
+            </w:r>
+            <w:r>
+              <w:rPr>
+                <w:rFonts w:ascii="Courier New" w:hAnsi="Courier New" w:cs="Courier New"/>
+                <w:color w:val="6AAB73"/>
+                <w:sz w:val="20"/>
+                <w:szCs w:val="20"/>
+              </w:rPr>
+              <w:t>프로그램</w:t>
+            </w:r>
+            <w:r>
+              <w:rPr>
+                <w:rFonts w:ascii="Courier New" w:hAnsi="Courier New" w:cs="Courier New"/>
+                <w:color w:val="6AAB73"/>
+                <w:sz w:val="20"/>
+                <w:szCs w:val="20"/>
+              </w:rPr>
+              <w:t xml:space="preserve"> </w:t>
+            </w:r>
+            <w:r>
+              <w:rPr>
+                <w:rFonts w:ascii="Courier New" w:hAnsi="Courier New" w:cs="Courier New"/>
+                <w:color w:val="6AAB73"/>
+                <w:sz w:val="20"/>
+                <w:szCs w:val="20"/>
+              </w:rPr>
+              <w:t>종료</w:t>
+            </w:r>
+            <w:r>
+              <w:rPr>
+                <w:rFonts w:ascii="Courier New" w:hAnsi="Courier New" w:cs="Courier New"/>
+                <w:color w:val="6AAB73"/>
+                <w:sz w:val="20"/>
+                <w:szCs w:val="20"/>
+              </w:rPr>
+              <w:t>"</w:t>
+            </w:r>
+            <w:r>
+              <w:rPr>
+                <w:rFonts w:ascii="Courier New" w:hAnsi="Courier New" w:cs="Courier New"/>
+                <w:color w:val="BCBEC4"/>
+                <w:sz w:val="20"/>
+                <w:szCs w:val="20"/>
+              </w:rPr>
+              <w:t>);</w:t>
+            </w:r>
+            <w:r>
+              <w:rPr>
+                <w:rFonts w:ascii="Courier New" w:hAnsi="Courier New" w:cs="Courier New"/>
+                <w:color w:val="BCBEC4"/>
+                <w:sz w:val="20"/>
+                <w:szCs w:val="20"/>
+              </w:rPr>
+              <w:br/>
+              <w:t xml:space="preserve">    }</w:t>
+            </w:r>
+            <w:r>
+              <w:rPr>
+                <w:rFonts w:ascii="Courier New" w:hAnsi="Courier New" w:cs="Courier New"/>
+                <w:color w:val="BCBEC4"/>
+                <w:sz w:val="20"/>
+                <w:szCs w:val="20"/>
+              </w:rPr>
+              <w:br/>
+              <w:t>}</w:t>
+            </w:r>
+          </w:p>
+          <w:p>
+            <w:pPr>
               <w:pStyle w:val="aa"/>
               <w:shd w:val="clear" w:color="auto" w:fill="FFFFFF"/>
               <w:spacing w:before="0" w:beforeAutospacing="0" w:after="0" w:afterAutospacing="0"/>
@@ -21735,16 +23606,6 @@
                 <w:szCs w:val="20"/>
               </w:rPr>
             </w:pPr>
-            <w:r>
-              <w:rPr>
-                <w:rFonts w:asciiTheme="minorEastAsia" w:eastAsiaTheme="minorEastAsia" w:hAnsiTheme="minorEastAsia" w:hint="eastAsia"/>
-                <w:b w:val="0"/>
-                <w:color w:val="000000"/>
-                <w:sz w:val="20"/>
-                <w:szCs w:val="20"/>
-              </w:rPr>
-              <w:t xml:space="preserve"> </w:t>
-            </w:r>
           </w:p>
         </w:tc>
       </w:tr>
@@ -21830,6 +23691,56 @@
                 <w:szCs w:val="20"/>
               </w:rPr>
             </w:pPr>
+            <w:r>
+              <w:rPr>
+                <w:rFonts w:asciiTheme="minorEastAsia" w:hAnsiTheme="minorEastAsia"/>
+                <w:b w:val="0"/>
+                <w:noProof/>
+                <w:color w:val="000000" w:themeColor="text1"/>
+                <w:szCs w:val="20"/>
+              </w:rPr>
+              <w:drawing>
+                <wp:inline distT="0" distB="0" distL="0" distR="0" wp14:anchorId="664F5B29" wp14:editId="534EC7D2">
+                  <wp:extent cx="3416300" cy="3454400"/>
+                  <wp:effectExtent l="0" t="0" r="0" b="0"/>
+                  <wp:docPr id="411155044" name="그림 2" descr="텍스트, 스크린샷, 폰트, 소프트웨어이(가) 표시된 사진&#10;&#10;AI가 생성한 콘텐츠는 부정확할 수 있습니다."/>
+                  <wp:cNvGraphicFramePr>
+                    <a:graphicFrameLocks xmlns:a="http://schemas.openxmlformats.org/drawingml/2006/main" noChangeAspect="1"/>
+                  </wp:cNvGraphicFramePr>
+                  <a:graphic xmlns:a="http://schemas.openxmlformats.org/drawingml/2006/main">
+                    <a:graphicData uri="http://schemas.openxmlformats.org/drawingml/2006/picture">
+                      <pic:pic xmlns:pic="http://schemas.openxmlformats.org/drawingml/2006/picture">
+                        <pic:nvPicPr>
+                          <pic:cNvPr id="411155044" name="그림 2" descr="텍스트, 스크린샷, 폰트, 소프트웨어이(가) 표시된 사진&#10;&#10;AI가 생성한 콘텐츠는 부정확할 수 있습니다."/>
+                          <pic:cNvPicPr/>
+                        </pic:nvPicPr>
+                        <pic:blipFill>
+                          <a:blip r:embed="rId37">
+                            <a:extLst>
+                              <a:ext uri="{28A0092B-C50C-407E-A947-70E740481C1C}">
+                                <a14:useLocalDpi xmlns:a14="http://schemas.microsoft.com/office/drawing/2010/main" val="0"/>
+                              </a:ext>
+                            </a:extLst>
+                          </a:blip>
+                          <a:stretch>
+                            <a:fillRect/>
+                          </a:stretch>
+                        </pic:blipFill>
+                        <pic:spPr>
+                          <a:xfrm>
+                            <a:off x="0" y="0"/>
+                            <a:ext cx="3416300" cy="3454400"/>
+                          </a:xfrm>
+                          <a:prstGeom prst="rect">
+                            <a:avLst/>
+                          </a:prstGeom>
+                        </pic:spPr>
+                      </pic:pic>
+                    </a:graphicData>
+                  </a:graphic>
+                </wp:inline>
+              </w:drawing>
+            </w:r>
           </w:p>
         </w:tc>
       </w:tr>
@@ -22086,7 +23997,7 @@
                     <pic:cNvPicPr/>
                   </pic:nvPicPr>
                   <pic:blipFill>
-                    <a:blip r:embed="rId36"/>
+                    <a:blip r:embed="rId38"/>
                     <a:stretch>
                       <a:fillRect/>
                     </a:stretch>
@@ -22198,6 +24109,1284 @@
           </w:p>
           <w:p>
             <w:pPr>
+              <w:pStyle w:val="HTML"/>
+              <w:shd w:val="clear" w:color="auto" w:fill="1E1F22"/>
+              <w:rPr>
+                <w:rFonts w:ascii="Courier New" w:hAnsi="Courier New" w:cs="Courier New"/>
+                <w:color w:val="BCBEC4"/>
+                <w:sz w:val="20"/>
+                <w:szCs w:val="20"/>
+              </w:rPr>
+            </w:pPr>
+            <w:r>
+              <w:rPr>
+                <w:rFonts w:ascii="Courier New" w:hAnsi="Courier New" w:cs="Courier New"/>
+                <w:color w:val="CF8E6D"/>
+                <w:sz w:val="20"/>
+                <w:szCs w:val="20"/>
+              </w:rPr>
+              <w:t xml:space="preserve">package </w:t>
+            </w:r>
+            <w:r>
+              <w:rPr>
+                <w:rFonts w:ascii="Courier New" w:hAnsi="Courier New" w:cs="Courier New"/>
+                <w:color w:val="BCBEC4"/>
+                <w:sz w:val="20"/>
+                <w:szCs w:val="20"/>
+              </w:rPr>
+              <w:t>practice10;</w:t>
+            </w:r>
+            <w:r>
+              <w:rPr>
+                <w:rFonts w:ascii="Courier New" w:hAnsi="Courier New" w:cs="Courier New"/>
+                <w:color w:val="BCBEC4"/>
+                <w:sz w:val="20"/>
+                <w:szCs w:val="20"/>
+              </w:rPr>
+              <w:br/>
+            </w:r>
+            <w:r>
+              <w:rPr>
+                <w:rFonts w:ascii="Courier New" w:hAnsi="Courier New" w:cs="Courier New"/>
+                <w:color w:val="BCBEC4"/>
+                <w:sz w:val="20"/>
+                <w:szCs w:val="20"/>
+              </w:rPr>
+              <w:br/>
+            </w:r>
+            <w:r>
+              <w:rPr>
+                <w:rFonts w:ascii="Courier New" w:hAnsi="Courier New" w:cs="Courier New"/>
+                <w:color w:val="CF8E6D"/>
+                <w:sz w:val="20"/>
+                <w:szCs w:val="20"/>
+              </w:rPr>
+              <w:t xml:space="preserve">import </w:t>
+            </w:r>
+            <w:proofErr w:type="spellStart"/>
+            <w:r>
+              <w:rPr>
+                <w:rFonts w:ascii="Courier New" w:hAnsi="Courier New" w:cs="Courier New"/>
+                <w:color w:val="BCBEC4"/>
+                <w:sz w:val="20"/>
+                <w:szCs w:val="20"/>
+              </w:rPr>
+              <w:t>java.util.Scanner</w:t>
+            </w:r>
+            <w:proofErr w:type="spellEnd"/>
+            <w:r>
+              <w:rPr>
+                <w:rFonts w:ascii="Courier New" w:hAnsi="Courier New" w:cs="Courier New"/>
+                <w:color w:val="BCBEC4"/>
+                <w:sz w:val="20"/>
+                <w:szCs w:val="20"/>
+              </w:rPr>
+              <w:t>;</w:t>
+            </w:r>
+            <w:r>
+              <w:rPr>
+                <w:rFonts w:ascii="Courier New" w:hAnsi="Courier New" w:cs="Courier New"/>
+                <w:color w:val="BCBEC4"/>
+                <w:sz w:val="20"/>
+                <w:szCs w:val="20"/>
+              </w:rPr>
+              <w:br/>
+            </w:r>
+            <w:r>
+              <w:rPr>
+                <w:rFonts w:ascii="Courier New" w:hAnsi="Courier New" w:cs="Courier New"/>
+                <w:color w:val="BCBEC4"/>
+                <w:sz w:val="20"/>
+                <w:szCs w:val="20"/>
+              </w:rPr>
+              <w:br/>
+            </w:r>
+            <w:r>
+              <w:rPr>
+                <w:rFonts w:ascii="Courier New" w:hAnsi="Courier New" w:cs="Courier New"/>
+                <w:color w:val="CF8E6D"/>
+                <w:sz w:val="20"/>
+                <w:szCs w:val="20"/>
+              </w:rPr>
+              <w:t xml:space="preserve">public class </w:t>
+            </w:r>
+            <w:r>
+              <w:rPr>
+                <w:rFonts w:ascii="Courier New" w:hAnsi="Courier New" w:cs="Courier New"/>
+                <w:color w:val="BCBEC4"/>
+                <w:sz w:val="20"/>
+                <w:szCs w:val="20"/>
+              </w:rPr>
+              <w:t>Main {</w:t>
+            </w:r>
+            <w:r>
+              <w:rPr>
+                <w:rFonts w:ascii="Courier New" w:hAnsi="Courier New" w:cs="Courier New"/>
+                <w:color w:val="BCBEC4"/>
+                <w:sz w:val="20"/>
+                <w:szCs w:val="20"/>
+              </w:rPr>
+              <w:br/>
+              <w:t xml:space="preserve">    </w:t>
+            </w:r>
+            <w:r>
+              <w:rPr>
+                <w:rFonts w:ascii="Courier New" w:hAnsi="Courier New" w:cs="Courier New"/>
+                <w:color w:val="CF8E6D"/>
+                <w:sz w:val="20"/>
+                <w:szCs w:val="20"/>
+              </w:rPr>
+              <w:t xml:space="preserve">public static void </w:t>
+            </w:r>
+            <w:r>
+              <w:rPr>
+                <w:rFonts w:ascii="Courier New" w:hAnsi="Courier New" w:cs="Courier New"/>
+                <w:color w:val="56A8F5"/>
+                <w:sz w:val="20"/>
+                <w:szCs w:val="20"/>
+              </w:rPr>
+              <w:t>main</w:t>
+            </w:r>
+            <w:r>
+              <w:rPr>
+                <w:rFonts w:ascii="Courier New" w:hAnsi="Courier New" w:cs="Courier New"/>
+                <w:color w:val="BCBEC4"/>
+                <w:sz w:val="20"/>
+                <w:szCs w:val="20"/>
+              </w:rPr>
+              <w:t xml:space="preserve">(String[] </w:t>
+            </w:r>
+            <w:proofErr w:type="spellStart"/>
+            <w:r>
+              <w:rPr>
+                <w:rFonts w:ascii="Courier New" w:hAnsi="Courier New" w:cs="Courier New"/>
+                <w:color w:val="BCBEC4"/>
+                <w:sz w:val="20"/>
+                <w:szCs w:val="20"/>
+              </w:rPr>
+              <w:t>args</w:t>
+            </w:r>
+            <w:proofErr w:type="spellEnd"/>
+            <w:r>
+              <w:rPr>
+                <w:rFonts w:ascii="Courier New" w:hAnsi="Courier New" w:cs="Courier New"/>
+                <w:color w:val="BCBEC4"/>
+                <w:sz w:val="20"/>
+                <w:szCs w:val="20"/>
+              </w:rPr>
+              <w:t>) {</w:t>
+            </w:r>
+            <w:r>
+              <w:rPr>
+                <w:rFonts w:ascii="Courier New" w:hAnsi="Courier New" w:cs="Courier New"/>
+                <w:color w:val="BCBEC4"/>
+                <w:sz w:val="20"/>
+                <w:szCs w:val="20"/>
+              </w:rPr>
+              <w:br/>
+              <w:t xml:space="preserve">        Scanner </w:t>
+            </w:r>
+            <w:proofErr w:type="spellStart"/>
+            <w:r>
+              <w:rPr>
+                <w:rFonts w:ascii="Courier New" w:hAnsi="Courier New" w:cs="Courier New"/>
+                <w:color w:val="BCBEC4"/>
+                <w:sz w:val="20"/>
+                <w:szCs w:val="20"/>
+              </w:rPr>
+              <w:t>sc</w:t>
+            </w:r>
+            <w:proofErr w:type="spellEnd"/>
+            <w:r>
+              <w:rPr>
+                <w:rFonts w:ascii="Courier New" w:hAnsi="Courier New" w:cs="Courier New"/>
+                <w:color w:val="BCBEC4"/>
+                <w:sz w:val="20"/>
+                <w:szCs w:val="20"/>
+              </w:rPr>
+              <w:t xml:space="preserve"> = </w:t>
+            </w:r>
+            <w:r>
+              <w:rPr>
+                <w:rFonts w:ascii="Courier New" w:hAnsi="Courier New" w:cs="Courier New"/>
+                <w:color w:val="CF8E6D"/>
+                <w:sz w:val="20"/>
+                <w:szCs w:val="20"/>
+              </w:rPr>
+              <w:t xml:space="preserve">new </w:t>
+            </w:r>
+            <w:r>
+              <w:rPr>
+                <w:rFonts w:ascii="Courier New" w:hAnsi="Courier New" w:cs="Courier New"/>
+                <w:color w:val="BCBEC4"/>
+                <w:sz w:val="20"/>
+                <w:szCs w:val="20"/>
+              </w:rPr>
+              <w:t>Scanner(System.</w:t>
+            </w:r>
+            <w:r>
+              <w:rPr>
+                <w:rFonts w:ascii="Courier New" w:hAnsi="Courier New" w:cs="Courier New"/>
+                <w:i/>
+                <w:iCs/>
+                <w:color w:val="C77DBB"/>
+                <w:sz w:val="20"/>
+                <w:szCs w:val="20"/>
+              </w:rPr>
+              <w:t>in</w:t>
+            </w:r>
+            <w:r>
+              <w:rPr>
+                <w:rFonts w:ascii="Courier New" w:hAnsi="Courier New" w:cs="Courier New"/>
+                <w:color w:val="BCBEC4"/>
+                <w:sz w:val="20"/>
+                <w:szCs w:val="20"/>
+              </w:rPr>
+              <w:t>);</w:t>
+            </w:r>
+            <w:r>
+              <w:rPr>
+                <w:rFonts w:ascii="Courier New" w:hAnsi="Courier New" w:cs="Courier New"/>
+                <w:color w:val="BCBEC4"/>
+                <w:sz w:val="20"/>
+                <w:szCs w:val="20"/>
+              </w:rPr>
+              <w:br/>
+            </w:r>
+            <w:r>
+              <w:rPr>
+                <w:rFonts w:ascii="Courier New" w:hAnsi="Courier New" w:cs="Courier New"/>
+                <w:color w:val="BCBEC4"/>
+                <w:sz w:val="20"/>
+                <w:szCs w:val="20"/>
+              </w:rPr>
+              <w:br/>
+              <w:t xml:space="preserve">        </w:t>
+            </w:r>
+            <w:proofErr w:type="spellStart"/>
+            <w:r>
+              <w:rPr>
+                <w:rFonts w:ascii="Courier New" w:hAnsi="Courier New" w:cs="Courier New"/>
+                <w:color w:val="BCBEC4"/>
+                <w:sz w:val="20"/>
+                <w:szCs w:val="20"/>
+              </w:rPr>
+              <w:t>System.</w:t>
+            </w:r>
+            <w:r>
+              <w:rPr>
+                <w:rFonts w:ascii="Courier New" w:hAnsi="Courier New" w:cs="Courier New"/>
+                <w:i/>
+                <w:iCs/>
+                <w:color w:val="C77DBB"/>
+                <w:sz w:val="20"/>
+                <w:szCs w:val="20"/>
+              </w:rPr>
+              <w:t>out</w:t>
+            </w:r>
+            <w:r>
+              <w:rPr>
+                <w:rFonts w:ascii="Courier New" w:hAnsi="Courier New" w:cs="Courier New"/>
+                <w:color w:val="BCBEC4"/>
+                <w:sz w:val="20"/>
+                <w:szCs w:val="20"/>
+              </w:rPr>
+              <w:t>.print</w:t>
+            </w:r>
+            <w:proofErr w:type="spellEnd"/>
+            <w:r>
+              <w:rPr>
+                <w:rFonts w:ascii="Courier New" w:hAnsi="Courier New" w:cs="Courier New"/>
+                <w:color w:val="BCBEC4"/>
+                <w:sz w:val="20"/>
+                <w:szCs w:val="20"/>
+              </w:rPr>
+              <w:t>(</w:t>
+            </w:r>
+            <w:r>
+              <w:rPr>
+                <w:rFonts w:ascii="Courier New" w:hAnsi="Courier New" w:cs="Courier New"/>
+                <w:color w:val="6AAB73"/>
+                <w:sz w:val="20"/>
+                <w:szCs w:val="20"/>
+              </w:rPr>
+              <w:t>"</w:t>
+            </w:r>
+            <w:r>
+              <w:rPr>
+                <w:rFonts w:ascii="Courier New" w:hAnsi="Courier New" w:cs="Courier New"/>
+                <w:color w:val="6AAB73"/>
+                <w:sz w:val="20"/>
+                <w:szCs w:val="20"/>
+              </w:rPr>
+              <w:t>문자열</w:t>
+            </w:r>
+            <w:r>
+              <w:rPr>
+                <w:rFonts w:ascii="Courier New" w:hAnsi="Courier New" w:cs="Courier New"/>
+                <w:color w:val="6AAB73"/>
+                <w:sz w:val="20"/>
+                <w:szCs w:val="20"/>
+              </w:rPr>
+              <w:t xml:space="preserve"> </w:t>
+            </w:r>
+            <w:r>
+              <w:rPr>
+                <w:rFonts w:ascii="Courier New" w:hAnsi="Courier New" w:cs="Courier New"/>
+                <w:color w:val="6AAB73"/>
+                <w:sz w:val="20"/>
+                <w:szCs w:val="20"/>
+              </w:rPr>
+              <w:t>입력</w:t>
+            </w:r>
+            <w:r>
+              <w:rPr>
+                <w:rFonts w:ascii="Courier New" w:hAnsi="Courier New" w:cs="Courier New"/>
+                <w:color w:val="6AAB73"/>
+                <w:sz w:val="20"/>
+                <w:szCs w:val="20"/>
+              </w:rPr>
+              <w:t xml:space="preserve"> : "</w:t>
+            </w:r>
+            <w:r>
+              <w:rPr>
+                <w:rFonts w:ascii="Courier New" w:hAnsi="Courier New" w:cs="Courier New"/>
+                <w:color w:val="BCBEC4"/>
+                <w:sz w:val="20"/>
+                <w:szCs w:val="20"/>
+              </w:rPr>
+              <w:t xml:space="preserve">); </w:t>
+            </w:r>
+            <w:r>
+              <w:rPr>
+                <w:rFonts w:ascii="Courier New" w:hAnsi="Courier New" w:cs="Courier New"/>
+                <w:color w:val="7A7E85"/>
+                <w:sz w:val="20"/>
+                <w:szCs w:val="20"/>
+              </w:rPr>
+              <w:t xml:space="preserve">// </w:t>
+            </w:r>
+            <w:proofErr w:type="spellStart"/>
+            <w:r>
+              <w:rPr>
+                <w:rFonts w:ascii="Courier New" w:hAnsi="Courier New" w:cs="Courier New"/>
+                <w:color w:val="7A7E85"/>
+                <w:sz w:val="20"/>
+                <w:szCs w:val="20"/>
+              </w:rPr>
+              <w:t>sdfgedgd</w:t>
+            </w:r>
+            <w:proofErr w:type="spellEnd"/>
+            <w:r>
+              <w:rPr>
+                <w:rFonts w:ascii="Courier New" w:hAnsi="Courier New" w:cs="Courier New"/>
+                <w:color w:val="7A7E85"/>
+                <w:sz w:val="20"/>
+                <w:szCs w:val="20"/>
+              </w:rPr>
+              <w:br/>
+              <w:t xml:space="preserve">        </w:t>
+            </w:r>
+            <w:r>
+              <w:rPr>
+                <w:rFonts w:ascii="Courier New" w:hAnsi="Courier New" w:cs="Courier New"/>
+                <w:color w:val="BCBEC4"/>
+                <w:sz w:val="20"/>
+                <w:szCs w:val="20"/>
+              </w:rPr>
+              <w:t xml:space="preserve">String s = </w:t>
+            </w:r>
+            <w:proofErr w:type="spellStart"/>
+            <w:r>
+              <w:rPr>
+                <w:rFonts w:ascii="Courier New" w:hAnsi="Courier New" w:cs="Courier New"/>
+                <w:color w:val="BCBEC4"/>
+                <w:sz w:val="20"/>
+                <w:szCs w:val="20"/>
+              </w:rPr>
+              <w:t>sc.next</w:t>
+            </w:r>
+            <w:proofErr w:type="spellEnd"/>
+            <w:r>
+              <w:rPr>
+                <w:rFonts w:ascii="Courier New" w:hAnsi="Courier New" w:cs="Courier New"/>
+                <w:color w:val="BCBEC4"/>
+                <w:sz w:val="20"/>
+                <w:szCs w:val="20"/>
+              </w:rPr>
+              <w:t>();</w:t>
+            </w:r>
+            <w:r>
+              <w:rPr>
+                <w:rFonts w:ascii="Courier New" w:hAnsi="Courier New" w:cs="Courier New"/>
+                <w:color w:val="BCBEC4"/>
+                <w:sz w:val="20"/>
+                <w:szCs w:val="20"/>
+              </w:rPr>
+              <w:br/>
+            </w:r>
+            <w:r>
+              <w:rPr>
+                <w:rFonts w:ascii="Courier New" w:hAnsi="Courier New" w:cs="Courier New"/>
+                <w:color w:val="BCBEC4"/>
+                <w:sz w:val="20"/>
+                <w:szCs w:val="20"/>
+              </w:rPr>
+              <w:br/>
+              <w:t xml:space="preserve">        </w:t>
+            </w:r>
+            <w:proofErr w:type="spellStart"/>
+            <w:r>
+              <w:rPr>
+                <w:rFonts w:ascii="Courier New" w:hAnsi="Courier New" w:cs="Courier New"/>
+                <w:color w:val="BCBEC4"/>
+                <w:sz w:val="20"/>
+                <w:szCs w:val="20"/>
+              </w:rPr>
+              <w:t>System.</w:t>
+            </w:r>
+            <w:r>
+              <w:rPr>
+                <w:rFonts w:ascii="Courier New" w:hAnsi="Courier New" w:cs="Courier New"/>
+                <w:i/>
+                <w:iCs/>
+                <w:color w:val="C77DBB"/>
+                <w:sz w:val="20"/>
+                <w:szCs w:val="20"/>
+              </w:rPr>
+              <w:t>out</w:t>
+            </w:r>
+            <w:r>
+              <w:rPr>
+                <w:rFonts w:ascii="Courier New" w:hAnsi="Courier New" w:cs="Courier New"/>
+                <w:color w:val="BCBEC4"/>
+                <w:sz w:val="20"/>
+                <w:szCs w:val="20"/>
+              </w:rPr>
+              <w:t>.print</w:t>
+            </w:r>
+            <w:proofErr w:type="spellEnd"/>
+            <w:r>
+              <w:rPr>
+                <w:rFonts w:ascii="Courier New" w:hAnsi="Courier New" w:cs="Courier New"/>
+                <w:color w:val="BCBEC4"/>
+                <w:sz w:val="20"/>
+                <w:szCs w:val="20"/>
+              </w:rPr>
+              <w:t>(</w:t>
+            </w:r>
+            <w:r>
+              <w:rPr>
+                <w:rFonts w:ascii="Courier New" w:hAnsi="Courier New" w:cs="Courier New"/>
+                <w:color w:val="6AAB73"/>
+                <w:sz w:val="20"/>
+                <w:szCs w:val="20"/>
+              </w:rPr>
+              <w:t>"</w:t>
+            </w:r>
+            <w:r>
+              <w:rPr>
+                <w:rFonts w:ascii="Courier New" w:hAnsi="Courier New" w:cs="Courier New"/>
+                <w:color w:val="6AAB73"/>
+                <w:sz w:val="20"/>
+                <w:szCs w:val="20"/>
+              </w:rPr>
+              <w:t>문자</w:t>
+            </w:r>
+            <w:r>
+              <w:rPr>
+                <w:rFonts w:ascii="Courier New" w:hAnsi="Courier New" w:cs="Courier New"/>
+                <w:color w:val="6AAB73"/>
+                <w:sz w:val="20"/>
+                <w:szCs w:val="20"/>
+              </w:rPr>
+              <w:t xml:space="preserve"> </w:t>
+            </w:r>
+            <w:r>
+              <w:rPr>
+                <w:rFonts w:ascii="Courier New" w:hAnsi="Courier New" w:cs="Courier New"/>
+                <w:color w:val="6AAB73"/>
+                <w:sz w:val="20"/>
+                <w:szCs w:val="20"/>
+              </w:rPr>
+              <w:t>입력</w:t>
+            </w:r>
+            <w:r>
+              <w:rPr>
+                <w:rFonts w:ascii="Courier New" w:hAnsi="Courier New" w:cs="Courier New"/>
+                <w:color w:val="6AAB73"/>
+                <w:sz w:val="20"/>
+                <w:szCs w:val="20"/>
+              </w:rPr>
+              <w:t xml:space="preserve"> : "</w:t>
+            </w:r>
+            <w:r>
+              <w:rPr>
+                <w:rFonts w:ascii="Courier New" w:hAnsi="Courier New" w:cs="Courier New"/>
+                <w:color w:val="BCBEC4"/>
+                <w:sz w:val="20"/>
+                <w:szCs w:val="20"/>
+              </w:rPr>
+              <w:t>);</w:t>
+            </w:r>
+            <w:r>
+              <w:rPr>
+                <w:rFonts w:ascii="Courier New" w:hAnsi="Courier New" w:cs="Courier New"/>
+                <w:color w:val="BCBEC4"/>
+                <w:sz w:val="20"/>
+                <w:szCs w:val="20"/>
+              </w:rPr>
+              <w:br/>
+              <w:t xml:space="preserve">        </w:t>
+            </w:r>
+            <w:r>
+              <w:rPr>
+                <w:rFonts w:ascii="Courier New" w:hAnsi="Courier New" w:cs="Courier New"/>
+                <w:color w:val="CF8E6D"/>
+                <w:sz w:val="20"/>
+                <w:szCs w:val="20"/>
+              </w:rPr>
+              <w:t xml:space="preserve">char </w:t>
+            </w:r>
+            <w:proofErr w:type="spellStart"/>
+            <w:r>
+              <w:rPr>
+                <w:rFonts w:ascii="Courier New" w:hAnsi="Courier New" w:cs="Courier New"/>
+                <w:color w:val="BCBEC4"/>
+                <w:sz w:val="20"/>
+                <w:szCs w:val="20"/>
+              </w:rPr>
+              <w:t>ch</w:t>
+            </w:r>
+            <w:proofErr w:type="spellEnd"/>
+            <w:r>
+              <w:rPr>
+                <w:rFonts w:ascii="Courier New" w:hAnsi="Courier New" w:cs="Courier New"/>
+                <w:color w:val="BCBEC4"/>
+                <w:sz w:val="20"/>
+                <w:szCs w:val="20"/>
+              </w:rPr>
+              <w:t xml:space="preserve"> = </w:t>
+            </w:r>
+            <w:proofErr w:type="spellStart"/>
+            <w:r>
+              <w:rPr>
+                <w:rFonts w:ascii="Courier New" w:hAnsi="Courier New" w:cs="Courier New"/>
+                <w:color w:val="BCBEC4"/>
+                <w:sz w:val="20"/>
+                <w:szCs w:val="20"/>
+              </w:rPr>
+              <w:t>sc.next</w:t>
+            </w:r>
+            <w:proofErr w:type="spellEnd"/>
+            <w:r>
+              <w:rPr>
+                <w:rFonts w:ascii="Courier New" w:hAnsi="Courier New" w:cs="Courier New"/>
+                <w:color w:val="BCBEC4"/>
+                <w:sz w:val="20"/>
+                <w:szCs w:val="20"/>
+              </w:rPr>
+              <w:t>().</w:t>
+            </w:r>
+            <w:proofErr w:type="spellStart"/>
+            <w:r>
+              <w:rPr>
+                <w:rFonts w:ascii="Courier New" w:hAnsi="Courier New" w:cs="Courier New"/>
+                <w:color w:val="BCBEC4"/>
+                <w:sz w:val="20"/>
+                <w:szCs w:val="20"/>
+              </w:rPr>
+              <w:t>charAt</w:t>
+            </w:r>
+            <w:proofErr w:type="spellEnd"/>
+            <w:r>
+              <w:rPr>
+                <w:rFonts w:ascii="Courier New" w:hAnsi="Courier New" w:cs="Courier New"/>
+                <w:color w:val="BCBEC4"/>
+                <w:sz w:val="20"/>
+                <w:szCs w:val="20"/>
+              </w:rPr>
+              <w:t>(</w:t>
+            </w:r>
+            <w:r>
+              <w:rPr>
+                <w:rFonts w:ascii="Courier New" w:hAnsi="Courier New" w:cs="Courier New"/>
+                <w:color w:val="2AACB8"/>
+                <w:sz w:val="20"/>
+                <w:szCs w:val="20"/>
+              </w:rPr>
+              <w:t>0</w:t>
+            </w:r>
+            <w:r>
+              <w:rPr>
+                <w:rFonts w:ascii="Courier New" w:hAnsi="Courier New" w:cs="Courier New"/>
+                <w:color w:val="BCBEC4"/>
+                <w:sz w:val="20"/>
+                <w:szCs w:val="20"/>
+              </w:rPr>
+              <w:t>);</w:t>
+            </w:r>
+            <w:r>
+              <w:rPr>
+                <w:rFonts w:ascii="Courier New" w:hAnsi="Courier New" w:cs="Courier New"/>
+                <w:color w:val="BCBEC4"/>
+                <w:sz w:val="20"/>
+                <w:szCs w:val="20"/>
+              </w:rPr>
+              <w:br/>
+            </w:r>
+            <w:r>
+              <w:rPr>
+                <w:rFonts w:ascii="Courier New" w:hAnsi="Courier New" w:cs="Courier New"/>
+                <w:color w:val="BCBEC4"/>
+                <w:sz w:val="20"/>
+                <w:szCs w:val="20"/>
+              </w:rPr>
+              <w:br/>
+              <w:t xml:space="preserve">        </w:t>
+            </w:r>
+            <w:r>
+              <w:rPr>
+                <w:rFonts w:ascii="Courier New" w:hAnsi="Courier New" w:cs="Courier New"/>
+                <w:color w:val="CF8E6D"/>
+                <w:sz w:val="20"/>
+                <w:szCs w:val="20"/>
+              </w:rPr>
+              <w:t xml:space="preserve">int </w:t>
+            </w:r>
+            <w:r>
+              <w:rPr>
+                <w:rFonts w:ascii="Courier New" w:hAnsi="Courier New" w:cs="Courier New"/>
+                <w:color w:val="BCBEC4"/>
+                <w:sz w:val="20"/>
+                <w:szCs w:val="20"/>
+              </w:rPr>
+              <w:t xml:space="preserve">count = </w:t>
+            </w:r>
+            <w:r>
+              <w:rPr>
+                <w:rFonts w:ascii="Courier New" w:hAnsi="Courier New" w:cs="Courier New"/>
+                <w:color w:val="2AACB8"/>
+                <w:sz w:val="20"/>
+                <w:szCs w:val="20"/>
+              </w:rPr>
+              <w:t>0</w:t>
+            </w:r>
+            <w:r>
+              <w:rPr>
+                <w:rFonts w:ascii="Courier New" w:hAnsi="Courier New" w:cs="Courier New"/>
+                <w:color w:val="BCBEC4"/>
+                <w:sz w:val="20"/>
+                <w:szCs w:val="20"/>
+              </w:rPr>
+              <w:t>;</w:t>
+            </w:r>
+            <w:r>
+              <w:rPr>
+                <w:rFonts w:ascii="Courier New" w:hAnsi="Courier New" w:cs="Courier New"/>
+                <w:color w:val="BCBEC4"/>
+                <w:sz w:val="20"/>
+                <w:szCs w:val="20"/>
+              </w:rPr>
+              <w:br/>
+              <w:t xml:space="preserve">        </w:t>
+            </w:r>
+            <w:r>
+              <w:rPr>
+                <w:rFonts w:ascii="Courier New" w:hAnsi="Courier New" w:cs="Courier New"/>
+                <w:color w:val="CF8E6D"/>
+                <w:sz w:val="20"/>
+                <w:szCs w:val="20"/>
+              </w:rPr>
+              <w:t xml:space="preserve">for </w:t>
+            </w:r>
+            <w:r>
+              <w:rPr>
+                <w:rFonts w:ascii="Courier New" w:hAnsi="Courier New" w:cs="Courier New"/>
+                <w:color w:val="BCBEC4"/>
+                <w:sz w:val="20"/>
+                <w:szCs w:val="20"/>
+              </w:rPr>
+              <w:t>(</w:t>
+            </w:r>
+            <w:r>
+              <w:rPr>
+                <w:rFonts w:ascii="Courier New" w:hAnsi="Courier New" w:cs="Courier New"/>
+                <w:color w:val="CF8E6D"/>
+                <w:sz w:val="20"/>
+                <w:szCs w:val="20"/>
+              </w:rPr>
+              <w:t xml:space="preserve">int </w:t>
+            </w:r>
+            <w:proofErr w:type="spellStart"/>
+            <w:r>
+              <w:rPr>
+                <w:rFonts w:ascii="Courier New" w:hAnsi="Courier New" w:cs="Courier New"/>
+                <w:color w:val="BCBEC4"/>
+                <w:sz w:val="20"/>
+                <w:szCs w:val="20"/>
+              </w:rPr>
+              <w:t>i</w:t>
+            </w:r>
+            <w:proofErr w:type="spellEnd"/>
+            <w:r>
+              <w:rPr>
+                <w:rFonts w:ascii="Courier New" w:hAnsi="Courier New" w:cs="Courier New"/>
+                <w:color w:val="BCBEC4"/>
+                <w:sz w:val="20"/>
+                <w:szCs w:val="20"/>
+              </w:rPr>
+              <w:t xml:space="preserve"> = </w:t>
+            </w:r>
+            <w:r>
+              <w:rPr>
+                <w:rFonts w:ascii="Courier New" w:hAnsi="Courier New" w:cs="Courier New"/>
+                <w:color w:val="2AACB8"/>
+                <w:sz w:val="20"/>
+                <w:szCs w:val="20"/>
+              </w:rPr>
+              <w:t>0</w:t>
+            </w:r>
+            <w:r>
+              <w:rPr>
+                <w:rFonts w:ascii="Courier New" w:hAnsi="Courier New" w:cs="Courier New"/>
+                <w:color w:val="BCBEC4"/>
+                <w:sz w:val="20"/>
+                <w:szCs w:val="20"/>
+              </w:rPr>
+              <w:t xml:space="preserve">; </w:t>
+            </w:r>
+            <w:proofErr w:type="spellStart"/>
+            <w:r>
+              <w:rPr>
+                <w:rFonts w:ascii="Courier New" w:hAnsi="Courier New" w:cs="Courier New"/>
+                <w:color w:val="BCBEC4"/>
+                <w:sz w:val="20"/>
+                <w:szCs w:val="20"/>
+              </w:rPr>
+              <w:t>i</w:t>
+            </w:r>
+            <w:proofErr w:type="spellEnd"/>
+            <w:r>
+              <w:rPr>
+                <w:rFonts w:ascii="Courier New" w:hAnsi="Courier New" w:cs="Courier New"/>
+                <w:color w:val="BCBEC4"/>
+                <w:sz w:val="20"/>
+                <w:szCs w:val="20"/>
+              </w:rPr>
+              <w:t xml:space="preserve"> &lt; </w:t>
+            </w:r>
+            <w:proofErr w:type="spellStart"/>
+            <w:r>
+              <w:rPr>
+                <w:rFonts w:ascii="Courier New" w:hAnsi="Courier New" w:cs="Courier New"/>
+                <w:color w:val="BCBEC4"/>
+                <w:sz w:val="20"/>
+                <w:szCs w:val="20"/>
+              </w:rPr>
+              <w:t>s.length</w:t>
+            </w:r>
+            <w:proofErr w:type="spellEnd"/>
+            <w:r>
+              <w:rPr>
+                <w:rFonts w:ascii="Courier New" w:hAnsi="Courier New" w:cs="Courier New"/>
+                <w:color w:val="BCBEC4"/>
+                <w:sz w:val="20"/>
+                <w:szCs w:val="20"/>
+              </w:rPr>
+              <w:t xml:space="preserve">(); </w:t>
+            </w:r>
+            <w:proofErr w:type="spellStart"/>
+            <w:r>
+              <w:rPr>
+                <w:rFonts w:ascii="Courier New" w:hAnsi="Courier New" w:cs="Courier New"/>
+                <w:color w:val="BCBEC4"/>
+                <w:sz w:val="20"/>
+                <w:szCs w:val="20"/>
+              </w:rPr>
+              <w:t>i</w:t>
+            </w:r>
+            <w:proofErr w:type="spellEnd"/>
+            <w:r>
+              <w:rPr>
+                <w:rFonts w:ascii="Courier New" w:hAnsi="Courier New" w:cs="Courier New"/>
+                <w:color w:val="BCBEC4"/>
+                <w:sz w:val="20"/>
+                <w:szCs w:val="20"/>
+              </w:rPr>
+              <w:t>++) {</w:t>
+            </w:r>
+            <w:r>
+              <w:rPr>
+                <w:rFonts w:ascii="Courier New" w:hAnsi="Courier New" w:cs="Courier New"/>
+                <w:color w:val="BCBEC4"/>
+                <w:sz w:val="20"/>
+                <w:szCs w:val="20"/>
+              </w:rPr>
+              <w:br/>
+              <w:t xml:space="preserve">            </w:t>
+            </w:r>
+            <w:r>
+              <w:rPr>
+                <w:rFonts w:ascii="Courier New" w:hAnsi="Courier New" w:cs="Courier New"/>
+                <w:color w:val="CF8E6D"/>
+                <w:sz w:val="20"/>
+                <w:szCs w:val="20"/>
+              </w:rPr>
+              <w:t>if</w:t>
+            </w:r>
+            <w:r>
+              <w:rPr>
+                <w:rFonts w:ascii="Courier New" w:hAnsi="Courier New" w:cs="Courier New"/>
+                <w:color w:val="BCBEC4"/>
+                <w:sz w:val="20"/>
+                <w:szCs w:val="20"/>
+              </w:rPr>
+              <w:t>(</w:t>
+            </w:r>
+            <w:proofErr w:type="spellStart"/>
+            <w:r>
+              <w:rPr>
+                <w:rFonts w:ascii="Courier New" w:hAnsi="Courier New" w:cs="Courier New"/>
+                <w:color w:val="BCBEC4"/>
+                <w:sz w:val="20"/>
+                <w:szCs w:val="20"/>
+              </w:rPr>
+              <w:t>s.charAt</w:t>
+            </w:r>
+            <w:proofErr w:type="spellEnd"/>
+            <w:r>
+              <w:rPr>
+                <w:rFonts w:ascii="Courier New" w:hAnsi="Courier New" w:cs="Courier New"/>
+                <w:color w:val="BCBEC4"/>
+                <w:sz w:val="20"/>
+                <w:szCs w:val="20"/>
+              </w:rPr>
+              <w:t>(</w:t>
+            </w:r>
+            <w:proofErr w:type="spellStart"/>
+            <w:r>
+              <w:rPr>
+                <w:rFonts w:ascii="Courier New" w:hAnsi="Courier New" w:cs="Courier New"/>
+                <w:color w:val="BCBEC4"/>
+                <w:sz w:val="20"/>
+                <w:szCs w:val="20"/>
+              </w:rPr>
+              <w:t>i</w:t>
+            </w:r>
+            <w:proofErr w:type="spellEnd"/>
+            <w:r>
+              <w:rPr>
+                <w:rFonts w:ascii="Courier New" w:hAnsi="Courier New" w:cs="Courier New"/>
+                <w:color w:val="BCBEC4"/>
+                <w:sz w:val="20"/>
+                <w:szCs w:val="20"/>
+              </w:rPr>
+              <w:t xml:space="preserve">) == </w:t>
+            </w:r>
+            <w:proofErr w:type="spellStart"/>
+            <w:r>
+              <w:rPr>
+                <w:rFonts w:ascii="Courier New" w:hAnsi="Courier New" w:cs="Courier New"/>
+                <w:color w:val="BCBEC4"/>
+                <w:sz w:val="20"/>
+                <w:szCs w:val="20"/>
+              </w:rPr>
+              <w:t>ch</w:t>
+            </w:r>
+            <w:proofErr w:type="spellEnd"/>
+            <w:r>
+              <w:rPr>
+                <w:rFonts w:ascii="Courier New" w:hAnsi="Courier New" w:cs="Courier New"/>
+                <w:color w:val="BCBEC4"/>
+                <w:sz w:val="20"/>
+                <w:szCs w:val="20"/>
+              </w:rPr>
+              <w:t>){</w:t>
+            </w:r>
+            <w:r>
+              <w:rPr>
+                <w:rFonts w:ascii="Courier New" w:hAnsi="Courier New" w:cs="Courier New"/>
+                <w:color w:val="BCBEC4"/>
+                <w:sz w:val="20"/>
+                <w:szCs w:val="20"/>
+              </w:rPr>
+              <w:br/>
+              <w:t xml:space="preserve">                count++;</w:t>
+            </w:r>
+            <w:r>
+              <w:rPr>
+                <w:rFonts w:ascii="Courier New" w:hAnsi="Courier New" w:cs="Courier New"/>
+                <w:color w:val="BCBEC4"/>
+                <w:sz w:val="20"/>
+                <w:szCs w:val="20"/>
+              </w:rPr>
+              <w:br/>
+              <w:t xml:space="preserve">            }</w:t>
+            </w:r>
+            <w:r>
+              <w:rPr>
+                <w:rFonts w:ascii="Courier New" w:hAnsi="Courier New" w:cs="Courier New"/>
+                <w:color w:val="BCBEC4"/>
+                <w:sz w:val="20"/>
+                <w:szCs w:val="20"/>
+              </w:rPr>
+              <w:br/>
+              <w:t xml:space="preserve">        }</w:t>
+            </w:r>
+            <w:r>
+              <w:rPr>
+                <w:rFonts w:ascii="Courier New" w:hAnsi="Courier New" w:cs="Courier New"/>
+                <w:color w:val="BCBEC4"/>
+                <w:sz w:val="20"/>
+                <w:szCs w:val="20"/>
+              </w:rPr>
+              <w:br/>
+              <w:t xml:space="preserve">        </w:t>
+            </w:r>
+            <w:proofErr w:type="spellStart"/>
+            <w:r>
+              <w:rPr>
+                <w:rFonts w:ascii="Courier New" w:hAnsi="Courier New" w:cs="Courier New"/>
+                <w:color w:val="BCBEC4"/>
+                <w:sz w:val="20"/>
+                <w:szCs w:val="20"/>
+              </w:rPr>
+              <w:t>System.</w:t>
+            </w:r>
+            <w:r>
+              <w:rPr>
+                <w:rFonts w:ascii="Courier New" w:hAnsi="Courier New" w:cs="Courier New"/>
+                <w:i/>
+                <w:iCs/>
+                <w:color w:val="C77DBB"/>
+                <w:sz w:val="20"/>
+                <w:szCs w:val="20"/>
+              </w:rPr>
+              <w:t>out</w:t>
+            </w:r>
+            <w:r>
+              <w:rPr>
+                <w:rFonts w:ascii="Courier New" w:hAnsi="Courier New" w:cs="Courier New"/>
+                <w:color w:val="BCBEC4"/>
+                <w:sz w:val="20"/>
+                <w:szCs w:val="20"/>
+              </w:rPr>
+              <w:t>.println</w:t>
+            </w:r>
+            <w:proofErr w:type="spellEnd"/>
+            <w:r>
+              <w:rPr>
+                <w:rFonts w:ascii="Courier New" w:hAnsi="Courier New" w:cs="Courier New"/>
+                <w:color w:val="BCBEC4"/>
+                <w:sz w:val="20"/>
+                <w:szCs w:val="20"/>
+              </w:rPr>
+              <w:t xml:space="preserve">(s + </w:t>
+            </w:r>
+            <w:r>
+              <w:rPr>
+                <w:rFonts w:ascii="Courier New" w:hAnsi="Courier New" w:cs="Courier New"/>
+                <w:color w:val="6AAB73"/>
+                <w:sz w:val="20"/>
+                <w:szCs w:val="20"/>
+              </w:rPr>
+              <w:t xml:space="preserve">" </w:t>
+            </w:r>
+            <w:r>
+              <w:rPr>
+                <w:rFonts w:ascii="Courier New" w:hAnsi="Courier New" w:cs="Courier New"/>
+                <w:color w:val="6AAB73"/>
+                <w:sz w:val="20"/>
+                <w:szCs w:val="20"/>
+              </w:rPr>
+              <w:t>문자열에서</w:t>
+            </w:r>
+            <w:r>
+              <w:rPr>
+                <w:rFonts w:ascii="Courier New" w:hAnsi="Courier New" w:cs="Courier New"/>
+                <w:color w:val="6AAB73"/>
+                <w:sz w:val="20"/>
+                <w:szCs w:val="20"/>
+              </w:rPr>
+              <w:t xml:space="preserve"> " </w:t>
+            </w:r>
+            <w:r>
+              <w:rPr>
+                <w:rFonts w:ascii="Courier New" w:hAnsi="Courier New" w:cs="Courier New"/>
+                <w:color w:val="BCBEC4"/>
+                <w:sz w:val="20"/>
+                <w:szCs w:val="20"/>
+              </w:rPr>
+              <w:t xml:space="preserve">+ </w:t>
+            </w:r>
+            <w:proofErr w:type="spellStart"/>
+            <w:r>
+              <w:rPr>
+                <w:rFonts w:ascii="Courier New" w:hAnsi="Courier New" w:cs="Courier New"/>
+                <w:color w:val="BCBEC4"/>
+                <w:sz w:val="20"/>
+                <w:szCs w:val="20"/>
+              </w:rPr>
+              <w:t>ch</w:t>
+            </w:r>
+            <w:proofErr w:type="spellEnd"/>
+            <w:r>
+              <w:rPr>
+                <w:rFonts w:ascii="Courier New" w:hAnsi="Courier New" w:cs="Courier New"/>
+                <w:color w:val="BCBEC4"/>
+                <w:sz w:val="20"/>
+                <w:szCs w:val="20"/>
+              </w:rPr>
+              <w:t xml:space="preserve"> + </w:t>
+            </w:r>
+            <w:r>
+              <w:rPr>
+                <w:rFonts w:ascii="Courier New" w:hAnsi="Courier New" w:cs="Courier New"/>
+                <w:color w:val="6AAB73"/>
+                <w:sz w:val="20"/>
+                <w:szCs w:val="20"/>
+              </w:rPr>
+              <w:t xml:space="preserve">" </w:t>
+            </w:r>
+            <w:r>
+              <w:rPr>
+                <w:rFonts w:ascii="Courier New" w:hAnsi="Courier New" w:cs="Courier New"/>
+                <w:color w:val="6AAB73"/>
+                <w:sz w:val="20"/>
+                <w:szCs w:val="20"/>
+              </w:rPr>
+              <w:t>문자는</w:t>
+            </w:r>
+            <w:r>
+              <w:rPr>
+                <w:rFonts w:ascii="Courier New" w:hAnsi="Courier New" w:cs="Courier New"/>
+                <w:color w:val="6AAB73"/>
+                <w:sz w:val="20"/>
+                <w:szCs w:val="20"/>
+              </w:rPr>
+              <w:t xml:space="preserve"> " </w:t>
+            </w:r>
+            <w:r>
+              <w:rPr>
+                <w:rFonts w:ascii="Courier New" w:hAnsi="Courier New" w:cs="Courier New"/>
+                <w:color w:val="BCBEC4"/>
+                <w:sz w:val="20"/>
+                <w:szCs w:val="20"/>
+              </w:rPr>
+              <w:t xml:space="preserve">+ count + </w:t>
+            </w:r>
+            <w:r>
+              <w:rPr>
+                <w:rFonts w:ascii="Courier New" w:hAnsi="Courier New" w:cs="Courier New"/>
+                <w:color w:val="6AAB73"/>
+                <w:sz w:val="20"/>
+                <w:szCs w:val="20"/>
+              </w:rPr>
+              <w:t>"</w:t>
+            </w:r>
+            <w:r>
+              <w:rPr>
+                <w:rFonts w:ascii="Courier New" w:hAnsi="Courier New" w:cs="Courier New"/>
+                <w:color w:val="6AAB73"/>
+                <w:sz w:val="20"/>
+                <w:szCs w:val="20"/>
+              </w:rPr>
+              <w:t>번</w:t>
+            </w:r>
+            <w:r>
+              <w:rPr>
+                <w:rFonts w:ascii="Courier New" w:hAnsi="Courier New" w:cs="Courier New"/>
+                <w:color w:val="6AAB73"/>
+                <w:sz w:val="20"/>
+                <w:szCs w:val="20"/>
+              </w:rPr>
+              <w:t xml:space="preserve"> </w:t>
+            </w:r>
+            <w:r>
+              <w:rPr>
+                <w:rFonts w:ascii="Courier New" w:hAnsi="Courier New" w:cs="Courier New"/>
+                <w:color w:val="6AAB73"/>
+                <w:sz w:val="20"/>
+                <w:szCs w:val="20"/>
+              </w:rPr>
+              <w:t>반복됩니다</w:t>
+            </w:r>
+            <w:r>
+              <w:rPr>
+                <w:rFonts w:ascii="Courier New" w:hAnsi="Courier New" w:cs="Courier New"/>
+                <w:color w:val="6AAB73"/>
+                <w:sz w:val="20"/>
+                <w:szCs w:val="20"/>
+              </w:rPr>
+              <w:t>."</w:t>
+            </w:r>
+            <w:r>
+              <w:rPr>
+                <w:rFonts w:ascii="Courier New" w:hAnsi="Courier New" w:cs="Courier New"/>
+                <w:color w:val="BCBEC4"/>
+                <w:sz w:val="20"/>
+                <w:szCs w:val="20"/>
+              </w:rPr>
+              <w:t>);</w:t>
+            </w:r>
+            <w:r>
+              <w:rPr>
+                <w:rFonts w:ascii="Courier New" w:hAnsi="Courier New" w:cs="Courier New"/>
+                <w:color w:val="BCBEC4"/>
+                <w:sz w:val="20"/>
+                <w:szCs w:val="20"/>
+              </w:rPr>
+              <w:br/>
+              <w:t xml:space="preserve">        </w:t>
+            </w:r>
+            <w:proofErr w:type="spellStart"/>
+            <w:r>
+              <w:rPr>
+                <w:rFonts w:ascii="Courier New" w:hAnsi="Courier New" w:cs="Courier New"/>
+                <w:color w:val="BCBEC4"/>
+                <w:sz w:val="20"/>
+                <w:szCs w:val="20"/>
+              </w:rPr>
+              <w:t>sc.close</w:t>
+            </w:r>
+            <w:proofErr w:type="spellEnd"/>
+            <w:r>
+              <w:rPr>
+                <w:rFonts w:ascii="Courier New" w:hAnsi="Courier New" w:cs="Courier New"/>
+                <w:color w:val="BCBEC4"/>
+                <w:sz w:val="20"/>
+                <w:szCs w:val="20"/>
+              </w:rPr>
+              <w:t>();</w:t>
+            </w:r>
+            <w:r>
+              <w:rPr>
+                <w:rFonts w:ascii="Courier New" w:hAnsi="Courier New" w:cs="Courier New"/>
+                <w:color w:val="BCBEC4"/>
+                <w:sz w:val="20"/>
+                <w:szCs w:val="20"/>
+              </w:rPr>
+              <w:br/>
+              <w:t xml:space="preserve">        </w:t>
+            </w:r>
+            <w:proofErr w:type="spellStart"/>
+            <w:r>
+              <w:rPr>
+                <w:rFonts w:ascii="Courier New" w:hAnsi="Courier New" w:cs="Courier New"/>
+                <w:color w:val="BCBEC4"/>
+                <w:sz w:val="20"/>
+                <w:szCs w:val="20"/>
+              </w:rPr>
+              <w:t>System.</w:t>
+            </w:r>
+            <w:r>
+              <w:rPr>
+                <w:rFonts w:ascii="Courier New" w:hAnsi="Courier New" w:cs="Courier New"/>
+                <w:i/>
+                <w:iCs/>
+                <w:color w:val="C77DBB"/>
+                <w:sz w:val="20"/>
+                <w:szCs w:val="20"/>
+              </w:rPr>
+              <w:t>out</w:t>
+            </w:r>
+            <w:r>
+              <w:rPr>
+                <w:rFonts w:ascii="Courier New" w:hAnsi="Courier New" w:cs="Courier New"/>
+                <w:color w:val="BCBEC4"/>
+                <w:sz w:val="20"/>
+                <w:szCs w:val="20"/>
+              </w:rPr>
+              <w:t>.println</w:t>
+            </w:r>
+            <w:proofErr w:type="spellEnd"/>
+            <w:r>
+              <w:rPr>
+                <w:rFonts w:ascii="Courier New" w:hAnsi="Courier New" w:cs="Courier New"/>
+                <w:color w:val="BCBEC4"/>
+                <w:sz w:val="20"/>
+                <w:szCs w:val="20"/>
+              </w:rPr>
+              <w:t>(</w:t>
+            </w:r>
+            <w:r>
+              <w:rPr>
+                <w:rFonts w:ascii="Courier New" w:hAnsi="Courier New" w:cs="Courier New"/>
+                <w:color w:val="6AAB73"/>
+                <w:sz w:val="20"/>
+                <w:szCs w:val="20"/>
+              </w:rPr>
+              <w:t>"</w:t>
+            </w:r>
+            <w:r>
+              <w:rPr>
+                <w:rFonts w:ascii="Courier New" w:hAnsi="Courier New" w:cs="Courier New"/>
+                <w:color w:val="6AAB73"/>
+                <w:sz w:val="20"/>
+                <w:szCs w:val="20"/>
+              </w:rPr>
+              <w:t>프로그램</w:t>
+            </w:r>
+            <w:r>
+              <w:rPr>
+                <w:rFonts w:ascii="Courier New" w:hAnsi="Courier New" w:cs="Courier New"/>
+                <w:color w:val="6AAB73"/>
+                <w:sz w:val="20"/>
+                <w:szCs w:val="20"/>
+              </w:rPr>
+              <w:t xml:space="preserve"> </w:t>
+            </w:r>
+            <w:r>
+              <w:rPr>
+                <w:rFonts w:ascii="Courier New" w:hAnsi="Courier New" w:cs="Courier New"/>
+                <w:color w:val="6AAB73"/>
+                <w:sz w:val="20"/>
+                <w:szCs w:val="20"/>
+              </w:rPr>
+              <w:t>종료</w:t>
+            </w:r>
+            <w:r>
+              <w:rPr>
+                <w:rFonts w:ascii="Courier New" w:hAnsi="Courier New" w:cs="Courier New"/>
+                <w:color w:val="6AAB73"/>
+                <w:sz w:val="20"/>
+                <w:szCs w:val="20"/>
+              </w:rPr>
+              <w:t>"</w:t>
+            </w:r>
+            <w:r>
+              <w:rPr>
+                <w:rFonts w:ascii="Courier New" w:hAnsi="Courier New" w:cs="Courier New"/>
+                <w:color w:val="BCBEC4"/>
+                <w:sz w:val="20"/>
+                <w:szCs w:val="20"/>
+              </w:rPr>
+              <w:t>);</w:t>
+            </w:r>
+            <w:r>
+              <w:rPr>
+                <w:rFonts w:ascii="Courier New" w:hAnsi="Courier New" w:cs="Courier New"/>
+                <w:color w:val="BCBEC4"/>
+                <w:sz w:val="20"/>
+                <w:szCs w:val="20"/>
+              </w:rPr>
+              <w:br/>
+              <w:t xml:space="preserve">    }</w:t>
+            </w:r>
+            <w:r>
+              <w:rPr>
+                <w:rFonts w:ascii="Courier New" w:hAnsi="Courier New" w:cs="Courier New"/>
+                <w:color w:val="BCBEC4"/>
+                <w:sz w:val="20"/>
+                <w:szCs w:val="20"/>
+              </w:rPr>
+              <w:br/>
+              <w:t>}</w:t>
+            </w:r>
+          </w:p>
+          <w:p>
+            <w:pPr>
               <w:pStyle w:val="aa"/>
               <w:shd w:val="clear" w:color="auto" w:fill="FFFFFF"/>
               <w:spacing w:before="0" w:beforeAutospacing="0" w:after="0" w:afterAutospacing="0"/>
@@ -22208,16 +25397,6 @@
                 <w:szCs w:val="20"/>
               </w:rPr>
             </w:pPr>
-            <w:r>
-              <w:rPr>
-                <w:rFonts w:asciiTheme="minorEastAsia" w:eastAsiaTheme="minorEastAsia" w:hAnsiTheme="minorEastAsia" w:hint="eastAsia"/>
-                <w:b/>
-                <w:color w:val="000000"/>
-                <w:sz w:val="20"/>
-                <w:szCs w:val="20"/>
-              </w:rPr>
-              <w:t xml:space="preserve"> </w:t>
-            </w:r>
           </w:p>
         </w:tc>
       </w:tr>
@@ -22244,6 +25423,7 @@
                 <w:color w:val="000000" w:themeColor="text1"/>
                 <w:szCs w:val="20"/>
               </w:rPr>
+              <w:lastRenderedPageBreak/>
               <w:t>[</w:t>
             </w:r>
             <w:r>
@@ -22291,6 +25471,54 @@
                 <w:szCs w:val="20"/>
               </w:rPr>
             </w:pPr>
+            <w:r>
+              <w:rPr>
+                <w:rFonts w:asciiTheme="minorEastAsia" w:hAnsiTheme="minorEastAsia"/>
+                <w:noProof/>
+                <w:szCs w:val="20"/>
+              </w:rPr>
+              <w:drawing>
+                <wp:inline distT="0" distB="0" distL="0" distR="0" wp14:anchorId="7225BB7B" wp14:editId="229F1FD8">
+                  <wp:extent cx="4241800" cy="2946400"/>
+                  <wp:effectExtent l="0" t="0" r="0" b="0"/>
+                  <wp:docPr id="375864067" name="그림 3"/>
+                  <wp:cNvGraphicFramePr>
+                    <a:graphicFrameLocks xmlns:a="http://schemas.openxmlformats.org/drawingml/2006/main" noChangeAspect="1"/>
+                  </wp:cNvGraphicFramePr>
+                  <a:graphic xmlns:a="http://schemas.openxmlformats.org/drawingml/2006/main">
+                    <a:graphicData uri="http://schemas.openxmlformats.org/drawingml/2006/picture">
+                      <pic:pic xmlns:pic="http://schemas.openxmlformats.org/drawingml/2006/picture">
+                        <pic:nvPicPr>
+                          <pic:cNvPr id="375864067" name="그림 3"/>
+                          <pic:cNvPicPr/>
+                        </pic:nvPicPr>
+                        <pic:blipFill>
+                          <a:blip r:embed="rId39">
+                            <a:extLst>
+                              <a:ext uri="{28A0092B-C50C-407E-A947-70E740481C1C}">
+                                <a14:useLocalDpi xmlns:a14="http://schemas.microsoft.com/office/drawing/2010/main" val="0"/>
+                              </a:ext>
+                            </a:extLst>
+                          </a:blip>
+                          <a:stretch>
+                            <a:fillRect/>
+                          </a:stretch>
+                        </pic:blipFill>
+                        <pic:spPr>
+                          <a:xfrm>
+                            <a:off x="0" y="0"/>
+                            <a:ext cx="4241800" cy="2946400"/>
+                          </a:xfrm>
+                          <a:prstGeom prst="rect">
+                            <a:avLst/>
+                          </a:prstGeom>
+                        </pic:spPr>
+                      </pic:pic>
+                    </a:graphicData>
+                  </a:graphic>
+                </wp:inline>
+              </w:drawing>
+            </w:r>
           </w:p>
         </w:tc>
       </w:tr>
@@ -22695,7 +25923,7 @@
                     <pic:cNvPicPr/>
                   </pic:nvPicPr>
                   <pic:blipFill>
-                    <a:blip r:embed="rId37"/>
+                    <a:blip r:embed="rId40"/>
                     <a:stretch>
                       <a:fillRect/>
                     </a:stretch>
@@ -23113,6 +26341,2280 @@
           </w:p>
           <w:p>
             <w:pPr>
+              <w:pStyle w:val="HTML"/>
+              <w:shd w:val="clear" w:color="auto" w:fill="1E1F22"/>
+              <w:rPr>
+                <w:rFonts w:ascii="Courier New" w:hAnsi="Courier New" w:cs="Courier New"/>
+                <w:color w:val="BCBEC4"/>
+                <w:sz w:val="20"/>
+                <w:szCs w:val="20"/>
+              </w:rPr>
+            </w:pPr>
+            <w:r>
+              <w:rPr>
+                <w:rFonts w:asciiTheme="minorEastAsia" w:eastAsiaTheme="minorEastAsia" w:hAnsiTheme="minorEastAsia" w:hint="eastAsia"/>
+                <w:b w:val="0"/>
+                <w:color w:val="000000"/>
+                <w:sz w:val="20"/>
+                <w:szCs w:val="20"/>
+              </w:rPr>
+              <w:t xml:space="preserve"> </w:t>
+            </w:r>
+            <w:r>
+              <w:rPr>
+                <w:rFonts w:ascii="Courier New" w:hAnsi="Courier New" w:cs="Courier New"/>
+                <w:color w:val="CF8E6D"/>
+                <w:sz w:val="20"/>
+                <w:szCs w:val="20"/>
+              </w:rPr>
+              <w:t xml:space="preserve">package </w:t>
+            </w:r>
+            <w:r>
+              <w:rPr>
+                <w:rFonts w:ascii="Courier New" w:hAnsi="Courier New" w:cs="Courier New"/>
+                <w:color w:val="BCBEC4"/>
+                <w:sz w:val="20"/>
+                <w:szCs w:val="20"/>
+              </w:rPr>
+              <w:t>practice11;</w:t>
+            </w:r>
+            <w:r>
+              <w:rPr>
+                <w:rFonts w:ascii="Courier New" w:hAnsi="Courier New" w:cs="Courier New"/>
+                <w:color w:val="BCBEC4"/>
+                <w:sz w:val="20"/>
+                <w:szCs w:val="20"/>
+              </w:rPr>
+              <w:br/>
+            </w:r>
+            <w:r>
+              <w:rPr>
+                <w:rFonts w:ascii="Courier New" w:hAnsi="Courier New" w:cs="Courier New"/>
+                <w:color w:val="BCBEC4"/>
+                <w:sz w:val="20"/>
+                <w:szCs w:val="20"/>
+              </w:rPr>
+              <w:br/>
+            </w:r>
+            <w:r>
+              <w:rPr>
+                <w:rFonts w:ascii="Courier New" w:hAnsi="Courier New" w:cs="Courier New"/>
+                <w:color w:val="CF8E6D"/>
+                <w:sz w:val="20"/>
+                <w:szCs w:val="20"/>
+              </w:rPr>
+              <w:t xml:space="preserve">import </w:t>
+            </w:r>
+            <w:proofErr w:type="spellStart"/>
+            <w:r>
+              <w:rPr>
+                <w:rFonts w:ascii="Courier New" w:hAnsi="Courier New" w:cs="Courier New"/>
+                <w:color w:val="BCBEC4"/>
+                <w:sz w:val="20"/>
+                <w:szCs w:val="20"/>
+              </w:rPr>
+              <w:t>java.util.Random</w:t>
+            </w:r>
+            <w:proofErr w:type="spellEnd"/>
+            <w:r>
+              <w:rPr>
+                <w:rFonts w:ascii="Courier New" w:hAnsi="Courier New" w:cs="Courier New"/>
+                <w:color w:val="BCBEC4"/>
+                <w:sz w:val="20"/>
+                <w:szCs w:val="20"/>
+              </w:rPr>
+              <w:t>;</w:t>
+            </w:r>
+            <w:r>
+              <w:rPr>
+                <w:rFonts w:ascii="Courier New" w:hAnsi="Courier New" w:cs="Courier New"/>
+                <w:color w:val="BCBEC4"/>
+                <w:sz w:val="20"/>
+                <w:szCs w:val="20"/>
+              </w:rPr>
+              <w:br/>
+            </w:r>
+            <w:r>
+              <w:rPr>
+                <w:rFonts w:ascii="Courier New" w:hAnsi="Courier New" w:cs="Courier New"/>
+                <w:color w:val="CF8E6D"/>
+                <w:sz w:val="20"/>
+                <w:szCs w:val="20"/>
+              </w:rPr>
+              <w:t xml:space="preserve">import </w:t>
+            </w:r>
+            <w:proofErr w:type="spellStart"/>
+            <w:r>
+              <w:rPr>
+                <w:rFonts w:ascii="Courier New" w:hAnsi="Courier New" w:cs="Courier New"/>
+                <w:color w:val="BCBEC4"/>
+                <w:sz w:val="20"/>
+                <w:szCs w:val="20"/>
+              </w:rPr>
+              <w:t>java.util.Scanner</w:t>
+            </w:r>
+            <w:proofErr w:type="spellEnd"/>
+            <w:r>
+              <w:rPr>
+                <w:rFonts w:ascii="Courier New" w:hAnsi="Courier New" w:cs="Courier New"/>
+                <w:color w:val="BCBEC4"/>
+                <w:sz w:val="20"/>
+                <w:szCs w:val="20"/>
+              </w:rPr>
+              <w:t>;</w:t>
+            </w:r>
+            <w:r>
+              <w:rPr>
+                <w:rFonts w:ascii="Courier New" w:hAnsi="Courier New" w:cs="Courier New"/>
+                <w:color w:val="BCBEC4"/>
+                <w:sz w:val="20"/>
+                <w:szCs w:val="20"/>
+              </w:rPr>
+              <w:br/>
+            </w:r>
+            <w:r>
+              <w:rPr>
+                <w:rFonts w:ascii="Courier New" w:hAnsi="Courier New" w:cs="Courier New"/>
+                <w:color w:val="BCBEC4"/>
+                <w:sz w:val="20"/>
+                <w:szCs w:val="20"/>
+              </w:rPr>
+              <w:br/>
+            </w:r>
+            <w:r>
+              <w:rPr>
+                <w:rFonts w:ascii="Courier New" w:hAnsi="Courier New" w:cs="Courier New"/>
+                <w:color w:val="CF8E6D"/>
+                <w:sz w:val="20"/>
+                <w:szCs w:val="20"/>
+              </w:rPr>
+              <w:t xml:space="preserve">public class </w:t>
+            </w:r>
+            <w:r>
+              <w:rPr>
+                <w:rFonts w:ascii="Courier New" w:hAnsi="Courier New" w:cs="Courier New"/>
+                <w:color w:val="BCBEC4"/>
+                <w:sz w:val="20"/>
+                <w:szCs w:val="20"/>
+              </w:rPr>
+              <w:t>Main {</w:t>
+            </w:r>
+            <w:r>
+              <w:rPr>
+                <w:rFonts w:ascii="Courier New" w:hAnsi="Courier New" w:cs="Courier New"/>
+                <w:color w:val="BCBEC4"/>
+                <w:sz w:val="20"/>
+                <w:szCs w:val="20"/>
+              </w:rPr>
+              <w:br/>
+              <w:t xml:space="preserve">    </w:t>
+            </w:r>
+            <w:r>
+              <w:rPr>
+                <w:rFonts w:ascii="Courier New" w:hAnsi="Courier New" w:cs="Courier New"/>
+                <w:color w:val="CF8E6D"/>
+                <w:sz w:val="20"/>
+                <w:szCs w:val="20"/>
+              </w:rPr>
+              <w:t xml:space="preserve">public static void </w:t>
+            </w:r>
+            <w:r>
+              <w:rPr>
+                <w:rFonts w:ascii="Courier New" w:hAnsi="Courier New" w:cs="Courier New"/>
+                <w:color w:val="56A8F5"/>
+                <w:sz w:val="20"/>
+                <w:szCs w:val="20"/>
+              </w:rPr>
+              <w:t>main</w:t>
+            </w:r>
+            <w:r>
+              <w:rPr>
+                <w:rFonts w:ascii="Courier New" w:hAnsi="Courier New" w:cs="Courier New"/>
+                <w:color w:val="BCBEC4"/>
+                <w:sz w:val="20"/>
+                <w:szCs w:val="20"/>
+              </w:rPr>
+              <w:t xml:space="preserve">(String[] </w:t>
+            </w:r>
+            <w:proofErr w:type="spellStart"/>
+            <w:r>
+              <w:rPr>
+                <w:rFonts w:ascii="Courier New" w:hAnsi="Courier New" w:cs="Courier New"/>
+                <w:color w:val="BCBEC4"/>
+                <w:sz w:val="20"/>
+                <w:szCs w:val="20"/>
+              </w:rPr>
+              <w:t>args</w:t>
+            </w:r>
+            <w:proofErr w:type="spellEnd"/>
+            <w:r>
+              <w:rPr>
+                <w:rFonts w:ascii="Courier New" w:hAnsi="Courier New" w:cs="Courier New"/>
+                <w:color w:val="BCBEC4"/>
+                <w:sz w:val="20"/>
+                <w:szCs w:val="20"/>
+              </w:rPr>
+              <w:t>) {</w:t>
+            </w:r>
+            <w:r>
+              <w:rPr>
+                <w:rFonts w:ascii="Courier New" w:hAnsi="Courier New" w:cs="Courier New"/>
+                <w:color w:val="BCBEC4"/>
+                <w:sz w:val="20"/>
+                <w:szCs w:val="20"/>
+              </w:rPr>
+              <w:br/>
+              <w:t xml:space="preserve">        Scanner </w:t>
+            </w:r>
+            <w:proofErr w:type="spellStart"/>
+            <w:r>
+              <w:rPr>
+                <w:rFonts w:ascii="Courier New" w:hAnsi="Courier New" w:cs="Courier New"/>
+                <w:color w:val="BCBEC4"/>
+                <w:sz w:val="20"/>
+                <w:szCs w:val="20"/>
+              </w:rPr>
+              <w:t>sc</w:t>
+            </w:r>
+            <w:proofErr w:type="spellEnd"/>
+            <w:r>
+              <w:rPr>
+                <w:rFonts w:ascii="Courier New" w:hAnsi="Courier New" w:cs="Courier New"/>
+                <w:color w:val="BCBEC4"/>
+                <w:sz w:val="20"/>
+                <w:szCs w:val="20"/>
+              </w:rPr>
+              <w:t xml:space="preserve"> = </w:t>
+            </w:r>
+            <w:r>
+              <w:rPr>
+                <w:rFonts w:ascii="Courier New" w:hAnsi="Courier New" w:cs="Courier New"/>
+                <w:color w:val="CF8E6D"/>
+                <w:sz w:val="20"/>
+                <w:szCs w:val="20"/>
+              </w:rPr>
+              <w:t xml:space="preserve">new </w:t>
+            </w:r>
+            <w:r>
+              <w:rPr>
+                <w:rFonts w:ascii="Courier New" w:hAnsi="Courier New" w:cs="Courier New"/>
+                <w:color w:val="BCBEC4"/>
+                <w:sz w:val="20"/>
+                <w:szCs w:val="20"/>
+              </w:rPr>
+              <w:t>Scanner(System.</w:t>
+            </w:r>
+            <w:r>
+              <w:rPr>
+                <w:rFonts w:ascii="Courier New" w:hAnsi="Courier New" w:cs="Courier New"/>
+                <w:i/>
+                <w:iCs/>
+                <w:color w:val="C77DBB"/>
+                <w:sz w:val="20"/>
+                <w:szCs w:val="20"/>
+              </w:rPr>
+              <w:t>in</w:t>
+            </w:r>
+            <w:r>
+              <w:rPr>
+                <w:rFonts w:ascii="Courier New" w:hAnsi="Courier New" w:cs="Courier New"/>
+                <w:color w:val="BCBEC4"/>
+                <w:sz w:val="20"/>
+                <w:szCs w:val="20"/>
+              </w:rPr>
+              <w:t>);</w:t>
+            </w:r>
+            <w:r>
+              <w:rPr>
+                <w:rFonts w:ascii="Courier New" w:hAnsi="Courier New" w:cs="Courier New"/>
+                <w:color w:val="BCBEC4"/>
+                <w:sz w:val="20"/>
+                <w:szCs w:val="20"/>
+              </w:rPr>
+              <w:br/>
+              <w:t xml:space="preserve">        String[] str = {</w:t>
+            </w:r>
+            <w:r>
+              <w:rPr>
+                <w:rFonts w:ascii="Courier New" w:hAnsi="Courier New" w:cs="Courier New"/>
+                <w:color w:val="6AAB73"/>
+                <w:sz w:val="20"/>
+                <w:szCs w:val="20"/>
+              </w:rPr>
+              <w:t>"</w:t>
+            </w:r>
+            <w:r>
+              <w:rPr>
+                <w:rFonts w:ascii="Courier New" w:hAnsi="Courier New" w:cs="Courier New"/>
+                <w:color w:val="6AAB73"/>
+                <w:sz w:val="20"/>
+                <w:szCs w:val="20"/>
+              </w:rPr>
+              <w:t>오이</w:t>
+            </w:r>
+            <w:r>
+              <w:rPr>
+                <w:rFonts w:ascii="Courier New" w:hAnsi="Courier New" w:cs="Courier New"/>
+                <w:color w:val="6AAB73"/>
+                <w:sz w:val="20"/>
+                <w:szCs w:val="20"/>
+              </w:rPr>
+              <w:t>"</w:t>
+            </w:r>
+            <w:r>
+              <w:rPr>
+                <w:rFonts w:ascii="Courier New" w:hAnsi="Courier New" w:cs="Courier New"/>
+                <w:color w:val="BCBEC4"/>
+                <w:sz w:val="20"/>
+                <w:szCs w:val="20"/>
+              </w:rPr>
+              <w:t xml:space="preserve">, </w:t>
+            </w:r>
+            <w:r>
+              <w:rPr>
+                <w:rFonts w:ascii="Courier New" w:hAnsi="Courier New" w:cs="Courier New"/>
+                <w:color w:val="6AAB73"/>
+                <w:sz w:val="20"/>
+                <w:szCs w:val="20"/>
+              </w:rPr>
+              <w:t>"</w:t>
+            </w:r>
+            <w:r>
+              <w:rPr>
+                <w:rFonts w:ascii="Courier New" w:hAnsi="Courier New" w:cs="Courier New"/>
+                <w:color w:val="6AAB73"/>
+                <w:sz w:val="20"/>
+                <w:szCs w:val="20"/>
+              </w:rPr>
+              <w:t>강아지</w:t>
+            </w:r>
+            <w:r>
+              <w:rPr>
+                <w:rFonts w:ascii="Courier New" w:hAnsi="Courier New" w:cs="Courier New"/>
+                <w:color w:val="6AAB73"/>
+                <w:sz w:val="20"/>
+                <w:szCs w:val="20"/>
+              </w:rPr>
+              <w:t>"</w:t>
+            </w:r>
+            <w:r>
+              <w:rPr>
+                <w:rFonts w:ascii="Courier New" w:hAnsi="Courier New" w:cs="Courier New"/>
+                <w:color w:val="BCBEC4"/>
+                <w:sz w:val="20"/>
+                <w:szCs w:val="20"/>
+              </w:rPr>
+              <w:t xml:space="preserve">, </w:t>
+            </w:r>
+            <w:r>
+              <w:rPr>
+                <w:rFonts w:ascii="Courier New" w:hAnsi="Courier New" w:cs="Courier New"/>
+                <w:color w:val="6AAB73"/>
+                <w:sz w:val="20"/>
+                <w:szCs w:val="20"/>
+              </w:rPr>
+              <w:t>"</w:t>
+            </w:r>
+            <w:r>
+              <w:rPr>
+                <w:rFonts w:ascii="Courier New" w:hAnsi="Courier New" w:cs="Courier New"/>
+                <w:color w:val="6AAB73"/>
+                <w:sz w:val="20"/>
+                <w:szCs w:val="20"/>
+              </w:rPr>
+              <w:t>자바</w:t>
+            </w:r>
+            <w:r>
+              <w:rPr>
+                <w:rFonts w:ascii="Courier New" w:hAnsi="Courier New" w:cs="Courier New"/>
+                <w:color w:val="6AAB73"/>
+                <w:sz w:val="20"/>
+                <w:szCs w:val="20"/>
+              </w:rPr>
+              <w:t>"</w:t>
+            </w:r>
+            <w:r>
+              <w:rPr>
+                <w:rFonts w:ascii="Courier New" w:hAnsi="Courier New" w:cs="Courier New"/>
+                <w:color w:val="BCBEC4"/>
+                <w:sz w:val="20"/>
+                <w:szCs w:val="20"/>
+              </w:rPr>
+              <w:t xml:space="preserve">, </w:t>
+            </w:r>
+            <w:r>
+              <w:rPr>
+                <w:rFonts w:ascii="Courier New" w:hAnsi="Courier New" w:cs="Courier New"/>
+                <w:color w:val="6AAB73"/>
+                <w:sz w:val="20"/>
+                <w:szCs w:val="20"/>
+              </w:rPr>
+              <w:t>"</w:t>
+            </w:r>
+            <w:r>
+              <w:rPr>
+                <w:rFonts w:ascii="Courier New" w:hAnsi="Courier New" w:cs="Courier New"/>
+                <w:color w:val="6AAB73"/>
+                <w:sz w:val="20"/>
+                <w:szCs w:val="20"/>
+              </w:rPr>
+              <w:t>생강</w:t>
+            </w:r>
+            <w:r>
+              <w:rPr>
+                <w:rFonts w:ascii="Courier New" w:hAnsi="Courier New" w:cs="Courier New"/>
+                <w:color w:val="6AAB73"/>
+                <w:sz w:val="20"/>
+                <w:szCs w:val="20"/>
+              </w:rPr>
+              <w:t>"</w:t>
+            </w:r>
+            <w:r>
+              <w:rPr>
+                <w:rFonts w:ascii="Courier New" w:hAnsi="Courier New" w:cs="Courier New"/>
+                <w:color w:val="BCBEC4"/>
+                <w:sz w:val="20"/>
+                <w:szCs w:val="20"/>
+              </w:rPr>
+              <w:t xml:space="preserve">, </w:t>
+            </w:r>
+            <w:r>
+              <w:rPr>
+                <w:rFonts w:ascii="Courier New" w:hAnsi="Courier New" w:cs="Courier New"/>
+                <w:color w:val="6AAB73"/>
+                <w:sz w:val="20"/>
+                <w:szCs w:val="20"/>
+              </w:rPr>
+              <w:t>"</w:t>
+            </w:r>
+            <w:r>
+              <w:rPr>
+                <w:rFonts w:ascii="Courier New" w:hAnsi="Courier New" w:cs="Courier New"/>
+                <w:color w:val="6AAB73"/>
+                <w:sz w:val="20"/>
+                <w:szCs w:val="20"/>
+              </w:rPr>
+              <w:t>소나기</w:t>
+            </w:r>
+            <w:r>
+              <w:rPr>
+                <w:rFonts w:ascii="Courier New" w:hAnsi="Courier New" w:cs="Courier New"/>
+                <w:color w:val="6AAB73"/>
+                <w:sz w:val="20"/>
+                <w:szCs w:val="20"/>
+              </w:rPr>
+              <w:t>"</w:t>
+            </w:r>
+            <w:r>
+              <w:rPr>
+                <w:rFonts w:ascii="Courier New" w:hAnsi="Courier New" w:cs="Courier New"/>
+                <w:color w:val="BCBEC4"/>
+                <w:sz w:val="20"/>
+                <w:szCs w:val="20"/>
+              </w:rPr>
+              <w:t xml:space="preserve">, </w:t>
+            </w:r>
+            <w:r>
+              <w:rPr>
+                <w:rFonts w:ascii="Courier New" w:hAnsi="Courier New" w:cs="Courier New"/>
+                <w:color w:val="6AAB73"/>
+                <w:sz w:val="20"/>
+                <w:szCs w:val="20"/>
+              </w:rPr>
+              <w:t>"</w:t>
+            </w:r>
+            <w:r>
+              <w:rPr>
+                <w:rFonts w:ascii="Courier New" w:hAnsi="Courier New" w:cs="Courier New"/>
+                <w:color w:val="6AAB73"/>
+                <w:sz w:val="20"/>
+                <w:szCs w:val="20"/>
+              </w:rPr>
+              <w:t>우동</w:t>
+            </w:r>
+            <w:r>
+              <w:rPr>
+                <w:rFonts w:ascii="Courier New" w:hAnsi="Courier New" w:cs="Courier New"/>
+                <w:color w:val="6AAB73"/>
+                <w:sz w:val="20"/>
+                <w:szCs w:val="20"/>
+              </w:rPr>
+              <w:t>"</w:t>
+            </w:r>
+            <w:r>
+              <w:rPr>
+                <w:rFonts w:ascii="Courier New" w:hAnsi="Courier New" w:cs="Courier New"/>
+                <w:color w:val="BCBEC4"/>
+                <w:sz w:val="20"/>
+                <w:szCs w:val="20"/>
+              </w:rPr>
+              <w:t xml:space="preserve">, </w:t>
+            </w:r>
+            <w:r>
+              <w:rPr>
+                <w:rFonts w:ascii="Courier New" w:hAnsi="Courier New" w:cs="Courier New"/>
+                <w:color w:val="6AAB73"/>
+                <w:sz w:val="20"/>
+                <w:szCs w:val="20"/>
+              </w:rPr>
+              <w:t>"</w:t>
+            </w:r>
+            <w:r>
+              <w:rPr>
+                <w:rFonts w:ascii="Courier New" w:hAnsi="Courier New" w:cs="Courier New"/>
+                <w:color w:val="6AAB73"/>
+                <w:sz w:val="20"/>
+                <w:szCs w:val="20"/>
+              </w:rPr>
+              <w:t>언어</w:t>
+            </w:r>
+            <w:r>
+              <w:rPr>
+                <w:rFonts w:ascii="Courier New" w:hAnsi="Courier New" w:cs="Courier New"/>
+                <w:color w:val="6AAB73"/>
+                <w:sz w:val="20"/>
+                <w:szCs w:val="20"/>
+              </w:rPr>
+              <w:t>"</w:t>
+            </w:r>
+            <w:r>
+              <w:rPr>
+                <w:rFonts w:ascii="Courier New" w:hAnsi="Courier New" w:cs="Courier New"/>
+                <w:color w:val="BCBEC4"/>
+                <w:sz w:val="20"/>
+                <w:szCs w:val="20"/>
+              </w:rPr>
+              <w:t>};</w:t>
+            </w:r>
+            <w:r>
+              <w:rPr>
+                <w:rFonts w:ascii="Courier New" w:hAnsi="Courier New" w:cs="Courier New"/>
+                <w:color w:val="BCBEC4"/>
+                <w:sz w:val="20"/>
+                <w:szCs w:val="20"/>
+              </w:rPr>
+              <w:br/>
+              <w:t xml:space="preserve">        Random </w:t>
+            </w:r>
+            <w:proofErr w:type="spellStart"/>
+            <w:r>
+              <w:rPr>
+                <w:rFonts w:ascii="Courier New" w:hAnsi="Courier New" w:cs="Courier New"/>
+                <w:color w:val="BCBEC4"/>
+                <w:sz w:val="20"/>
+                <w:szCs w:val="20"/>
+              </w:rPr>
+              <w:t>random</w:t>
+            </w:r>
+            <w:proofErr w:type="spellEnd"/>
+            <w:r>
+              <w:rPr>
+                <w:rFonts w:ascii="Courier New" w:hAnsi="Courier New" w:cs="Courier New"/>
+                <w:color w:val="BCBEC4"/>
+                <w:sz w:val="20"/>
+                <w:szCs w:val="20"/>
+              </w:rPr>
+              <w:t xml:space="preserve"> = </w:t>
+            </w:r>
+            <w:r>
+              <w:rPr>
+                <w:rFonts w:ascii="Courier New" w:hAnsi="Courier New" w:cs="Courier New"/>
+                <w:color w:val="CF8E6D"/>
+                <w:sz w:val="20"/>
+                <w:szCs w:val="20"/>
+              </w:rPr>
+              <w:t xml:space="preserve">new </w:t>
+            </w:r>
+            <w:r>
+              <w:rPr>
+                <w:rFonts w:ascii="Courier New" w:hAnsi="Courier New" w:cs="Courier New"/>
+                <w:color w:val="BCBEC4"/>
+                <w:sz w:val="20"/>
+                <w:szCs w:val="20"/>
+              </w:rPr>
+              <w:t>Random();</w:t>
+            </w:r>
+            <w:r>
+              <w:rPr>
+                <w:rFonts w:ascii="Courier New" w:hAnsi="Courier New" w:cs="Courier New"/>
+                <w:color w:val="BCBEC4"/>
+                <w:sz w:val="20"/>
+                <w:szCs w:val="20"/>
+              </w:rPr>
+              <w:br/>
+            </w:r>
+            <w:r>
+              <w:rPr>
+                <w:rFonts w:ascii="Courier New" w:hAnsi="Courier New" w:cs="Courier New"/>
+                <w:color w:val="BCBEC4"/>
+                <w:sz w:val="20"/>
+                <w:szCs w:val="20"/>
+              </w:rPr>
+              <w:br/>
+              <w:t xml:space="preserve">        </w:t>
+            </w:r>
+            <w:proofErr w:type="spellStart"/>
+            <w:r>
+              <w:rPr>
+                <w:rFonts w:ascii="Courier New" w:hAnsi="Courier New" w:cs="Courier New"/>
+                <w:color w:val="BCBEC4"/>
+                <w:sz w:val="20"/>
+                <w:szCs w:val="20"/>
+              </w:rPr>
+              <w:t>System.</w:t>
+            </w:r>
+            <w:r>
+              <w:rPr>
+                <w:rFonts w:ascii="Courier New" w:hAnsi="Courier New" w:cs="Courier New"/>
+                <w:i/>
+                <w:iCs/>
+                <w:color w:val="C77DBB"/>
+                <w:sz w:val="20"/>
+                <w:szCs w:val="20"/>
+              </w:rPr>
+              <w:t>out</w:t>
+            </w:r>
+            <w:r>
+              <w:rPr>
+                <w:rFonts w:ascii="Courier New" w:hAnsi="Courier New" w:cs="Courier New"/>
+                <w:color w:val="BCBEC4"/>
+                <w:sz w:val="20"/>
+                <w:szCs w:val="20"/>
+              </w:rPr>
+              <w:t>.println</w:t>
+            </w:r>
+            <w:proofErr w:type="spellEnd"/>
+            <w:r>
+              <w:rPr>
+                <w:rFonts w:ascii="Courier New" w:hAnsi="Courier New" w:cs="Courier New"/>
+                <w:color w:val="BCBEC4"/>
+                <w:sz w:val="20"/>
+                <w:szCs w:val="20"/>
+              </w:rPr>
+              <w:t>(</w:t>
+            </w:r>
+            <w:r>
+              <w:rPr>
+                <w:rFonts w:ascii="Courier New" w:hAnsi="Courier New" w:cs="Courier New"/>
+                <w:color w:val="6AAB73"/>
+                <w:sz w:val="20"/>
+                <w:szCs w:val="20"/>
+              </w:rPr>
+              <w:t>"</w:t>
+            </w:r>
+            <w:r>
+              <w:rPr>
+                <w:rFonts w:ascii="Courier New" w:hAnsi="Courier New" w:cs="Courier New"/>
+                <w:color w:val="6AAB73"/>
+                <w:sz w:val="20"/>
+                <w:szCs w:val="20"/>
+              </w:rPr>
+              <w:t>끝말</w:t>
+            </w:r>
+            <w:r>
+              <w:rPr>
+                <w:rFonts w:ascii="Courier New" w:hAnsi="Courier New" w:cs="Courier New"/>
+                <w:color w:val="6AAB73"/>
+                <w:sz w:val="20"/>
+                <w:szCs w:val="20"/>
+              </w:rPr>
+              <w:t xml:space="preserve"> </w:t>
+            </w:r>
+            <w:r>
+              <w:rPr>
+                <w:rFonts w:ascii="Courier New" w:hAnsi="Courier New" w:cs="Courier New"/>
+                <w:color w:val="6AAB73"/>
+                <w:sz w:val="20"/>
+                <w:szCs w:val="20"/>
+              </w:rPr>
+              <w:t>잇기</w:t>
+            </w:r>
+            <w:r>
+              <w:rPr>
+                <w:rFonts w:ascii="Courier New" w:hAnsi="Courier New" w:cs="Courier New"/>
+                <w:color w:val="6AAB73"/>
+                <w:sz w:val="20"/>
+                <w:szCs w:val="20"/>
+              </w:rPr>
+              <w:t xml:space="preserve"> </w:t>
+            </w:r>
+            <w:r>
+              <w:rPr>
+                <w:rFonts w:ascii="Courier New" w:hAnsi="Courier New" w:cs="Courier New"/>
+                <w:color w:val="6AAB73"/>
+                <w:sz w:val="20"/>
+                <w:szCs w:val="20"/>
+              </w:rPr>
+              <w:t>게임을</w:t>
+            </w:r>
+            <w:r>
+              <w:rPr>
+                <w:rFonts w:ascii="Courier New" w:hAnsi="Courier New" w:cs="Courier New"/>
+                <w:color w:val="6AAB73"/>
+                <w:sz w:val="20"/>
+                <w:szCs w:val="20"/>
+              </w:rPr>
+              <w:t xml:space="preserve"> </w:t>
+            </w:r>
+            <w:r>
+              <w:rPr>
+                <w:rFonts w:ascii="Courier New" w:hAnsi="Courier New" w:cs="Courier New"/>
+                <w:color w:val="6AAB73"/>
+                <w:sz w:val="20"/>
+                <w:szCs w:val="20"/>
+              </w:rPr>
+              <w:t>시작합니다</w:t>
+            </w:r>
+            <w:r>
+              <w:rPr>
+                <w:rFonts w:ascii="Courier New" w:hAnsi="Courier New" w:cs="Courier New"/>
+                <w:color w:val="6AAB73"/>
+                <w:sz w:val="20"/>
+                <w:szCs w:val="20"/>
+              </w:rPr>
+              <w:t>~~~"</w:t>
+            </w:r>
+            <w:r>
+              <w:rPr>
+                <w:rFonts w:ascii="Courier New" w:hAnsi="Courier New" w:cs="Courier New"/>
+                <w:color w:val="BCBEC4"/>
+                <w:sz w:val="20"/>
+                <w:szCs w:val="20"/>
+              </w:rPr>
+              <w:t>);</w:t>
+            </w:r>
+            <w:r>
+              <w:rPr>
+                <w:rFonts w:ascii="Courier New" w:hAnsi="Courier New" w:cs="Courier New"/>
+                <w:color w:val="BCBEC4"/>
+                <w:sz w:val="20"/>
+                <w:szCs w:val="20"/>
+              </w:rPr>
+              <w:br/>
+              <w:t xml:space="preserve">        String </w:t>
+            </w:r>
+            <w:proofErr w:type="spellStart"/>
+            <w:r>
+              <w:rPr>
+                <w:rFonts w:ascii="Courier New" w:hAnsi="Courier New" w:cs="Courier New"/>
+                <w:color w:val="BCBEC4"/>
+                <w:sz w:val="20"/>
+                <w:szCs w:val="20"/>
+              </w:rPr>
+              <w:t>randomStr</w:t>
+            </w:r>
+            <w:proofErr w:type="spellEnd"/>
+            <w:r>
+              <w:rPr>
+                <w:rFonts w:ascii="Courier New" w:hAnsi="Courier New" w:cs="Courier New"/>
+                <w:color w:val="BCBEC4"/>
+                <w:sz w:val="20"/>
+                <w:szCs w:val="20"/>
+              </w:rPr>
+              <w:t xml:space="preserve"> = str[</w:t>
+            </w:r>
+            <w:proofErr w:type="spellStart"/>
+            <w:r>
+              <w:rPr>
+                <w:rFonts w:ascii="Courier New" w:hAnsi="Courier New" w:cs="Courier New"/>
+                <w:color w:val="BCBEC4"/>
+                <w:sz w:val="20"/>
+                <w:szCs w:val="20"/>
+              </w:rPr>
+              <w:t>random.nextInt</w:t>
+            </w:r>
+            <w:proofErr w:type="spellEnd"/>
+            <w:r>
+              <w:rPr>
+                <w:rFonts w:ascii="Courier New" w:hAnsi="Courier New" w:cs="Courier New"/>
+                <w:color w:val="BCBEC4"/>
+                <w:sz w:val="20"/>
+                <w:szCs w:val="20"/>
+              </w:rPr>
+              <w:t>(</w:t>
+            </w:r>
+            <w:proofErr w:type="spellStart"/>
+            <w:r>
+              <w:rPr>
+                <w:rFonts w:ascii="Courier New" w:hAnsi="Courier New" w:cs="Courier New"/>
+                <w:color w:val="BCBEC4"/>
+                <w:sz w:val="20"/>
+                <w:szCs w:val="20"/>
+              </w:rPr>
+              <w:t>str.</w:t>
+            </w:r>
+            <w:r>
+              <w:rPr>
+                <w:rFonts w:ascii="Courier New" w:hAnsi="Courier New" w:cs="Courier New"/>
+                <w:color w:val="C77DBB"/>
+                <w:sz w:val="20"/>
+                <w:szCs w:val="20"/>
+              </w:rPr>
+              <w:t>length</w:t>
+            </w:r>
+            <w:proofErr w:type="spellEnd"/>
+            <w:r>
+              <w:rPr>
+                <w:rFonts w:ascii="Courier New" w:hAnsi="Courier New" w:cs="Courier New"/>
+                <w:color w:val="BCBEC4"/>
+                <w:sz w:val="20"/>
+                <w:szCs w:val="20"/>
+              </w:rPr>
+              <w:t>)];</w:t>
+            </w:r>
+            <w:r>
+              <w:rPr>
+                <w:rFonts w:ascii="Courier New" w:hAnsi="Courier New" w:cs="Courier New"/>
+                <w:color w:val="BCBEC4"/>
+                <w:sz w:val="20"/>
+                <w:szCs w:val="20"/>
+              </w:rPr>
+              <w:br/>
+            </w:r>
+            <w:r>
+              <w:rPr>
+                <w:rFonts w:ascii="Courier New" w:hAnsi="Courier New" w:cs="Courier New"/>
+                <w:color w:val="BCBEC4"/>
+                <w:sz w:val="20"/>
+                <w:szCs w:val="20"/>
+              </w:rPr>
+              <w:br/>
+              <w:t xml:space="preserve">        </w:t>
+            </w:r>
+            <w:r>
+              <w:rPr>
+                <w:rFonts w:ascii="Courier New" w:hAnsi="Courier New" w:cs="Courier New"/>
+                <w:color w:val="CF8E6D"/>
+                <w:sz w:val="20"/>
+                <w:szCs w:val="20"/>
+              </w:rPr>
+              <w:t>while</w:t>
+            </w:r>
+            <w:r>
+              <w:rPr>
+                <w:rFonts w:ascii="Courier New" w:hAnsi="Courier New" w:cs="Courier New"/>
+                <w:color w:val="BCBEC4"/>
+                <w:sz w:val="20"/>
+                <w:szCs w:val="20"/>
+              </w:rPr>
+              <w:t>(</w:t>
+            </w:r>
+            <w:r>
+              <w:rPr>
+                <w:rFonts w:ascii="Courier New" w:hAnsi="Courier New" w:cs="Courier New"/>
+                <w:color w:val="CF8E6D"/>
+                <w:sz w:val="20"/>
+                <w:szCs w:val="20"/>
+              </w:rPr>
+              <w:t>true</w:t>
+            </w:r>
+            <w:r>
+              <w:rPr>
+                <w:rFonts w:ascii="Courier New" w:hAnsi="Courier New" w:cs="Courier New"/>
+                <w:color w:val="BCBEC4"/>
+                <w:sz w:val="20"/>
+                <w:szCs w:val="20"/>
+              </w:rPr>
+              <w:t>){</w:t>
+            </w:r>
+            <w:r>
+              <w:rPr>
+                <w:rFonts w:ascii="Courier New" w:hAnsi="Courier New" w:cs="Courier New"/>
+                <w:color w:val="BCBEC4"/>
+                <w:sz w:val="20"/>
+                <w:szCs w:val="20"/>
+              </w:rPr>
+              <w:br/>
+              <w:t xml:space="preserve">            </w:t>
+            </w:r>
+            <w:r>
+              <w:rPr>
+                <w:rFonts w:ascii="Courier New" w:hAnsi="Courier New" w:cs="Courier New"/>
+                <w:color w:val="CF8E6D"/>
+                <w:sz w:val="20"/>
+                <w:szCs w:val="20"/>
+              </w:rPr>
+              <w:t xml:space="preserve">char </w:t>
+            </w:r>
+            <w:proofErr w:type="spellStart"/>
+            <w:r>
+              <w:rPr>
+                <w:rFonts w:ascii="Courier New" w:hAnsi="Courier New" w:cs="Courier New"/>
+                <w:color w:val="BCBEC4"/>
+                <w:sz w:val="20"/>
+                <w:szCs w:val="20"/>
+              </w:rPr>
+              <w:t>randomLast</w:t>
+            </w:r>
+            <w:proofErr w:type="spellEnd"/>
+            <w:r>
+              <w:rPr>
+                <w:rFonts w:ascii="Courier New" w:hAnsi="Courier New" w:cs="Courier New"/>
+                <w:color w:val="BCBEC4"/>
+                <w:sz w:val="20"/>
+                <w:szCs w:val="20"/>
+              </w:rPr>
+              <w:t xml:space="preserve"> = </w:t>
+            </w:r>
+            <w:proofErr w:type="spellStart"/>
+            <w:r>
+              <w:rPr>
+                <w:rFonts w:ascii="Courier New" w:hAnsi="Courier New" w:cs="Courier New"/>
+                <w:color w:val="BCBEC4"/>
+                <w:sz w:val="20"/>
+                <w:szCs w:val="20"/>
+              </w:rPr>
+              <w:t>randomStr.charAt</w:t>
+            </w:r>
+            <w:proofErr w:type="spellEnd"/>
+            <w:r>
+              <w:rPr>
+                <w:rFonts w:ascii="Courier New" w:hAnsi="Courier New" w:cs="Courier New"/>
+                <w:color w:val="BCBEC4"/>
+                <w:sz w:val="20"/>
+                <w:szCs w:val="20"/>
+              </w:rPr>
+              <w:t>(</w:t>
+            </w:r>
+            <w:proofErr w:type="spellStart"/>
+            <w:r>
+              <w:rPr>
+                <w:rFonts w:ascii="Courier New" w:hAnsi="Courier New" w:cs="Courier New"/>
+                <w:color w:val="BCBEC4"/>
+                <w:sz w:val="20"/>
+                <w:szCs w:val="20"/>
+              </w:rPr>
+              <w:t>randomStr.length</w:t>
+            </w:r>
+            <w:proofErr w:type="spellEnd"/>
+            <w:r>
+              <w:rPr>
+                <w:rFonts w:ascii="Courier New" w:hAnsi="Courier New" w:cs="Courier New"/>
+                <w:color w:val="BCBEC4"/>
+                <w:sz w:val="20"/>
+                <w:szCs w:val="20"/>
+              </w:rPr>
+              <w:t>()-</w:t>
+            </w:r>
+            <w:r>
+              <w:rPr>
+                <w:rFonts w:ascii="Courier New" w:hAnsi="Courier New" w:cs="Courier New"/>
+                <w:color w:val="2AACB8"/>
+                <w:sz w:val="20"/>
+                <w:szCs w:val="20"/>
+              </w:rPr>
+              <w:t>1</w:t>
+            </w:r>
+            <w:r>
+              <w:rPr>
+                <w:rFonts w:ascii="Courier New" w:hAnsi="Courier New" w:cs="Courier New"/>
+                <w:color w:val="BCBEC4"/>
+                <w:sz w:val="20"/>
+                <w:szCs w:val="20"/>
+              </w:rPr>
+              <w:t>);</w:t>
+            </w:r>
+            <w:r>
+              <w:rPr>
+                <w:rFonts w:ascii="Courier New" w:hAnsi="Courier New" w:cs="Courier New"/>
+                <w:color w:val="BCBEC4"/>
+                <w:sz w:val="20"/>
+                <w:szCs w:val="20"/>
+              </w:rPr>
+              <w:br/>
+              <w:t xml:space="preserve">            </w:t>
+            </w:r>
+            <w:proofErr w:type="spellStart"/>
+            <w:r>
+              <w:rPr>
+                <w:rFonts w:ascii="Courier New" w:hAnsi="Courier New" w:cs="Courier New"/>
+                <w:color w:val="BCBEC4"/>
+                <w:sz w:val="20"/>
+                <w:szCs w:val="20"/>
+              </w:rPr>
+              <w:t>System.</w:t>
+            </w:r>
+            <w:r>
+              <w:rPr>
+                <w:rFonts w:ascii="Courier New" w:hAnsi="Courier New" w:cs="Courier New"/>
+                <w:i/>
+                <w:iCs/>
+                <w:color w:val="C77DBB"/>
+                <w:sz w:val="20"/>
+                <w:szCs w:val="20"/>
+              </w:rPr>
+              <w:t>out</w:t>
+            </w:r>
+            <w:r>
+              <w:rPr>
+                <w:rFonts w:ascii="Courier New" w:hAnsi="Courier New" w:cs="Courier New"/>
+                <w:color w:val="BCBEC4"/>
+                <w:sz w:val="20"/>
+                <w:szCs w:val="20"/>
+              </w:rPr>
+              <w:t>.print</w:t>
+            </w:r>
+            <w:proofErr w:type="spellEnd"/>
+            <w:r>
+              <w:rPr>
+                <w:rFonts w:ascii="Courier New" w:hAnsi="Courier New" w:cs="Courier New"/>
+                <w:color w:val="BCBEC4"/>
+                <w:sz w:val="20"/>
+                <w:szCs w:val="20"/>
+              </w:rPr>
+              <w:t>(</w:t>
+            </w:r>
+            <w:proofErr w:type="spellStart"/>
+            <w:r>
+              <w:rPr>
+                <w:rFonts w:ascii="Courier New" w:hAnsi="Courier New" w:cs="Courier New"/>
+                <w:color w:val="BCBEC4"/>
+                <w:sz w:val="20"/>
+                <w:szCs w:val="20"/>
+              </w:rPr>
+              <w:t>randomStr</w:t>
+            </w:r>
+            <w:proofErr w:type="spellEnd"/>
+            <w:r>
+              <w:rPr>
+                <w:rFonts w:ascii="Courier New" w:hAnsi="Courier New" w:cs="Courier New"/>
+                <w:color w:val="BCBEC4"/>
+                <w:sz w:val="20"/>
+                <w:szCs w:val="20"/>
+              </w:rPr>
+              <w:t xml:space="preserve"> + </w:t>
+            </w:r>
+            <w:r>
+              <w:rPr>
+                <w:rFonts w:ascii="Courier New" w:hAnsi="Courier New" w:cs="Courier New"/>
+                <w:color w:val="6AAB73"/>
+                <w:sz w:val="20"/>
+                <w:szCs w:val="20"/>
+              </w:rPr>
+              <w:t>"</w:t>
+            </w:r>
+            <w:r>
+              <w:rPr>
+                <w:rFonts w:ascii="Courier New" w:hAnsi="Courier New" w:cs="Courier New"/>
+                <w:color w:val="6AAB73"/>
+                <w:sz w:val="20"/>
+                <w:szCs w:val="20"/>
+              </w:rPr>
+              <w:t>의</w:t>
+            </w:r>
+            <w:r>
+              <w:rPr>
+                <w:rFonts w:ascii="Courier New" w:hAnsi="Courier New" w:cs="Courier New"/>
+                <w:color w:val="6AAB73"/>
+                <w:sz w:val="20"/>
+                <w:szCs w:val="20"/>
+              </w:rPr>
+              <w:t xml:space="preserve"> " </w:t>
+            </w:r>
+            <w:r>
+              <w:rPr>
+                <w:rFonts w:ascii="Courier New" w:hAnsi="Courier New" w:cs="Courier New"/>
+                <w:color w:val="BCBEC4"/>
+                <w:sz w:val="20"/>
+                <w:szCs w:val="20"/>
+              </w:rPr>
+              <w:t xml:space="preserve">+ </w:t>
+            </w:r>
+            <w:proofErr w:type="spellStart"/>
+            <w:r>
+              <w:rPr>
+                <w:rFonts w:ascii="Courier New" w:hAnsi="Courier New" w:cs="Courier New"/>
+                <w:color w:val="BCBEC4"/>
+                <w:sz w:val="20"/>
+                <w:szCs w:val="20"/>
+              </w:rPr>
+              <w:t>randomLast</w:t>
+            </w:r>
+            <w:proofErr w:type="spellEnd"/>
+            <w:r>
+              <w:rPr>
+                <w:rFonts w:ascii="Courier New" w:hAnsi="Courier New" w:cs="Courier New"/>
+                <w:color w:val="BCBEC4"/>
+                <w:sz w:val="20"/>
+                <w:szCs w:val="20"/>
+              </w:rPr>
+              <w:t xml:space="preserve"> + </w:t>
+            </w:r>
+            <w:r>
+              <w:rPr>
+                <w:rFonts w:ascii="Courier New" w:hAnsi="Courier New" w:cs="Courier New"/>
+                <w:color w:val="6AAB73"/>
+                <w:sz w:val="20"/>
+                <w:szCs w:val="20"/>
+              </w:rPr>
+              <w:t>"</w:t>
+            </w:r>
+            <w:r>
+              <w:rPr>
+                <w:rFonts w:ascii="Courier New" w:hAnsi="Courier New" w:cs="Courier New"/>
+                <w:color w:val="6AAB73"/>
+                <w:sz w:val="20"/>
+                <w:szCs w:val="20"/>
+              </w:rPr>
+              <w:t>로</w:t>
+            </w:r>
+            <w:r>
+              <w:rPr>
+                <w:rFonts w:ascii="Courier New" w:hAnsi="Courier New" w:cs="Courier New"/>
+                <w:color w:val="6AAB73"/>
+                <w:sz w:val="20"/>
+                <w:szCs w:val="20"/>
+              </w:rPr>
+              <w:t xml:space="preserve"> </w:t>
+            </w:r>
+            <w:r>
+              <w:rPr>
+                <w:rFonts w:ascii="Courier New" w:hAnsi="Courier New" w:cs="Courier New"/>
+                <w:color w:val="6AAB73"/>
+                <w:sz w:val="20"/>
+                <w:szCs w:val="20"/>
+              </w:rPr>
+              <w:t>시작하는</w:t>
+            </w:r>
+            <w:r>
+              <w:rPr>
+                <w:rFonts w:ascii="Courier New" w:hAnsi="Courier New" w:cs="Courier New"/>
+                <w:color w:val="6AAB73"/>
+                <w:sz w:val="20"/>
+                <w:szCs w:val="20"/>
+              </w:rPr>
+              <w:t xml:space="preserve"> </w:t>
+            </w:r>
+            <w:r>
+              <w:rPr>
+                <w:rFonts w:ascii="Courier New" w:hAnsi="Courier New" w:cs="Courier New"/>
+                <w:color w:val="6AAB73"/>
+                <w:sz w:val="20"/>
+                <w:szCs w:val="20"/>
+              </w:rPr>
+              <w:t>단어</w:t>
+            </w:r>
+            <w:r>
+              <w:rPr>
+                <w:rFonts w:ascii="Courier New" w:hAnsi="Courier New" w:cs="Courier New"/>
+                <w:color w:val="6AAB73"/>
+                <w:sz w:val="20"/>
+                <w:szCs w:val="20"/>
+              </w:rPr>
+              <w:t xml:space="preserve"> &gt;&gt; "</w:t>
+            </w:r>
+            <w:r>
+              <w:rPr>
+                <w:rFonts w:ascii="Courier New" w:hAnsi="Courier New" w:cs="Courier New"/>
+                <w:color w:val="BCBEC4"/>
+                <w:sz w:val="20"/>
+                <w:szCs w:val="20"/>
+              </w:rPr>
+              <w:t>);</w:t>
+            </w:r>
+            <w:r>
+              <w:rPr>
+                <w:rFonts w:ascii="Courier New" w:hAnsi="Courier New" w:cs="Courier New"/>
+                <w:color w:val="BCBEC4"/>
+                <w:sz w:val="20"/>
+                <w:szCs w:val="20"/>
+              </w:rPr>
+              <w:br/>
+            </w:r>
+            <w:r>
+              <w:rPr>
+                <w:rFonts w:ascii="Courier New" w:hAnsi="Courier New" w:cs="Courier New"/>
+                <w:color w:val="BCBEC4"/>
+                <w:sz w:val="20"/>
+                <w:szCs w:val="20"/>
+              </w:rPr>
+              <w:lastRenderedPageBreak/>
+              <w:t xml:space="preserve">            String s = </w:t>
+            </w:r>
+            <w:proofErr w:type="spellStart"/>
+            <w:r>
+              <w:rPr>
+                <w:rFonts w:ascii="Courier New" w:hAnsi="Courier New" w:cs="Courier New"/>
+                <w:color w:val="BCBEC4"/>
+                <w:sz w:val="20"/>
+                <w:szCs w:val="20"/>
+              </w:rPr>
+              <w:t>sc.next</w:t>
+            </w:r>
+            <w:proofErr w:type="spellEnd"/>
+            <w:r>
+              <w:rPr>
+                <w:rFonts w:ascii="Courier New" w:hAnsi="Courier New" w:cs="Courier New"/>
+                <w:color w:val="BCBEC4"/>
+                <w:sz w:val="20"/>
+                <w:szCs w:val="20"/>
+              </w:rPr>
+              <w:t>();</w:t>
+            </w:r>
+            <w:r>
+              <w:rPr>
+                <w:rFonts w:ascii="Courier New" w:hAnsi="Courier New" w:cs="Courier New"/>
+                <w:color w:val="BCBEC4"/>
+                <w:sz w:val="20"/>
+                <w:szCs w:val="20"/>
+              </w:rPr>
+              <w:br/>
+            </w:r>
+            <w:r>
+              <w:rPr>
+                <w:rFonts w:ascii="Courier New" w:hAnsi="Courier New" w:cs="Courier New"/>
+                <w:color w:val="BCBEC4"/>
+                <w:sz w:val="20"/>
+                <w:szCs w:val="20"/>
+              </w:rPr>
+              <w:br/>
+              <w:t xml:space="preserve">            </w:t>
+            </w:r>
+            <w:r>
+              <w:rPr>
+                <w:rFonts w:ascii="Courier New" w:hAnsi="Courier New" w:cs="Courier New"/>
+                <w:color w:val="CF8E6D"/>
+                <w:sz w:val="20"/>
+                <w:szCs w:val="20"/>
+              </w:rPr>
+              <w:t xml:space="preserve">char </w:t>
+            </w:r>
+            <w:r>
+              <w:rPr>
+                <w:rFonts w:ascii="Courier New" w:hAnsi="Courier New" w:cs="Courier New"/>
+                <w:color w:val="BCBEC4"/>
+                <w:sz w:val="20"/>
+                <w:szCs w:val="20"/>
+              </w:rPr>
+              <w:t xml:space="preserve">first = </w:t>
+            </w:r>
+            <w:proofErr w:type="spellStart"/>
+            <w:r>
+              <w:rPr>
+                <w:rFonts w:ascii="Courier New" w:hAnsi="Courier New" w:cs="Courier New"/>
+                <w:color w:val="BCBEC4"/>
+                <w:sz w:val="20"/>
+                <w:szCs w:val="20"/>
+              </w:rPr>
+              <w:t>s.charAt</w:t>
+            </w:r>
+            <w:proofErr w:type="spellEnd"/>
+            <w:r>
+              <w:rPr>
+                <w:rFonts w:ascii="Courier New" w:hAnsi="Courier New" w:cs="Courier New"/>
+                <w:color w:val="BCBEC4"/>
+                <w:sz w:val="20"/>
+                <w:szCs w:val="20"/>
+              </w:rPr>
+              <w:t>(</w:t>
+            </w:r>
+            <w:r>
+              <w:rPr>
+                <w:rFonts w:ascii="Courier New" w:hAnsi="Courier New" w:cs="Courier New"/>
+                <w:color w:val="2AACB8"/>
+                <w:sz w:val="20"/>
+                <w:szCs w:val="20"/>
+              </w:rPr>
+              <w:t>0</w:t>
+            </w:r>
+            <w:r>
+              <w:rPr>
+                <w:rFonts w:ascii="Courier New" w:hAnsi="Courier New" w:cs="Courier New"/>
+                <w:color w:val="BCBEC4"/>
+                <w:sz w:val="20"/>
+                <w:szCs w:val="20"/>
+              </w:rPr>
+              <w:t>);</w:t>
+            </w:r>
+            <w:r>
+              <w:rPr>
+                <w:rFonts w:ascii="Courier New" w:hAnsi="Courier New" w:cs="Courier New"/>
+                <w:color w:val="BCBEC4"/>
+                <w:sz w:val="20"/>
+                <w:szCs w:val="20"/>
+              </w:rPr>
+              <w:br/>
+            </w:r>
+            <w:r>
+              <w:rPr>
+                <w:rFonts w:ascii="Courier New" w:hAnsi="Courier New" w:cs="Courier New"/>
+                <w:color w:val="BCBEC4"/>
+                <w:sz w:val="20"/>
+                <w:szCs w:val="20"/>
+              </w:rPr>
+              <w:br/>
+              <w:t xml:space="preserve">            </w:t>
+            </w:r>
+            <w:r>
+              <w:rPr>
+                <w:rFonts w:ascii="Courier New" w:hAnsi="Courier New" w:cs="Courier New"/>
+                <w:color w:val="CF8E6D"/>
+                <w:sz w:val="20"/>
+                <w:szCs w:val="20"/>
+              </w:rPr>
+              <w:t>if</w:t>
+            </w:r>
+            <w:r>
+              <w:rPr>
+                <w:rFonts w:ascii="Courier New" w:hAnsi="Courier New" w:cs="Courier New"/>
+                <w:color w:val="BCBEC4"/>
+                <w:sz w:val="20"/>
+                <w:szCs w:val="20"/>
+              </w:rPr>
+              <w:t xml:space="preserve">(first == </w:t>
+            </w:r>
+            <w:proofErr w:type="spellStart"/>
+            <w:r>
+              <w:rPr>
+                <w:rFonts w:ascii="Courier New" w:hAnsi="Courier New" w:cs="Courier New"/>
+                <w:color w:val="BCBEC4"/>
+                <w:sz w:val="20"/>
+                <w:szCs w:val="20"/>
+              </w:rPr>
+              <w:t>randomLast</w:t>
+            </w:r>
+            <w:proofErr w:type="spellEnd"/>
+            <w:r>
+              <w:rPr>
+                <w:rFonts w:ascii="Courier New" w:hAnsi="Courier New" w:cs="Courier New"/>
+                <w:color w:val="BCBEC4"/>
+                <w:sz w:val="20"/>
+                <w:szCs w:val="20"/>
+              </w:rPr>
+              <w:t>){</w:t>
+            </w:r>
+            <w:r>
+              <w:rPr>
+                <w:rFonts w:ascii="Courier New" w:hAnsi="Courier New" w:cs="Courier New"/>
+                <w:color w:val="BCBEC4"/>
+                <w:sz w:val="20"/>
+                <w:szCs w:val="20"/>
+              </w:rPr>
+              <w:br/>
+              <w:t xml:space="preserve">                </w:t>
+            </w:r>
+            <w:r>
+              <w:rPr>
+                <w:rFonts w:ascii="Courier New" w:hAnsi="Courier New" w:cs="Courier New"/>
+                <w:color w:val="7A7E85"/>
+                <w:sz w:val="20"/>
+                <w:szCs w:val="20"/>
+              </w:rPr>
+              <w:t xml:space="preserve">// </w:t>
+            </w:r>
+            <w:proofErr w:type="spellStart"/>
+            <w:r>
+              <w:rPr>
+                <w:rFonts w:ascii="Courier New" w:hAnsi="Courier New" w:cs="Courier New"/>
+                <w:color w:val="7A7E85"/>
+                <w:sz w:val="20"/>
+                <w:szCs w:val="20"/>
+              </w:rPr>
+              <w:t>성공시</w:t>
+            </w:r>
+            <w:proofErr w:type="spellEnd"/>
+            <w:r>
+              <w:rPr>
+                <w:rFonts w:ascii="Courier New" w:hAnsi="Courier New" w:cs="Courier New"/>
+                <w:color w:val="7A7E85"/>
+                <w:sz w:val="20"/>
+                <w:szCs w:val="20"/>
+              </w:rPr>
+              <w:t xml:space="preserve"> </w:t>
+            </w:r>
+            <w:proofErr w:type="spellStart"/>
+            <w:r>
+              <w:rPr>
+                <w:rFonts w:ascii="Courier New" w:hAnsi="Courier New" w:cs="Courier New"/>
+                <w:color w:val="7A7E85"/>
+                <w:sz w:val="20"/>
+                <w:szCs w:val="20"/>
+              </w:rPr>
+              <w:t>randomStr</w:t>
+            </w:r>
+            <w:proofErr w:type="spellEnd"/>
+            <w:r>
+              <w:rPr>
+                <w:rFonts w:ascii="Courier New" w:hAnsi="Courier New" w:cs="Courier New"/>
+                <w:color w:val="7A7E85"/>
+                <w:sz w:val="20"/>
+                <w:szCs w:val="20"/>
+              </w:rPr>
+              <w:t xml:space="preserve"> </w:t>
+            </w:r>
+            <w:r>
+              <w:rPr>
+                <w:rFonts w:ascii="Courier New" w:hAnsi="Courier New" w:cs="Courier New"/>
+                <w:color w:val="7A7E85"/>
+                <w:sz w:val="20"/>
+                <w:szCs w:val="20"/>
+              </w:rPr>
+              <w:t>갱신</w:t>
+            </w:r>
+            <w:r>
+              <w:rPr>
+                <w:rFonts w:ascii="Courier New" w:hAnsi="Courier New" w:cs="Courier New"/>
+                <w:color w:val="7A7E85"/>
+                <w:sz w:val="20"/>
+                <w:szCs w:val="20"/>
+              </w:rPr>
+              <w:br/>
+              <w:t xml:space="preserve">                </w:t>
+            </w:r>
+            <w:proofErr w:type="spellStart"/>
+            <w:r>
+              <w:rPr>
+                <w:rFonts w:ascii="Courier New" w:hAnsi="Courier New" w:cs="Courier New"/>
+                <w:color w:val="BCBEC4"/>
+                <w:sz w:val="20"/>
+                <w:szCs w:val="20"/>
+              </w:rPr>
+              <w:t>randomStr</w:t>
+            </w:r>
+            <w:proofErr w:type="spellEnd"/>
+            <w:r>
+              <w:rPr>
+                <w:rFonts w:ascii="Courier New" w:hAnsi="Courier New" w:cs="Courier New"/>
+                <w:color w:val="BCBEC4"/>
+                <w:sz w:val="20"/>
+                <w:szCs w:val="20"/>
+              </w:rPr>
+              <w:t xml:space="preserve"> = s;</w:t>
+            </w:r>
+            <w:r>
+              <w:rPr>
+                <w:rFonts w:ascii="Courier New" w:hAnsi="Courier New" w:cs="Courier New"/>
+                <w:color w:val="BCBEC4"/>
+                <w:sz w:val="20"/>
+                <w:szCs w:val="20"/>
+              </w:rPr>
+              <w:br/>
+              <w:t xml:space="preserve">            } </w:t>
+            </w:r>
+            <w:r>
+              <w:rPr>
+                <w:rFonts w:ascii="Courier New" w:hAnsi="Courier New" w:cs="Courier New"/>
+                <w:color w:val="CF8E6D"/>
+                <w:sz w:val="20"/>
+                <w:szCs w:val="20"/>
+              </w:rPr>
+              <w:t xml:space="preserve">else </w:t>
+            </w:r>
+            <w:r>
+              <w:rPr>
+                <w:rFonts w:ascii="Courier New" w:hAnsi="Courier New" w:cs="Courier New"/>
+                <w:color w:val="BCBEC4"/>
+                <w:sz w:val="20"/>
+                <w:szCs w:val="20"/>
+              </w:rPr>
+              <w:t>{</w:t>
+            </w:r>
+            <w:r>
+              <w:rPr>
+                <w:rFonts w:ascii="Courier New" w:hAnsi="Courier New" w:cs="Courier New"/>
+                <w:color w:val="BCBEC4"/>
+                <w:sz w:val="20"/>
+                <w:szCs w:val="20"/>
+              </w:rPr>
+              <w:br/>
+              <w:t xml:space="preserve">                </w:t>
+            </w:r>
+            <w:r>
+              <w:rPr>
+                <w:rFonts w:ascii="Courier New" w:hAnsi="Courier New" w:cs="Courier New"/>
+                <w:color w:val="7A7E85"/>
+                <w:sz w:val="20"/>
+                <w:szCs w:val="20"/>
+              </w:rPr>
+              <w:t xml:space="preserve">// </w:t>
+            </w:r>
+            <w:proofErr w:type="spellStart"/>
+            <w:r>
+              <w:rPr>
+                <w:rFonts w:ascii="Courier New" w:hAnsi="Courier New" w:cs="Courier New"/>
+                <w:color w:val="7A7E85"/>
+                <w:sz w:val="20"/>
+                <w:szCs w:val="20"/>
+              </w:rPr>
+              <w:t>실패시</w:t>
+            </w:r>
+            <w:proofErr w:type="spellEnd"/>
+            <w:r>
+              <w:rPr>
+                <w:rFonts w:ascii="Courier New" w:hAnsi="Courier New" w:cs="Courier New"/>
+                <w:color w:val="7A7E85"/>
+                <w:sz w:val="20"/>
+                <w:szCs w:val="20"/>
+              </w:rPr>
+              <w:br/>
+              <w:t xml:space="preserve">                </w:t>
+            </w:r>
+            <w:proofErr w:type="spellStart"/>
+            <w:r>
+              <w:rPr>
+                <w:rFonts w:ascii="Courier New" w:hAnsi="Courier New" w:cs="Courier New"/>
+                <w:color w:val="BCBEC4"/>
+                <w:sz w:val="20"/>
+                <w:szCs w:val="20"/>
+              </w:rPr>
+              <w:t>System.</w:t>
+            </w:r>
+            <w:r>
+              <w:rPr>
+                <w:rFonts w:ascii="Courier New" w:hAnsi="Courier New" w:cs="Courier New"/>
+                <w:i/>
+                <w:iCs/>
+                <w:color w:val="C77DBB"/>
+                <w:sz w:val="20"/>
+                <w:szCs w:val="20"/>
+              </w:rPr>
+              <w:t>out</w:t>
+            </w:r>
+            <w:r>
+              <w:rPr>
+                <w:rFonts w:ascii="Courier New" w:hAnsi="Courier New" w:cs="Courier New"/>
+                <w:color w:val="BCBEC4"/>
+                <w:sz w:val="20"/>
+                <w:szCs w:val="20"/>
+              </w:rPr>
+              <w:t>.println</w:t>
+            </w:r>
+            <w:proofErr w:type="spellEnd"/>
+            <w:r>
+              <w:rPr>
+                <w:rFonts w:ascii="Courier New" w:hAnsi="Courier New" w:cs="Courier New"/>
+                <w:color w:val="BCBEC4"/>
+                <w:sz w:val="20"/>
+                <w:szCs w:val="20"/>
+              </w:rPr>
+              <w:t>(</w:t>
+            </w:r>
+            <w:r>
+              <w:rPr>
+                <w:rFonts w:ascii="Courier New" w:hAnsi="Courier New" w:cs="Courier New"/>
+                <w:color w:val="6AAB73"/>
+                <w:sz w:val="20"/>
+                <w:szCs w:val="20"/>
+              </w:rPr>
+              <w:t>"</w:t>
+            </w:r>
+            <w:r>
+              <w:rPr>
+                <w:rFonts w:ascii="Courier New" w:hAnsi="Courier New" w:cs="Courier New"/>
+                <w:color w:val="6AAB73"/>
+                <w:sz w:val="20"/>
+                <w:szCs w:val="20"/>
+              </w:rPr>
+              <w:t>틀렸습니다</w:t>
+            </w:r>
+            <w:r>
+              <w:rPr>
+                <w:rFonts w:ascii="Courier New" w:hAnsi="Courier New" w:cs="Courier New"/>
+                <w:color w:val="6AAB73"/>
+                <w:sz w:val="20"/>
+                <w:szCs w:val="20"/>
+              </w:rPr>
+              <w:t>."</w:t>
+            </w:r>
+            <w:r>
+              <w:rPr>
+                <w:rFonts w:ascii="Courier New" w:hAnsi="Courier New" w:cs="Courier New"/>
+                <w:color w:val="BCBEC4"/>
+                <w:sz w:val="20"/>
+                <w:szCs w:val="20"/>
+              </w:rPr>
+              <w:t>);</w:t>
+            </w:r>
+            <w:r>
+              <w:rPr>
+                <w:rFonts w:ascii="Courier New" w:hAnsi="Courier New" w:cs="Courier New"/>
+                <w:color w:val="BCBEC4"/>
+                <w:sz w:val="20"/>
+                <w:szCs w:val="20"/>
+              </w:rPr>
+              <w:br/>
+              <w:t xml:space="preserve">                </w:t>
+            </w:r>
+            <w:proofErr w:type="spellStart"/>
+            <w:r>
+              <w:rPr>
+                <w:rFonts w:ascii="Courier New" w:hAnsi="Courier New" w:cs="Courier New"/>
+                <w:color w:val="BCBEC4"/>
+                <w:sz w:val="20"/>
+                <w:szCs w:val="20"/>
+              </w:rPr>
+              <w:t>System.</w:t>
+            </w:r>
+            <w:r>
+              <w:rPr>
+                <w:rFonts w:ascii="Courier New" w:hAnsi="Courier New" w:cs="Courier New"/>
+                <w:i/>
+                <w:iCs/>
+                <w:color w:val="C77DBB"/>
+                <w:sz w:val="20"/>
+                <w:szCs w:val="20"/>
+              </w:rPr>
+              <w:t>out</w:t>
+            </w:r>
+            <w:r>
+              <w:rPr>
+                <w:rFonts w:ascii="Courier New" w:hAnsi="Courier New" w:cs="Courier New"/>
+                <w:color w:val="BCBEC4"/>
+                <w:sz w:val="20"/>
+                <w:szCs w:val="20"/>
+              </w:rPr>
+              <w:t>.print</w:t>
+            </w:r>
+            <w:proofErr w:type="spellEnd"/>
+            <w:r>
+              <w:rPr>
+                <w:rFonts w:ascii="Courier New" w:hAnsi="Courier New" w:cs="Courier New"/>
+                <w:color w:val="BCBEC4"/>
+                <w:sz w:val="20"/>
+                <w:szCs w:val="20"/>
+              </w:rPr>
+              <w:t>(</w:t>
+            </w:r>
+            <w:r>
+              <w:rPr>
+                <w:rFonts w:ascii="Courier New" w:hAnsi="Courier New" w:cs="Courier New"/>
+                <w:color w:val="6AAB73"/>
+                <w:sz w:val="20"/>
+                <w:szCs w:val="20"/>
+              </w:rPr>
+              <w:t>"</w:t>
+            </w:r>
+            <w:r>
+              <w:rPr>
+                <w:rFonts w:ascii="Courier New" w:hAnsi="Courier New" w:cs="Courier New"/>
+                <w:color w:val="6AAB73"/>
+                <w:sz w:val="20"/>
+                <w:szCs w:val="20"/>
+              </w:rPr>
+              <w:t>계속하겠습니까</w:t>
+            </w:r>
+            <w:r>
+              <w:rPr>
+                <w:rFonts w:ascii="Courier New" w:hAnsi="Courier New" w:cs="Courier New"/>
+                <w:color w:val="6AAB73"/>
+                <w:sz w:val="20"/>
+                <w:szCs w:val="20"/>
+              </w:rPr>
+              <w:t xml:space="preserve"> ? &gt;&gt; "</w:t>
+            </w:r>
+            <w:r>
+              <w:rPr>
+                <w:rFonts w:ascii="Courier New" w:hAnsi="Courier New" w:cs="Courier New"/>
+                <w:color w:val="BCBEC4"/>
+                <w:sz w:val="20"/>
+                <w:szCs w:val="20"/>
+              </w:rPr>
+              <w:t>);</w:t>
+            </w:r>
+            <w:r>
+              <w:rPr>
+                <w:rFonts w:ascii="Courier New" w:hAnsi="Courier New" w:cs="Courier New"/>
+                <w:color w:val="BCBEC4"/>
+                <w:sz w:val="20"/>
+                <w:szCs w:val="20"/>
+              </w:rPr>
+              <w:br/>
+              <w:t xml:space="preserve">                s = </w:t>
+            </w:r>
+            <w:proofErr w:type="spellStart"/>
+            <w:r>
+              <w:rPr>
+                <w:rFonts w:ascii="Courier New" w:hAnsi="Courier New" w:cs="Courier New"/>
+                <w:color w:val="BCBEC4"/>
+                <w:sz w:val="20"/>
+                <w:szCs w:val="20"/>
+              </w:rPr>
+              <w:t>sc.next</w:t>
+            </w:r>
+            <w:proofErr w:type="spellEnd"/>
+            <w:r>
+              <w:rPr>
+                <w:rFonts w:ascii="Courier New" w:hAnsi="Courier New" w:cs="Courier New"/>
+                <w:color w:val="BCBEC4"/>
+                <w:sz w:val="20"/>
+                <w:szCs w:val="20"/>
+              </w:rPr>
+              <w:t>();</w:t>
+            </w:r>
+            <w:r>
+              <w:rPr>
+                <w:rFonts w:ascii="Courier New" w:hAnsi="Courier New" w:cs="Courier New"/>
+                <w:color w:val="BCBEC4"/>
+                <w:sz w:val="20"/>
+                <w:szCs w:val="20"/>
+              </w:rPr>
+              <w:br/>
+              <w:t xml:space="preserve">                </w:t>
+            </w:r>
+            <w:r>
+              <w:rPr>
+                <w:rFonts w:ascii="Courier New" w:hAnsi="Courier New" w:cs="Courier New"/>
+                <w:color w:val="CF8E6D"/>
+                <w:sz w:val="20"/>
+                <w:szCs w:val="20"/>
+              </w:rPr>
+              <w:t xml:space="preserve">if </w:t>
+            </w:r>
+            <w:r>
+              <w:rPr>
+                <w:rFonts w:ascii="Courier New" w:hAnsi="Courier New" w:cs="Courier New"/>
+                <w:color w:val="BCBEC4"/>
+                <w:sz w:val="20"/>
+                <w:szCs w:val="20"/>
+              </w:rPr>
+              <w:t>(</w:t>
+            </w:r>
+            <w:proofErr w:type="spellStart"/>
+            <w:r>
+              <w:rPr>
+                <w:rFonts w:ascii="Courier New" w:hAnsi="Courier New" w:cs="Courier New"/>
+                <w:color w:val="BCBEC4"/>
+                <w:sz w:val="20"/>
+                <w:szCs w:val="20"/>
+              </w:rPr>
+              <w:t>s.equalsIgnoreCase</w:t>
+            </w:r>
+            <w:proofErr w:type="spellEnd"/>
+            <w:r>
+              <w:rPr>
+                <w:rFonts w:ascii="Courier New" w:hAnsi="Courier New" w:cs="Courier New"/>
+                <w:color w:val="BCBEC4"/>
+                <w:sz w:val="20"/>
+                <w:szCs w:val="20"/>
+              </w:rPr>
+              <w:t>(</w:t>
+            </w:r>
+            <w:r>
+              <w:rPr>
+                <w:rFonts w:ascii="Courier New" w:hAnsi="Courier New" w:cs="Courier New"/>
+                <w:color w:val="6AAB73"/>
+                <w:sz w:val="20"/>
+                <w:szCs w:val="20"/>
+              </w:rPr>
+              <w:t>"c"</w:t>
+            </w:r>
+            <w:r>
+              <w:rPr>
+                <w:rFonts w:ascii="Courier New" w:hAnsi="Courier New" w:cs="Courier New"/>
+                <w:color w:val="BCBEC4"/>
+                <w:sz w:val="20"/>
+                <w:szCs w:val="20"/>
+              </w:rPr>
+              <w:t>)){</w:t>
+            </w:r>
+            <w:r>
+              <w:rPr>
+                <w:rFonts w:ascii="Courier New" w:hAnsi="Courier New" w:cs="Courier New"/>
+                <w:color w:val="BCBEC4"/>
+                <w:sz w:val="20"/>
+                <w:szCs w:val="20"/>
+              </w:rPr>
+              <w:br/>
+              <w:t xml:space="preserve">                    </w:t>
+            </w:r>
+            <w:proofErr w:type="spellStart"/>
+            <w:r>
+              <w:rPr>
+                <w:rFonts w:ascii="Courier New" w:hAnsi="Courier New" w:cs="Courier New"/>
+                <w:color w:val="BCBEC4"/>
+                <w:sz w:val="20"/>
+                <w:szCs w:val="20"/>
+              </w:rPr>
+              <w:t>System.</w:t>
+            </w:r>
+            <w:r>
+              <w:rPr>
+                <w:rFonts w:ascii="Courier New" w:hAnsi="Courier New" w:cs="Courier New"/>
+                <w:i/>
+                <w:iCs/>
+                <w:color w:val="C77DBB"/>
+                <w:sz w:val="20"/>
+                <w:szCs w:val="20"/>
+              </w:rPr>
+              <w:t>out</w:t>
+            </w:r>
+            <w:r>
+              <w:rPr>
+                <w:rFonts w:ascii="Courier New" w:hAnsi="Courier New" w:cs="Courier New"/>
+                <w:color w:val="BCBEC4"/>
+                <w:sz w:val="20"/>
+                <w:szCs w:val="20"/>
+              </w:rPr>
+              <w:t>.println</w:t>
+            </w:r>
+            <w:proofErr w:type="spellEnd"/>
+            <w:r>
+              <w:rPr>
+                <w:rFonts w:ascii="Courier New" w:hAnsi="Courier New" w:cs="Courier New"/>
+                <w:color w:val="BCBEC4"/>
+                <w:sz w:val="20"/>
+                <w:szCs w:val="20"/>
+              </w:rPr>
+              <w:t>(</w:t>
+            </w:r>
+            <w:r>
+              <w:rPr>
+                <w:rFonts w:ascii="Courier New" w:hAnsi="Courier New" w:cs="Courier New"/>
+                <w:color w:val="6AAB73"/>
+                <w:sz w:val="20"/>
+                <w:szCs w:val="20"/>
+              </w:rPr>
+              <w:t>"</w:t>
+            </w:r>
+            <w:r>
+              <w:rPr>
+                <w:rFonts w:ascii="Courier New" w:hAnsi="Courier New" w:cs="Courier New"/>
+                <w:color w:val="6AAB73"/>
+                <w:sz w:val="20"/>
+                <w:szCs w:val="20"/>
+              </w:rPr>
+              <w:t>끝말</w:t>
+            </w:r>
+            <w:r>
+              <w:rPr>
+                <w:rFonts w:ascii="Courier New" w:hAnsi="Courier New" w:cs="Courier New"/>
+                <w:color w:val="6AAB73"/>
+                <w:sz w:val="20"/>
+                <w:szCs w:val="20"/>
+              </w:rPr>
+              <w:t xml:space="preserve"> </w:t>
+            </w:r>
+            <w:r>
+              <w:rPr>
+                <w:rFonts w:ascii="Courier New" w:hAnsi="Courier New" w:cs="Courier New"/>
+                <w:color w:val="6AAB73"/>
+                <w:sz w:val="20"/>
+                <w:szCs w:val="20"/>
+              </w:rPr>
+              <w:t>잇기</w:t>
+            </w:r>
+            <w:r>
+              <w:rPr>
+                <w:rFonts w:ascii="Courier New" w:hAnsi="Courier New" w:cs="Courier New"/>
+                <w:color w:val="6AAB73"/>
+                <w:sz w:val="20"/>
+                <w:szCs w:val="20"/>
+              </w:rPr>
+              <w:t xml:space="preserve"> </w:t>
+            </w:r>
+            <w:r>
+              <w:rPr>
+                <w:rFonts w:ascii="Courier New" w:hAnsi="Courier New" w:cs="Courier New"/>
+                <w:color w:val="6AAB73"/>
+                <w:sz w:val="20"/>
+                <w:szCs w:val="20"/>
+              </w:rPr>
+              <w:t>게임을</w:t>
+            </w:r>
+            <w:r>
+              <w:rPr>
+                <w:rFonts w:ascii="Courier New" w:hAnsi="Courier New" w:cs="Courier New"/>
+                <w:color w:val="6AAB73"/>
+                <w:sz w:val="20"/>
+                <w:szCs w:val="20"/>
+              </w:rPr>
+              <w:t xml:space="preserve"> </w:t>
+            </w:r>
+            <w:r>
+              <w:rPr>
+                <w:rFonts w:ascii="Courier New" w:hAnsi="Courier New" w:cs="Courier New"/>
+                <w:color w:val="6AAB73"/>
+                <w:sz w:val="20"/>
+                <w:szCs w:val="20"/>
+              </w:rPr>
+              <w:t>시작합니다</w:t>
+            </w:r>
+            <w:r>
+              <w:rPr>
+                <w:rFonts w:ascii="Courier New" w:hAnsi="Courier New" w:cs="Courier New"/>
+                <w:color w:val="6AAB73"/>
+                <w:sz w:val="20"/>
+                <w:szCs w:val="20"/>
+              </w:rPr>
+              <w:t>~~~"</w:t>
+            </w:r>
+            <w:r>
+              <w:rPr>
+                <w:rFonts w:ascii="Courier New" w:hAnsi="Courier New" w:cs="Courier New"/>
+                <w:color w:val="BCBEC4"/>
+                <w:sz w:val="20"/>
+                <w:szCs w:val="20"/>
+              </w:rPr>
+              <w:t>);</w:t>
+            </w:r>
+            <w:r>
+              <w:rPr>
+                <w:rFonts w:ascii="Courier New" w:hAnsi="Courier New" w:cs="Courier New"/>
+                <w:color w:val="BCBEC4"/>
+                <w:sz w:val="20"/>
+                <w:szCs w:val="20"/>
+              </w:rPr>
+              <w:br/>
+              <w:t xml:space="preserve">                    </w:t>
+            </w:r>
+            <w:proofErr w:type="spellStart"/>
+            <w:r>
+              <w:rPr>
+                <w:rFonts w:ascii="Courier New" w:hAnsi="Courier New" w:cs="Courier New"/>
+                <w:color w:val="BCBEC4"/>
+                <w:sz w:val="20"/>
+                <w:szCs w:val="20"/>
+              </w:rPr>
+              <w:t>randomStr</w:t>
+            </w:r>
+            <w:proofErr w:type="spellEnd"/>
+            <w:r>
+              <w:rPr>
+                <w:rFonts w:ascii="Courier New" w:hAnsi="Courier New" w:cs="Courier New"/>
+                <w:color w:val="BCBEC4"/>
+                <w:sz w:val="20"/>
+                <w:szCs w:val="20"/>
+              </w:rPr>
+              <w:t xml:space="preserve"> = str[</w:t>
+            </w:r>
+            <w:proofErr w:type="spellStart"/>
+            <w:r>
+              <w:rPr>
+                <w:rFonts w:ascii="Courier New" w:hAnsi="Courier New" w:cs="Courier New"/>
+                <w:color w:val="BCBEC4"/>
+                <w:sz w:val="20"/>
+                <w:szCs w:val="20"/>
+              </w:rPr>
+              <w:t>random.nextInt</w:t>
+            </w:r>
+            <w:proofErr w:type="spellEnd"/>
+            <w:r>
+              <w:rPr>
+                <w:rFonts w:ascii="Courier New" w:hAnsi="Courier New" w:cs="Courier New"/>
+                <w:color w:val="BCBEC4"/>
+                <w:sz w:val="20"/>
+                <w:szCs w:val="20"/>
+              </w:rPr>
+              <w:t>(</w:t>
+            </w:r>
+            <w:proofErr w:type="spellStart"/>
+            <w:r>
+              <w:rPr>
+                <w:rFonts w:ascii="Courier New" w:hAnsi="Courier New" w:cs="Courier New"/>
+                <w:color w:val="BCBEC4"/>
+                <w:sz w:val="20"/>
+                <w:szCs w:val="20"/>
+              </w:rPr>
+              <w:t>str.</w:t>
+            </w:r>
+            <w:r>
+              <w:rPr>
+                <w:rFonts w:ascii="Courier New" w:hAnsi="Courier New" w:cs="Courier New"/>
+                <w:color w:val="C77DBB"/>
+                <w:sz w:val="20"/>
+                <w:szCs w:val="20"/>
+              </w:rPr>
+              <w:t>length</w:t>
+            </w:r>
+            <w:proofErr w:type="spellEnd"/>
+            <w:r>
+              <w:rPr>
+                <w:rFonts w:ascii="Courier New" w:hAnsi="Courier New" w:cs="Courier New"/>
+                <w:color w:val="BCBEC4"/>
+                <w:sz w:val="20"/>
+                <w:szCs w:val="20"/>
+              </w:rPr>
+              <w:t>)];</w:t>
+            </w:r>
+            <w:r>
+              <w:rPr>
+                <w:rFonts w:ascii="Courier New" w:hAnsi="Courier New" w:cs="Courier New"/>
+                <w:color w:val="BCBEC4"/>
+                <w:sz w:val="20"/>
+                <w:szCs w:val="20"/>
+              </w:rPr>
+              <w:br/>
+              <w:t xml:space="preserve">                    </w:t>
+            </w:r>
+            <w:r>
+              <w:rPr>
+                <w:rFonts w:ascii="Courier New" w:hAnsi="Courier New" w:cs="Courier New"/>
+                <w:color w:val="CF8E6D"/>
+                <w:sz w:val="20"/>
+                <w:szCs w:val="20"/>
+              </w:rPr>
+              <w:t>continue</w:t>
+            </w:r>
+            <w:r>
+              <w:rPr>
+                <w:rFonts w:ascii="Courier New" w:hAnsi="Courier New" w:cs="Courier New"/>
+                <w:color w:val="BCBEC4"/>
+                <w:sz w:val="20"/>
+                <w:szCs w:val="20"/>
+              </w:rPr>
+              <w:t>;</w:t>
+            </w:r>
+            <w:r>
+              <w:rPr>
+                <w:rFonts w:ascii="Courier New" w:hAnsi="Courier New" w:cs="Courier New"/>
+                <w:color w:val="BCBEC4"/>
+                <w:sz w:val="20"/>
+                <w:szCs w:val="20"/>
+              </w:rPr>
+              <w:br/>
+              <w:t xml:space="preserve">                } </w:t>
+            </w:r>
+            <w:r>
+              <w:rPr>
+                <w:rFonts w:ascii="Courier New" w:hAnsi="Courier New" w:cs="Courier New"/>
+                <w:color w:val="CF8E6D"/>
+                <w:sz w:val="20"/>
+                <w:szCs w:val="20"/>
+              </w:rPr>
+              <w:t xml:space="preserve">else </w:t>
+            </w:r>
+            <w:r>
+              <w:rPr>
+                <w:rFonts w:ascii="Courier New" w:hAnsi="Courier New" w:cs="Courier New"/>
+                <w:color w:val="BCBEC4"/>
+                <w:sz w:val="20"/>
+                <w:szCs w:val="20"/>
+              </w:rPr>
+              <w:t>{</w:t>
+            </w:r>
+            <w:r>
+              <w:rPr>
+                <w:rFonts w:ascii="Courier New" w:hAnsi="Courier New" w:cs="Courier New"/>
+                <w:color w:val="BCBEC4"/>
+                <w:sz w:val="20"/>
+                <w:szCs w:val="20"/>
+              </w:rPr>
+              <w:br/>
+              <w:t xml:space="preserve">                    </w:t>
+            </w:r>
+            <w:r>
+              <w:rPr>
+                <w:rFonts w:ascii="Courier New" w:hAnsi="Courier New" w:cs="Courier New"/>
+                <w:color w:val="CF8E6D"/>
+                <w:sz w:val="20"/>
+                <w:szCs w:val="20"/>
+              </w:rPr>
+              <w:t>break</w:t>
+            </w:r>
+            <w:r>
+              <w:rPr>
+                <w:rFonts w:ascii="Courier New" w:hAnsi="Courier New" w:cs="Courier New"/>
+                <w:color w:val="BCBEC4"/>
+                <w:sz w:val="20"/>
+                <w:szCs w:val="20"/>
+              </w:rPr>
+              <w:t>;</w:t>
+            </w:r>
+            <w:r>
+              <w:rPr>
+                <w:rFonts w:ascii="Courier New" w:hAnsi="Courier New" w:cs="Courier New"/>
+                <w:color w:val="BCBEC4"/>
+                <w:sz w:val="20"/>
+                <w:szCs w:val="20"/>
+              </w:rPr>
+              <w:br/>
+              <w:t xml:space="preserve">                }</w:t>
+            </w:r>
+            <w:r>
+              <w:rPr>
+                <w:rFonts w:ascii="Courier New" w:hAnsi="Courier New" w:cs="Courier New"/>
+                <w:color w:val="BCBEC4"/>
+                <w:sz w:val="20"/>
+                <w:szCs w:val="20"/>
+              </w:rPr>
+              <w:br/>
+              <w:t xml:space="preserve">            }</w:t>
+            </w:r>
+            <w:r>
+              <w:rPr>
+                <w:rFonts w:ascii="Courier New" w:hAnsi="Courier New" w:cs="Courier New"/>
+                <w:color w:val="BCBEC4"/>
+                <w:sz w:val="20"/>
+                <w:szCs w:val="20"/>
+              </w:rPr>
+              <w:br/>
+              <w:t xml:space="preserve">        }</w:t>
+            </w:r>
+            <w:r>
+              <w:rPr>
+                <w:rFonts w:ascii="Courier New" w:hAnsi="Courier New" w:cs="Courier New"/>
+                <w:color w:val="BCBEC4"/>
+                <w:sz w:val="20"/>
+                <w:szCs w:val="20"/>
+              </w:rPr>
+              <w:br/>
+              <w:t xml:space="preserve">        </w:t>
+            </w:r>
+            <w:proofErr w:type="spellStart"/>
+            <w:r>
+              <w:rPr>
+                <w:rFonts w:ascii="Courier New" w:hAnsi="Courier New" w:cs="Courier New"/>
+                <w:color w:val="BCBEC4"/>
+                <w:sz w:val="20"/>
+                <w:szCs w:val="20"/>
+              </w:rPr>
+              <w:t>sc.close</w:t>
+            </w:r>
+            <w:proofErr w:type="spellEnd"/>
+            <w:r>
+              <w:rPr>
+                <w:rFonts w:ascii="Courier New" w:hAnsi="Courier New" w:cs="Courier New"/>
+                <w:color w:val="BCBEC4"/>
+                <w:sz w:val="20"/>
+                <w:szCs w:val="20"/>
+              </w:rPr>
+              <w:t>();</w:t>
+            </w:r>
+            <w:r>
+              <w:rPr>
+                <w:rFonts w:ascii="Courier New" w:hAnsi="Courier New" w:cs="Courier New"/>
+                <w:color w:val="BCBEC4"/>
+                <w:sz w:val="20"/>
+                <w:szCs w:val="20"/>
+              </w:rPr>
+              <w:br/>
+              <w:t xml:space="preserve">        </w:t>
+            </w:r>
+            <w:proofErr w:type="spellStart"/>
+            <w:r>
+              <w:rPr>
+                <w:rFonts w:ascii="Courier New" w:hAnsi="Courier New" w:cs="Courier New"/>
+                <w:color w:val="BCBEC4"/>
+                <w:sz w:val="20"/>
+                <w:szCs w:val="20"/>
+              </w:rPr>
+              <w:t>System.</w:t>
+            </w:r>
+            <w:r>
+              <w:rPr>
+                <w:rFonts w:ascii="Courier New" w:hAnsi="Courier New" w:cs="Courier New"/>
+                <w:i/>
+                <w:iCs/>
+                <w:color w:val="C77DBB"/>
+                <w:sz w:val="20"/>
+                <w:szCs w:val="20"/>
+              </w:rPr>
+              <w:t>out</w:t>
+            </w:r>
+            <w:r>
+              <w:rPr>
+                <w:rFonts w:ascii="Courier New" w:hAnsi="Courier New" w:cs="Courier New"/>
+                <w:color w:val="BCBEC4"/>
+                <w:sz w:val="20"/>
+                <w:szCs w:val="20"/>
+              </w:rPr>
+              <w:t>.println</w:t>
+            </w:r>
+            <w:proofErr w:type="spellEnd"/>
+            <w:r>
+              <w:rPr>
+                <w:rFonts w:ascii="Courier New" w:hAnsi="Courier New" w:cs="Courier New"/>
+                <w:color w:val="BCBEC4"/>
+                <w:sz w:val="20"/>
+                <w:szCs w:val="20"/>
+              </w:rPr>
+              <w:t>(</w:t>
+            </w:r>
+            <w:r>
+              <w:rPr>
+                <w:rFonts w:ascii="Courier New" w:hAnsi="Courier New" w:cs="Courier New"/>
+                <w:color w:val="6AAB73"/>
+                <w:sz w:val="20"/>
+                <w:szCs w:val="20"/>
+              </w:rPr>
+              <w:t>"</w:t>
+            </w:r>
+            <w:r>
+              <w:rPr>
+                <w:rFonts w:ascii="Courier New" w:hAnsi="Courier New" w:cs="Courier New"/>
+                <w:color w:val="6AAB73"/>
+                <w:sz w:val="20"/>
+                <w:szCs w:val="20"/>
+              </w:rPr>
+              <w:t>게임을</w:t>
+            </w:r>
+            <w:r>
+              <w:rPr>
+                <w:rFonts w:ascii="Courier New" w:hAnsi="Courier New" w:cs="Courier New"/>
+                <w:color w:val="6AAB73"/>
+                <w:sz w:val="20"/>
+                <w:szCs w:val="20"/>
+              </w:rPr>
+              <w:t xml:space="preserve"> </w:t>
+            </w:r>
+            <w:r>
+              <w:rPr>
+                <w:rFonts w:ascii="Courier New" w:hAnsi="Courier New" w:cs="Courier New"/>
+                <w:color w:val="6AAB73"/>
+                <w:sz w:val="20"/>
+                <w:szCs w:val="20"/>
+              </w:rPr>
+              <w:t>종료</w:t>
+            </w:r>
+            <w:r>
+              <w:rPr>
+                <w:rFonts w:ascii="Courier New" w:hAnsi="Courier New" w:cs="Courier New"/>
+                <w:color w:val="6AAB73"/>
+                <w:sz w:val="20"/>
+                <w:szCs w:val="20"/>
+              </w:rPr>
+              <w:t xml:space="preserve"> </w:t>
+            </w:r>
+            <w:r>
+              <w:rPr>
+                <w:rFonts w:ascii="Courier New" w:hAnsi="Courier New" w:cs="Courier New"/>
+                <w:color w:val="6AAB73"/>
+                <w:sz w:val="20"/>
+                <w:szCs w:val="20"/>
+              </w:rPr>
+              <w:t>합니다</w:t>
+            </w:r>
+            <w:r>
+              <w:rPr>
+                <w:rFonts w:ascii="Courier New" w:hAnsi="Courier New" w:cs="Courier New"/>
+                <w:color w:val="6AAB73"/>
+                <w:sz w:val="20"/>
+                <w:szCs w:val="20"/>
+              </w:rPr>
+              <w:t>."</w:t>
+            </w:r>
+            <w:r>
+              <w:rPr>
+                <w:rFonts w:ascii="Courier New" w:hAnsi="Courier New" w:cs="Courier New"/>
+                <w:color w:val="BCBEC4"/>
+                <w:sz w:val="20"/>
+                <w:szCs w:val="20"/>
+              </w:rPr>
+              <w:t>);</w:t>
+            </w:r>
+            <w:r>
+              <w:rPr>
+                <w:rFonts w:ascii="Courier New" w:hAnsi="Courier New" w:cs="Courier New"/>
+                <w:color w:val="BCBEC4"/>
+                <w:sz w:val="20"/>
+                <w:szCs w:val="20"/>
+              </w:rPr>
+              <w:br/>
+              <w:t xml:space="preserve">    }</w:t>
+            </w:r>
+            <w:r>
+              <w:rPr>
+                <w:rFonts w:ascii="Courier New" w:hAnsi="Courier New" w:cs="Courier New"/>
+                <w:color w:val="BCBEC4"/>
+                <w:sz w:val="20"/>
+                <w:szCs w:val="20"/>
+              </w:rPr>
+              <w:br/>
+              <w:t>}</w:t>
+            </w:r>
+          </w:p>
+          <w:p>
+            <w:pPr>
               <w:pStyle w:val="aa"/>
               <w:shd w:val="clear" w:color="auto" w:fill="FFFFFF"/>
               <w:spacing w:before="0" w:beforeAutospacing="0" w:after="0" w:afterAutospacing="0"/>
@@ -23123,16 +28625,6 @@
                 <w:szCs w:val="20"/>
               </w:rPr>
             </w:pPr>
-            <w:r>
-              <w:rPr>
-                <w:rFonts w:asciiTheme="minorEastAsia" w:eastAsiaTheme="minorEastAsia" w:hAnsiTheme="minorEastAsia" w:hint="eastAsia"/>
-                <w:b w:val="0"/>
-                <w:color w:val="000000"/>
-                <w:sz w:val="20"/>
-                <w:szCs w:val="20"/>
-              </w:rPr>
-              <w:t xml:space="preserve"> </w:t>
-            </w:r>
           </w:p>
         </w:tc>
       </w:tr>
@@ -23166,6 +28658,7 @@
                 <w:color w:val="000000" w:themeColor="text1"/>
                 <w:szCs w:val="20"/>
               </w:rPr>
+              <w:lastRenderedPageBreak/>
               <w:t>[</w:t>
             </w:r>
             <w:r>
@@ -23217,6 +28710,57 @@
                 <w:szCs w:val="20"/>
               </w:rPr>
             </w:pPr>
+            <w:r>
+              <w:rPr>
+                <w:rFonts w:asciiTheme="minorEastAsia" w:hAnsiTheme="minorEastAsia"/>
+                <w:b w:val="0"/>
+                <w:noProof/>
+                <w:color w:val="000000" w:themeColor="text1"/>
+                <w:szCs w:val="20"/>
+              </w:rPr>
+              <w:lastRenderedPageBreak/>
+              <w:drawing>
+                <wp:inline distT="0" distB="0" distL="0" distR="0" wp14:anchorId="220AC7A6" wp14:editId="23441C65">
+                  <wp:extent cx="3467100" cy="5702300"/>
+                  <wp:effectExtent l="0" t="0" r="0" b="0"/>
+                  <wp:docPr id="832187432" name="그림 4" descr="텍스트, 스크린샷, 소프트웨어, 멀티미디어 소프트웨어이(가) 표시된 사진&#10;&#10;AI가 생성한 콘텐츠는 부정확할 수 있습니다."/>
+                  <wp:cNvGraphicFramePr>
+                    <a:graphicFrameLocks xmlns:a="http://schemas.openxmlformats.org/drawingml/2006/main" noChangeAspect="1"/>
+                  </wp:cNvGraphicFramePr>
+                  <a:graphic xmlns:a="http://schemas.openxmlformats.org/drawingml/2006/main">
+                    <a:graphicData uri="http://schemas.openxmlformats.org/drawingml/2006/picture">
+                      <pic:pic xmlns:pic="http://schemas.openxmlformats.org/drawingml/2006/picture">
+                        <pic:nvPicPr>
+                          <pic:cNvPr id="832187432" name="그림 4" descr="텍스트, 스크린샷, 소프트웨어, 멀티미디어 소프트웨어이(가) 표시된 사진&#10;&#10;AI가 생성한 콘텐츠는 부정확할 수 있습니다."/>
+                          <pic:cNvPicPr/>
+                        </pic:nvPicPr>
+                        <pic:blipFill>
+                          <a:blip r:embed="rId41">
+                            <a:extLst>
+                              <a:ext uri="{28A0092B-C50C-407E-A947-70E740481C1C}">
+                                <a14:useLocalDpi xmlns:a14="http://schemas.microsoft.com/office/drawing/2010/main" val="0"/>
+                              </a:ext>
+                            </a:extLst>
+                          </a:blip>
+                          <a:stretch>
+                            <a:fillRect/>
+                          </a:stretch>
+                        </pic:blipFill>
+                        <pic:spPr>
+                          <a:xfrm>
+                            <a:off x="0" y="0"/>
+                            <a:ext cx="3467100" cy="5702300"/>
+                          </a:xfrm>
+                          <a:prstGeom prst="rect">
+                            <a:avLst/>
+                          </a:prstGeom>
+                        </pic:spPr>
+                      </pic:pic>
+                    </a:graphicData>
+                  </a:graphic>
+                </wp:inline>
+              </w:drawing>
+            </w:r>
           </w:p>
         </w:tc>
       </w:tr>
